--- a/apps/api/templates/ע-קרינה-הצעת-מחיר-למיגון-קרינה-אלקטרומגנטית.docx
+++ b/apps/api/templates/ע-קרינה-הצעת-מחיר-למיגון-קרינה-אלקטרומגנטית.docx
@@ -5303,6 +5303,19 @@
         </w:rPr>
       </w:pPr>
     </w:p>
+    <w:p>
+      <w:pPr>
+        <w:rPr>
+          <w:vanish/>
+        </w:rPr>
+      </w:pPr>
+      <w:r>
+        <w:rPr>
+          <w:vanish/>
+        </w:rPr>
+        <w:t xml:space="preserve">{#hasDiscount}</w:t>
+      </w:r>
+    </w:p>
     <w:tbl>
       <w:tblPr>
         <w:bidiVisual/>
@@ -5463,18 +5476,7 @@
                 <w:szCs w:val="28"/>
                 <w:rtl/>
               </w:rPr>
-              <w:t xml:space="preserve">מחיר </w:t>
-            </w:r>
-            <w:r>
-              <w:rPr>
-                <w:rFonts w:cs="David" w:hint="cs"/>
-                <w:b/>
-                <w:bCs/>
-                <w:sz w:val="28"/>
-                <w:szCs w:val="28"/>
-                <w:rtl/>
-              </w:rPr>
-              <w:t>למ"ר</w:t>
+              <w:t>מחיר ליחידה</w:t>
             </w:r>
           </w:p>
         </w:tc>
@@ -5563,7 +5565,6 @@
                 <w:rtl/>
               </w:rPr>
             </w:pPr>
-            <w:bookmarkStart w:id="6" w:name="fldLine"/>
             <w:r>
               <w:rPr>
                 <w:rFonts w:cs="David" w:hint="cs"/>
@@ -5575,7 +5576,6 @@
               </w:rPr>
               <w:t xml:space="preserve">{#items}{lineNumber}</w:t>
             </w:r>
-            <w:bookmarkEnd w:id="6"/>
           </w:p>
         </w:tc>
         <w:tc>
@@ -5593,7 +5593,6 @@
                 <w:rtl/>
               </w:rPr>
             </w:pPr>
-            <w:bookmarkStart w:id="7" w:name="fldMakat"/>
             <w:r>
               <w:rPr>
                 <w:rFonts w:cs="David" w:hint="cs"/>
@@ -5605,7 +5604,6 @@
               </w:rPr>
               <w:t xml:space="preserve">{itemCode}</w:t>
             </w:r>
-            <w:bookmarkEnd w:id="7"/>
           </w:p>
         </w:tc>
         <w:tc>
@@ -5623,7 +5621,6 @@
                 <w:rtl/>
               </w:rPr>
             </w:pPr>
-            <w:bookmarkStart w:id="8" w:name="fldProduct"/>
             <w:r>
               <w:rPr>
                 <w:rFonts w:cs="David" w:hint="cs"/>
@@ -5635,7 +5632,6 @@
               </w:rPr>
               <w:t xml:space="preserve">{description}</w:t>
             </w:r>
-            <w:bookmarkEnd w:id="8"/>
           </w:p>
         </w:tc>
         <w:tc>
@@ -5653,7 +5649,6 @@
                 <w:rtl/>
               </w:rPr>
             </w:pPr>
-            <w:bookmarkStart w:id="9" w:name="fldAmmount"/>
             <w:r>
               <w:rPr>
                 <w:rFonts w:cs="David" w:hint="cs"/>
@@ -5665,7 +5660,6 @@
               </w:rPr>
               <w:t xml:space="preserve">{quantity}</w:t>
             </w:r>
-            <w:bookmarkEnd w:id="9"/>
           </w:p>
         </w:tc>
         <w:tc>
@@ -5683,7 +5677,6 @@
                 <w:rtl/>
               </w:rPr>
             </w:pPr>
-            <w:bookmarkStart w:id="10" w:name="fldPrice"/>
             <w:r>
               <w:rPr>
                 <w:rFonts w:cs="David" w:hint="cs"/>
@@ -5695,7 +5688,6 @@
               </w:rPr>
               <w:t xml:space="preserve">{unitPrice}</w:t>
             </w:r>
-            <w:bookmarkEnd w:id="10"/>
           </w:p>
         </w:tc>
         <w:tc>
@@ -5713,7 +5705,6 @@
                 <w:rtl/>
               </w:rPr>
             </w:pPr>
-            <w:bookmarkStart w:id="11" w:name="fldLineDiscount"/>
             <w:r>
               <w:rPr>
                 <w:rFonts w:cs="David" w:hint="cs"/>
@@ -5725,7 +5716,6 @@
               </w:rPr>
               <w:t xml:space="preserve">{lineDiscountPercent}</w:t>
             </w:r>
-            <w:bookmarkEnd w:id="11"/>
           </w:p>
         </w:tc>
         <w:tc>
@@ -5743,7 +5733,6 @@
                 <w:rtl/>
               </w:rPr>
             </w:pPr>
-            <w:bookmarkStart w:id="12" w:name="fldLineTotal"/>
             <w:r>
               <w:rPr>
                 <w:rFonts w:cs="David" w:hint="cs"/>
@@ -5755,7 +5744,6 @@
               </w:rPr>
               <w:t xml:space="preserve">{lineTotal}{/items}</w:t>
             </w:r>
-            <w:bookmarkEnd w:id="12"/>
           </w:p>
         </w:tc>
       </w:tr>
@@ -5841,7 +5829,6 @@
                 <w:rtl/>
               </w:rPr>
             </w:pPr>
-            <w:bookmarkStart w:id="13" w:name="fldDiscount"/>
             <w:r>
               <w:rPr>
                 <w:rFonts w:cs="David" w:hint="cs"/>
@@ -5853,7 +5840,6 @@
               </w:rPr>
               <w:t xml:space="preserve">{discountPercent}</w:t>
             </w:r>
-            <w:bookmarkEnd w:id="13"/>
           </w:p>
         </w:tc>
       </w:tr>
@@ -5882,19 +5868,7 @@
                 <w:szCs w:val="28"/>
                 <w:rtl/>
               </w:rPr>
-              <w:t xml:space="preserve">סה"כ לאחר </w:t>
-            </w:r>
-            <w:r>
-              <w:rPr>
-                <w:rFonts w:cs="David" w:hint="cs"/>
-                <w:b/>
-                <w:bCs/>
-                <w:sz w:val="28"/>
-                <w:szCs w:val="28"/>
-                <w:rtl/>
-              </w:rPr>
-              <w:lastRenderedPageBreak/>
-              <w:t>הנחה</w:t>
+              <w:t>סה"כ לאחר הנחה</w:t>
             </w:r>
           </w:p>
         </w:tc>
@@ -5913,7 +5887,6 @@
                 <w:rtl/>
               </w:rPr>
             </w:pPr>
-            <w:bookmarkStart w:id="14" w:name="fldTotalAfterDiscount"/>
             <w:r>
               <w:rPr>
                 <w:rFonts w:cs="David" w:hint="cs"/>
@@ -5925,7 +5898,6 @@
               </w:rPr>
               <w:t xml:space="preserve">{subtotalAfterDiscount}</w:t>
             </w:r>
-            <w:bookmarkEnd w:id="14"/>
           </w:p>
         </w:tc>
       </w:tr>
@@ -5995,7 +5967,6 @@
                 <w:rtl/>
               </w:rPr>
             </w:pPr>
-            <w:bookmarkStart w:id="15" w:name="fldMAAM"/>
             <w:r>
               <w:rPr>
                 <w:rFonts w:cs="David" w:hint="cs"/>
@@ -6007,7 +5978,6 @@
               </w:rPr>
               <w:t xml:space="preserve">{vatAmount}</w:t>
             </w:r>
-            <w:bookmarkEnd w:id="15"/>
           </w:p>
         </w:tc>
       </w:tr>
@@ -6055,7 +6025,6 @@
                 <w:rtl/>
               </w:rPr>
             </w:pPr>
-            <w:bookmarkStart w:id="16" w:name="fldTotalAfterMaaM"/>
             <w:r>
               <w:rPr>
                 <w:rFonts w:cs="David" w:hint="cs"/>
@@ -6067,11 +6036,747 @@
               </w:rPr>
               <w:t xml:space="preserve">{totalAmount}</w:t>
             </w:r>
-            <w:bookmarkEnd w:id="16"/>
           </w:p>
         </w:tc>
       </w:tr>
     </w:tbl>
+    <w:p>
+      <w:pPr>
+        <w:rPr>
+          <w:vanish/>
+        </w:rPr>
+      </w:pPr>
+      <w:r>
+        <w:rPr>
+          <w:vanish/>
+        </w:rPr>
+        <w:t xml:space="preserve">{/hasDiscount}</w:t>
+      </w:r>
+    </w:p>
+    <w:p>
+      <w:pPr>
+        <w:rPr>
+          <w:rFonts w:cs="David"/>
+          <w:sz w:val="28"/>
+          <w:szCs w:val="28"/>
+          <w:rtl/>
+        </w:rPr>
+      </w:pPr>
+    </w:p>
+    <w:p>
+      <w:pPr>
+        <w:rPr>
+          <w:rFonts w:cs="David"/>
+          <w:sz w:val="28"/>
+          <w:szCs w:val="28"/>
+          <w:rtl/>
+        </w:rPr>
+      </w:pPr>
+    </w:p>
+    <w:p>
+      <w:pPr>
+        <w:rPr>
+          <w:rFonts w:cs="David"/>
+          <w:sz w:val="28"/>
+          <w:szCs w:val="28"/>
+          <w:rtl/>
+        </w:rPr>
+      </w:pPr>
+    </w:p>
+    <w:p>
+      <w:pPr>
+        <w:rPr>
+          <w:rFonts w:cs="David"/>
+          <w:sz w:val="28"/>
+          <w:szCs w:val="28"/>
+          <w:rtl/>
+        </w:rPr>
+      </w:pPr>
+    </w:p>
+    <w:p>
+      <w:pPr>
+        <w:rPr>
+          <w:rFonts w:cs="David"/>
+          <w:sz w:val="28"/>
+          <w:szCs w:val="28"/>
+          <w:rtl/>
+        </w:rPr>
+      </w:pPr>
+    </w:p>
+    <w:p>
+      <w:pPr>
+        <w:rPr>
+          <w:rFonts w:cs="David"/>
+          <w:sz w:val="28"/>
+          <w:szCs w:val="28"/>
+          <w:rtl/>
+        </w:rPr>
+      </w:pPr>
+    </w:p>
+    <w:p>
+      <w:pPr>
+        <w:rPr>
+          <w:rFonts w:cs="David"/>
+          <w:sz w:val="28"/>
+          <w:szCs w:val="28"/>
+          <w:rtl/>
+        </w:rPr>
+      </w:pPr>
+    </w:p>
+    <w:p>
+      <w:pPr>
+        <w:rPr>
+          <w:rFonts w:cs="David"/>
+          <w:sz w:val="28"/>
+          <w:szCs w:val="28"/>
+          <w:rtl/>
+        </w:rPr>
+      </w:pPr>
+    </w:p>
+    <w:p>
+      <w:pPr>
+        <w:rPr>
+          <w:rFonts w:cs="David"/>
+          <w:sz w:val="28"/>
+          <w:szCs w:val="28"/>
+          <w:rtl/>
+        </w:rPr>
+      </w:pPr>
+    </w:p>
+    <w:p>
+      <w:pPr>
+        <w:rPr>
+          <w:rFonts w:cs="David"/>
+          <w:sz w:val="28"/>
+          <w:szCs w:val="28"/>
+          <w:rtl/>
+        </w:rPr>
+      </w:pPr>
+    </w:p>
+    <w:p>
+      <w:pPr>
+        <w:rPr>
+          <w:vanish/>
+        </w:rPr>
+      </w:pPr>
+      <w:r>
+        <w:rPr>
+          <w:vanish/>
+        </w:rPr>
+        <w:t xml:space="preserve">{^hasDiscount}</w:t>
+      </w:r>
+    </w:p>
+    <w:tbl>
+      <w:tblPr>
+        <w:bidiVisual/>
+        <w:tblW w:w="0" w:type="auto"/>
+        <w:tblBorders>
+          <w:top w:val="single" w:sz="4" w:space="0" w:color="auto"/>
+          <w:left w:val="single" w:sz="4" w:space="0" w:color="auto"/>
+          <w:bottom w:val="single" w:sz="4" w:space="0" w:color="auto"/>
+          <w:right w:val="single" w:sz="4" w:space="0" w:color="auto"/>
+          <w:insideH w:val="single" w:sz="4" w:space="0" w:color="auto"/>
+          <w:insideV w:val="single" w:sz="4" w:space="0" w:color="auto"/>
+        </w:tblBorders>
+        <w:tblLook w:val="04A0" w:firstRow="1" w:lastRow="0" w:firstColumn="1" w:lastColumn="0" w:noHBand="0" w:noVBand="1"/>
+      </w:tblPr>
+      <w:tblGrid>
+        <w:gridCol w:w="911"/>
+        <w:gridCol w:w="911"/>
+        <w:gridCol w:w="3142"/>
+        <w:gridCol w:w="851"/>
+        <w:gridCol w:w="1177"/>
+        <w:gridCol w:w="1764"/>
+      </w:tblGrid>
+      <w:tr>
+        <w:tc>
+          <w:tcPr>
+            <w:tcW w:w="911" w:type="dxa"/>
+          </w:tcPr>
+          <w:p>
+            <w:pPr>
+              <w:rPr>
+                <w:rFonts w:cs="David"/>
+                <w:b/>
+                <w:bCs/>
+                <w:sz w:val="28"/>
+                <w:szCs w:val="28"/>
+                <w:rtl/>
+              </w:rPr>
+            </w:pPr>
+            <w:r>
+              <w:rPr>
+                <w:rFonts w:cs="David" w:hint="cs"/>
+                <w:b/>
+                <w:bCs/>
+                <w:sz w:val="28"/>
+                <w:szCs w:val="28"/>
+                <w:rtl/>
+              </w:rPr>
+              <w:t>שורה</w:t>
+            </w:r>
+          </w:p>
+        </w:tc>
+        <w:tc>
+          <w:tcPr>
+            <w:tcW w:w="911" w:type="dxa"/>
+          </w:tcPr>
+          <w:p>
+            <w:pPr>
+              <w:rPr>
+                <w:rFonts w:cs="David"/>
+                <w:b/>
+                <w:bCs/>
+                <w:sz w:val="28"/>
+                <w:szCs w:val="28"/>
+                <w:rtl/>
+              </w:rPr>
+            </w:pPr>
+            <w:r>
+              <w:rPr>
+                <w:rFonts w:cs="David" w:hint="cs"/>
+                <w:b/>
+                <w:bCs/>
+                <w:sz w:val="28"/>
+                <w:szCs w:val="28"/>
+                <w:rtl/>
+              </w:rPr>
+              <w:t xml:space="preserve">מק"ט </w:t>
+            </w:r>
+          </w:p>
+        </w:tc>
+        <w:tc>
+          <w:tcPr>
+            <w:tcW w:w="3142" w:type="dxa"/>
+          </w:tcPr>
+          <w:p>
+            <w:pPr>
+              <w:rPr>
+                <w:rFonts w:cs="David"/>
+                <w:b/>
+                <w:bCs/>
+                <w:sz w:val="28"/>
+                <w:szCs w:val="28"/>
+                <w:rtl/>
+              </w:rPr>
+            </w:pPr>
+            <w:r>
+              <w:rPr>
+                <w:rFonts w:cs="David" w:hint="cs"/>
+                <w:b/>
+                <w:bCs/>
+                <w:sz w:val="28"/>
+                <w:szCs w:val="28"/>
+                <w:rtl/>
+              </w:rPr>
+              <w:t>תיאור המוצר</w:t>
+            </w:r>
+          </w:p>
+        </w:tc>
+        <w:tc>
+          <w:tcPr>
+            <w:tcW w:w="851" w:type="dxa"/>
+          </w:tcPr>
+          <w:p>
+            <w:pPr>
+              <w:rPr>
+                <w:rFonts w:cs="David"/>
+                <w:b/>
+                <w:bCs/>
+                <w:sz w:val="28"/>
+                <w:szCs w:val="28"/>
+                <w:rtl/>
+              </w:rPr>
+            </w:pPr>
+            <w:r>
+              <w:rPr>
+                <w:rFonts w:cs="David" w:hint="cs"/>
+                <w:b/>
+                <w:bCs/>
+                <w:sz w:val="28"/>
+                <w:szCs w:val="28"/>
+                <w:rtl/>
+              </w:rPr>
+              <w:t>כמות</w:t>
+            </w:r>
+          </w:p>
+        </w:tc>
+        <w:tc>
+          <w:tcPr>
+            <w:tcW w:w="1177" w:type="dxa"/>
+          </w:tcPr>
+          <w:p>
+            <w:pPr>
+              <w:rPr>
+                <w:rFonts w:cs="David"/>
+                <w:b/>
+                <w:bCs/>
+                <w:sz w:val="28"/>
+                <w:szCs w:val="28"/>
+                <w:rtl/>
+              </w:rPr>
+            </w:pPr>
+            <w:r>
+              <w:rPr>
+                <w:rFonts w:cs="David" w:hint="cs"/>
+                <w:b/>
+                <w:bCs/>
+                <w:sz w:val="28"/>
+                <w:szCs w:val="28"/>
+                <w:rtl/>
+              </w:rPr>
+              <w:t>מחיר ליחידה</w:t>
+            </w:r>
+          </w:p>
+        </w:tc>
+        <w:tc>
+          <w:tcPr>
+            <w:tcW w:w="1764" w:type="dxa"/>
+          </w:tcPr>
+          <w:p>
+            <w:pPr>
+              <w:rPr>
+                <w:rFonts w:cs="David"/>
+                <w:b/>
+                <w:bCs/>
+                <w:sz w:val="28"/>
+                <w:szCs w:val="28"/>
+                <w:rtl/>
+              </w:rPr>
+            </w:pPr>
+            <w:r>
+              <w:rPr>
+                <w:rFonts w:cs="David" w:hint="cs"/>
+                <w:b/>
+                <w:bCs/>
+                <w:sz w:val="28"/>
+                <w:szCs w:val="28"/>
+                <w:rtl/>
+              </w:rPr>
+              <w:t>סה"כ ₪</w:t>
+            </w:r>
+          </w:p>
+          <w:p>
+            <w:pPr>
+              <w:rPr>
+                <w:rFonts w:cs="David"/>
+                <w:b/>
+                <w:bCs/>
+                <w:sz w:val="28"/>
+                <w:szCs w:val="28"/>
+                <w:rtl/>
+              </w:rPr>
+            </w:pPr>
+          </w:p>
+        </w:tc>
+      </w:tr>
+      <w:tr>
+        <w:tc>
+          <w:tcPr>
+            <w:tcW w:w="911" w:type="dxa"/>
+          </w:tcPr>
+          <w:p>
+            <w:pPr>
+              <w:rPr>
+                <w:rFonts w:cs="David"/>
+                <w:b/>
+                <w:bCs/>
+                <w:sz w:val="28"/>
+                <w:szCs w:val="28"/>
+                <w:rtl/>
+              </w:rPr>
+            </w:pPr>
+            <w:r>
+              <w:rPr>
+                <w:rFonts w:cs="David" w:hint="cs"/>
+                <w:b/>
+                <w:bCs/>
+                <w:sz w:val="28"/>
+                <w:szCs w:val="28"/>
+                <w:rtl/>
+              </w:rPr>
+              <w:t xml:space="preserve">{#items}{lineNumber}</w:t>
+            </w:r>
+          </w:p>
+        </w:tc>
+        <w:tc>
+          <w:tcPr>
+            <w:tcW w:w="911" w:type="dxa"/>
+          </w:tcPr>
+          <w:p>
+            <w:pPr>
+              <w:rPr>
+                <w:rFonts w:cs="David"/>
+                <w:b/>
+                <w:bCs/>
+                <w:sz w:val="28"/>
+                <w:szCs w:val="28"/>
+                <w:rtl/>
+              </w:rPr>
+            </w:pPr>
+            <w:r>
+              <w:rPr>
+                <w:rFonts w:cs="David" w:hint="cs"/>
+                <w:b/>
+                <w:bCs/>
+                <w:sz w:val="28"/>
+                <w:szCs w:val="28"/>
+                <w:rtl/>
+              </w:rPr>
+              <w:t xml:space="preserve">{itemCode}</w:t>
+            </w:r>
+          </w:p>
+        </w:tc>
+        <w:tc>
+          <w:tcPr>
+            <w:tcW w:w="3142" w:type="dxa"/>
+          </w:tcPr>
+          <w:p>
+            <w:pPr>
+              <w:rPr>
+                <w:rFonts w:cs="David"/>
+                <w:b/>
+                <w:bCs/>
+                <w:sz w:val="28"/>
+                <w:szCs w:val="28"/>
+                <w:rtl/>
+              </w:rPr>
+            </w:pPr>
+            <w:r>
+              <w:rPr>
+                <w:rFonts w:cs="David" w:hint="cs"/>
+                <w:b/>
+                <w:bCs/>
+                <w:sz w:val="28"/>
+                <w:szCs w:val="28"/>
+                <w:rtl/>
+              </w:rPr>
+              <w:t xml:space="preserve">{description}</w:t>
+            </w:r>
+          </w:p>
+        </w:tc>
+        <w:tc>
+          <w:tcPr>
+            <w:tcW w:w="851" w:type="dxa"/>
+          </w:tcPr>
+          <w:p>
+            <w:pPr>
+              <w:rPr>
+                <w:rFonts w:cs="David"/>
+                <w:b/>
+                <w:bCs/>
+                <w:sz w:val="28"/>
+                <w:szCs w:val="28"/>
+                <w:rtl/>
+              </w:rPr>
+            </w:pPr>
+            <w:r>
+              <w:rPr>
+                <w:rFonts w:cs="David" w:hint="cs"/>
+                <w:b/>
+                <w:bCs/>
+                <w:sz w:val="28"/>
+                <w:szCs w:val="28"/>
+                <w:rtl/>
+              </w:rPr>
+              <w:t xml:space="preserve">{quantity}</w:t>
+            </w:r>
+          </w:p>
+        </w:tc>
+        <w:tc>
+          <w:tcPr>
+            <w:tcW w:w="1177" w:type="dxa"/>
+          </w:tcPr>
+          <w:p>
+            <w:pPr>
+              <w:rPr>
+                <w:rFonts w:cs="David"/>
+                <w:b/>
+                <w:bCs/>
+                <w:sz w:val="28"/>
+                <w:szCs w:val="28"/>
+                <w:rtl/>
+              </w:rPr>
+            </w:pPr>
+            <w:r>
+              <w:rPr>
+                <w:rFonts w:cs="David" w:hint="cs"/>
+                <w:b/>
+                <w:bCs/>
+                <w:sz w:val="28"/>
+                <w:szCs w:val="28"/>
+                <w:rtl/>
+              </w:rPr>
+              <w:t xml:space="preserve">{unitPrice}</w:t>
+            </w:r>
+          </w:p>
+        </w:tc>
+        <w:tc>
+          <w:tcPr>
+            <w:tcW w:w="1764" w:type="dxa"/>
+          </w:tcPr>
+          <w:p>
+            <w:pPr>
+              <w:rPr>
+                <w:rFonts w:cs="David" w:hint="cs"/>
+                <w:b/>
+                <w:bCs/>
+                <w:sz w:val="28"/>
+                <w:szCs w:val="28"/>
+                <w:rtl/>
+              </w:rPr>
+            </w:pPr>
+            <w:r>
+              <w:rPr>
+                <w:rFonts w:cs="David" w:hint="cs"/>
+                <w:b/>
+                <w:bCs/>
+                <w:sz w:val="28"/>
+                <w:szCs w:val="28"/>
+                <w:rtl/>
+              </w:rPr>
+              <w:t xml:space="preserve">{lineTotal}{/items}</w:t>
+            </w:r>
+          </w:p>
+        </w:tc>
+      </w:tr>
+    </w:tbl>
+    <w:p>
+      <w:pPr>
+        <w:rPr>
+          <w:vanish/>
+        </w:rPr>
+      </w:pPr>
+    </w:p>
+    <w:tbl>
+      <w:tblPr>
+        <w:tblpPr w:leftFromText="180" w:rightFromText="180" w:vertAnchor="text" w:horzAnchor="page" w:tblpX="2434" w:tblpY="249"/>
+        <w:bidiVisual/>
+        <w:tblW w:w="0" w:type="auto"/>
+        <w:tblBorders>
+          <w:top w:val="single" w:sz="4" w:space="0" w:color="auto"/>
+          <w:left w:val="single" w:sz="4" w:space="0" w:color="auto"/>
+          <w:bottom w:val="single" w:sz="4" w:space="0" w:color="auto"/>
+          <w:right w:val="single" w:sz="4" w:space="0" w:color="auto"/>
+          <w:insideH w:val="single" w:sz="4" w:space="0" w:color="auto"/>
+          <w:insideV w:val="single" w:sz="4" w:space="0" w:color="auto"/>
+        </w:tblBorders>
+        <w:tblLook w:val="04A0" w:firstRow="1" w:lastRow="0" w:firstColumn="1" w:lastColumn="0" w:noHBand="0" w:noVBand="1"/>
+      </w:tblPr>
+      <w:tblGrid>
+        <w:gridCol w:w="1764"/>
+        <w:gridCol w:w="1764"/>
+      </w:tblGrid>
+      <w:tr>
+        <w:tc>
+          <w:tcPr>
+            <w:tcW w:w="1764" w:type="dxa"/>
+          </w:tcPr>
+          <w:p>
+            <w:pPr>
+              <w:rPr>
+                <w:rFonts w:cs="David"/>
+                <w:b/>
+                <w:bCs/>
+                <w:sz w:val="28"/>
+                <w:szCs w:val="28"/>
+                <w:rtl/>
+              </w:rPr>
+            </w:pPr>
+            <w:r>
+              <w:rPr>
+                <w:rFonts w:cs="David" w:hint="cs"/>
+                <w:b/>
+                <w:bCs/>
+                <w:sz w:val="28"/>
+                <w:szCs w:val="28"/>
+                <w:rtl/>
+              </w:rPr>
+              <w:t>סה"כ</w:t>
+            </w:r>
+          </w:p>
+        </w:tc>
+        <w:tc>
+          <w:tcPr>
+            <w:tcW w:w="1764" w:type="dxa"/>
+          </w:tcPr>
+          <w:p>
+            <w:pPr>
+              <w:rPr>
+                <w:rFonts w:cs="David"/>
+                <w:b/>
+                <w:bCs/>
+                <w:sz w:val="28"/>
+                <w:szCs w:val="28"/>
+                <w:rtl/>
+              </w:rPr>
+            </w:pPr>
+            <w:r>
+              <w:rPr>
+                <w:rFonts w:cs="David" w:hint="cs"/>
+                <w:b/>
+                <w:bCs/>
+                <w:sz w:val="28"/>
+                <w:szCs w:val="28"/>
+                <w:rtl/>
+              </w:rPr>
+              <w:t xml:space="preserve">{subtotalAfterDiscount}</w:t>
+            </w:r>
+          </w:p>
+        </w:tc>
+      </w:tr>
+      <w:tr>
+        <w:tc>
+          <w:tcPr>
+            <w:tcW w:w="1764" w:type="dxa"/>
+          </w:tcPr>
+          <w:p>
+            <w:pPr>
+              <w:rPr>
+                <w:rFonts w:cs="David"/>
+                <w:b/>
+                <w:bCs/>
+                <w:sz w:val="28"/>
+                <w:szCs w:val="28"/>
+                <w:rtl/>
+              </w:rPr>
+            </w:pPr>
+            <w:r>
+              <w:rPr>
+                <w:rFonts w:cs="David" w:hint="cs"/>
+                <w:b/>
+                <w:bCs/>
+                <w:sz w:val="28"/>
+                <w:szCs w:val="28"/>
+                <w:rtl/>
+              </w:rPr>
+              <w:t>מע"מ 1</w:t>
+            </w:r>
+            <w:r>
+              <w:rPr>
+                <w:rFonts w:cs="David" w:hint="cs"/>
+                <w:b/>
+                <w:bCs/>
+                <w:sz w:val="28"/>
+                <w:szCs w:val="28"/>
+                <w:rtl/>
+              </w:rPr>
+              <w:t>8</w:t>
+            </w:r>
+            <w:r>
+              <w:rPr>
+                <w:rFonts w:cs="David" w:hint="cs"/>
+                <w:b/>
+                <w:bCs/>
+                <w:sz w:val="28"/>
+                <w:szCs w:val="28"/>
+                <w:rtl/>
+              </w:rPr>
+              <w:t>%</w:t>
+            </w:r>
+          </w:p>
+        </w:tc>
+        <w:tc>
+          <w:tcPr>
+            <w:tcW w:w="1764" w:type="dxa"/>
+          </w:tcPr>
+          <w:p>
+            <w:pPr>
+              <w:rPr>
+                <w:rFonts w:cs="David"/>
+                <w:b/>
+                <w:bCs/>
+                <w:sz w:val="28"/>
+                <w:szCs w:val="28"/>
+                <w:rtl/>
+              </w:rPr>
+            </w:pPr>
+            <w:r>
+              <w:rPr>
+                <w:rFonts w:cs="David" w:hint="cs"/>
+                <w:b/>
+                <w:bCs/>
+                <w:sz w:val="28"/>
+                <w:szCs w:val="28"/>
+                <w:rtl/>
+              </w:rPr>
+              <w:t xml:space="preserve">{vatAmount}</w:t>
+            </w:r>
+          </w:p>
+        </w:tc>
+      </w:tr>
+      <w:tr>
+        <w:tc>
+          <w:tcPr>
+            <w:tcW w:w="1764" w:type="dxa"/>
+          </w:tcPr>
+          <w:p>
+            <w:pPr>
+              <w:rPr>
+                <w:rFonts w:cs="David"/>
+                <w:b/>
+                <w:bCs/>
+                <w:sz w:val="28"/>
+                <w:szCs w:val="28"/>
+                <w:rtl/>
+              </w:rPr>
+            </w:pPr>
+            <w:r>
+              <w:rPr>
+                <w:rFonts w:cs="David" w:hint="cs"/>
+                <w:b/>
+                <w:bCs/>
+                <w:sz w:val="28"/>
+                <w:szCs w:val="28"/>
+                <w:rtl/>
+              </w:rPr>
+              <w:t xml:space="preserve">סה"כ לתשלום </w:t>
+            </w:r>
+          </w:p>
+        </w:tc>
+        <w:tc>
+          <w:tcPr>
+            <w:tcW w:w="1764" w:type="dxa"/>
+          </w:tcPr>
+          <w:p>
+            <w:pPr>
+              <w:rPr>
+                <w:rFonts w:cs="David"/>
+                <w:b/>
+                <w:bCs/>
+                <w:sz w:val="28"/>
+                <w:szCs w:val="28"/>
+                <w:rtl/>
+              </w:rPr>
+            </w:pPr>
+            <w:r>
+              <w:rPr>
+                <w:rFonts w:cs="David" w:hint="cs"/>
+                <w:b/>
+                <w:bCs/>
+                <w:sz w:val="28"/>
+                <w:szCs w:val="28"/>
+                <w:rtl/>
+              </w:rPr>
+              <w:t xml:space="preserve">{totalAmount}</w:t>
+            </w:r>
+          </w:p>
+        </w:tc>
+      </w:tr>
+    </w:tbl>
+    <w:p>
+      <w:pPr>
+        <w:rPr>
+          <w:vanish/>
+        </w:rPr>
+      </w:pPr>
+      <w:r>
+        <w:rPr>
+          <w:vanish/>
+        </w:rPr>
+        <w:t xml:space="preserve">{/hasDiscount}</w:t>
+      </w:r>
+    </w:p>
     <w:p>
       <w:pPr>
         <w:rPr>

--- a/apps/api/templates/ע-קרינה-הצעת-מחיר-למיגון-קרינה-אלקטרומגנטית.docx
+++ b/apps/api/templates/ע-קרינה-הצעת-מחיר-למיגון-קרינה-אלקטרומגנטית.docx
@@ -7893,223 +7893,6 @@
     </w:p>
     <w:p>
       <w:pPr>
-        <w:jc w:val="center"/>
-        <w:rPr>
-          <w:rFonts w:cs="David"/>
-          <w:sz w:val="28"/>
-          <w:szCs w:val="28"/>
-          <w:rtl/>
-        </w:rPr>
-      </w:pPr>
-      <w:r>
-        <w:rPr>
-          <w:rFonts w:cs="David" w:hint="cs"/>
-          <w:sz w:val="28"/>
-          <w:szCs w:val="28"/>
-          <w:rtl/>
-        </w:rPr>
-        <w:t>הנני מאשר את הצעה על כל סעיפיה</w:t>
-      </w:r>
-      <w:r>
-        <w:rPr>
-          <w:rFonts w:cs="David" w:hint="cs"/>
-          <w:sz w:val="28"/>
-          <w:szCs w:val="28"/>
-          <w:rtl/>
-        </w:rPr>
-        <w:t>.</w:t>
-      </w:r>
-    </w:p>
-    <w:p>
-      <w:pPr>
-        <w:ind w:left="360"/>
-        <w:jc w:val="both"/>
-        <w:rPr>
-          <w:rFonts w:cs="David"/>
-          <w:b/>
-          <w:bCs/>
-          <w:u w:val="single"/>
-          <w:rtl/>
-        </w:rPr>
-      </w:pPr>
-    </w:p>
-    <w:tbl>
-      <w:tblPr>
-        <w:bidiVisual/>
-        <w:tblW w:w="0" w:type="auto"/>
-        <w:tblInd w:w="360" w:type="dxa"/>
-        <w:tblBorders>
-          <w:top w:val="single" w:sz="4" w:space="0" w:color="auto"/>
-          <w:left w:val="single" w:sz="4" w:space="0" w:color="auto"/>
-          <w:bottom w:val="single" w:sz="4" w:space="0" w:color="auto"/>
-          <w:right w:val="single" w:sz="4" w:space="0" w:color="auto"/>
-          <w:insideH w:val="single" w:sz="4" w:space="0" w:color="auto"/>
-          <w:insideV w:val="single" w:sz="4" w:space="0" w:color="auto"/>
-        </w:tblBorders>
-        <w:tblLook w:val="04A0" w:firstRow="1" w:lastRow="0" w:firstColumn="1" w:lastColumn="0" w:noHBand="0" w:noVBand="1"/>
-      </w:tblPr>
-      <w:tblGrid>
-        <w:gridCol w:w="3366"/>
-        <w:gridCol w:w="3366"/>
-        <w:gridCol w:w="3364"/>
-      </w:tblGrid>
-      <w:tr>
-        <w:tc>
-          <w:tcPr>
-            <w:tcW w:w="3560" w:type="dxa"/>
-            <w:vAlign w:val="center"/>
-          </w:tcPr>
-          <w:p>
-            <w:pPr>
-              <w:jc w:val="center"/>
-              <w:rPr>
-                <w:rFonts w:cs="David"/>
-                <w:b/>
-                <w:bCs/>
-                <w:color w:val="002060"/>
-                <w:sz w:val="40"/>
-                <w:szCs w:val="40"/>
-                <w:rtl/>
-              </w:rPr>
-            </w:pPr>
-            <w:r>
-              <w:rPr>
-                <w:rFonts w:cs="David" w:hint="cs"/>
-                <w:b/>
-                <w:bCs/>
-                <w:color w:val="002060"/>
-                <w:sz w:val="40"/>
-                <w:szCs w:val="40"/>
-                <w:rtl/>
-              </w:rPr>
-              <w:t>שם מלא של מאשר ההצעה</w:t>
-            </w:r>
-          </w:p>
-        </w:tc>
-        <w:tc>
-          <w:tcPr>
-            <w:tcW w:w="3561" w:type="dxa"/>
-            <w:vAlign w:val="center"/>
-          </w:tcPr>
-          <w:p>
-            <w:pPr>
-              <w:jc w:val="center"/>
-              <w:rPr>
-                <w:rFonts w:cs="David"/>
-                <w:b/>
-                <w:bCs/>
-                <w:color w:val="002060"/>
-                <w:sz w:val="40"/>
-                <w:szCs w:val="40"/>
-                <w:rtl/>
-              </w:rPr>
-            </w:pPr>
-            <w:r>
-              <w:rPr>
-                <w:rFonts w:cs="David" w:hint="cs"/>
-                <w:b/>
-                <w:bCs/>
-                <w:color w:val="002060"/>
-                <w:sz w:val="40"/>
-                <w:szCs w:val="40"/>
-                <w:rtl/>
-              </w:rPr>
-              <w:t>חתימה</w:t>
-            </w:r>
-          </w:p>
-        </w:tc>
-        <w:tc>
-          <w:tcPr>
-            <w:tcW w:w="3561" w:type="dxa"/>
-            <w:vAlign w:val="center"/>
-          </w:tcPr>
-          <w:p>
-            <w:pPr>
-              <w:jc w:val="center"/>
-              <w:rPr>
-                <w:rFonts w:cs="David"/>
-                <w:b/>
-                <w:bCs/>
-                <w:color w:val="002060"/>
-                <w:sz w:val="40"/>
-                <w:szCs w:val="40"/>
-                <w:rtl/>
-              </w:rPr>
-            </w:pPr>
-            <w:r>
-              <w:rPr>
-                <w:rFonts w:cs="David" w:hint="cs"/>
-                <w:b/>
-                <w:bCs/>
-                <w:color w:val="002060"/>
-                <w:sz w:val="40"/>
-                <w:szCs w:val="40"/>
-                <w:rtl/>
-              </w:rPr>
-              <w:t>חותמת</w:t>
-            </w:r>
-          </w:p>
-        </w:tc>
-      </w:tr>
-      <w:tr>
-        <w:trPr>
-          <w:trHeight w:val="907"/>
-        </w:trPr>
-        <w:tc>
-          <w:tcPr>
-            <w:tcW w:w="3560" w:type="dxa"/>
-          </w:tcPr>
-          <w:p>
-            <w:pPr>
-              <w:jc w:val="both"/>
-              <w:rPr>
-                <w:rFonts w:cs="David"/>
-                <w:b/>
-                <w:bCs/>
-                <w:u w:val="single"/>
-                <w:rtl/>
-              </w:rPr>
-            </w:pPr>
-          </w:p>
-        </w:tc>
-        <w:tc>
-          <w:tcPr>
-            <w:tcW w:w="3561" w:type="dxa"/>
-          </w:tcPr>
-          <w:p>
-            <w:pPr>
-              <w:jc w:val="both"/>
-              <w:rPr>
-                <w:rFonts w:cs="David"/>
-                <w:b/>
-                <w:bCs/>
-                <w:u w:val="single"/>
-                <w:rtl/>
-              </w:rPr>
-            </w:pPr>
-          </w:p>
-        </w:tc>
-        <w:tc>
-          <w:tcPr>
-            <w:tcW w:w="3561" w:type="dxa"/>
-          </w:tcPr>
-          <w:p>
-            <w:pPr>
-              <w:jc w:val="both"/>
-              <w:rPr>
-                <w:rFonts w:cs="David"/>
-                <w:b/>
-                <w:bCs/>
-                <w:u w:val="single"/>
-                <w:rtl/>
-              </w:rPr>
-            </w:pPr>
-          </w:p>
-        </w:tc>
-      </w:tr>
-    </w:tbl>
-    <w:p>
-      <w:pPr>
         <w:ind w:left="720"/>
         <w:jc w:val="both"/>
         <w:rPr>
@@ -9954,5240 +9737,15 @@
     </w:p>
     <w:p>
       <w:pPr>
-        <w:ind w:right="-900" w:hanging="829"/>
         <w:jc w:val="center"/>
-        <w:outlineLvl w:val="0"/>
-        <w:rPr>
-          <w:rFonts w:ascii="Arial" w:hAnsi="Arial" w:cs="David" w:hint="cs"/>
-          <w:b/>
-          <w:bCs/>
-          <w:sz w:val="28"/>
-          <w:szCs w:val="28"/>
-          <w:rtl/>
-        </w:rPr>
-      </w:pPr>
-      <w:r>
-        <w:rPr>
-          <w:rFonts w:cs="David" w:hint="cs"/>
-          <w:b/>
-          <w:bCs/>
-          <w:sz w:val="28"/>
-          <w:szCs w:val="28"/>
-          <w:rtl/>
-        </w:rPr>
-        <w:t xml:space="preserve">   </w:t>
-      </w:r>
-    </w:p>
-    <w:p>
-      <w:pPr>
-        <w:ind w:hanging="829"/>
-        <w:jc w:val="center"/>
-        <w:outlineLvl w:val="0"/>
-        <w:rPr>
-          <w:rFonts w:cs="David" w:hint="cs"/>
-          <w:sz w:val="28"/>
-          <w:szCs w:val="28"/>
-          <w:rtl/>
-        </w:rPr>
-      </w:pPr>
-    </w:p>
-    <w:p>
-      <w:pPr>
-        <w:ind w:left="360"/>
-        <w:jc w:val="center"/>
-        <w:rPr>
-          <w:rFonts w:cs="David" w:hint="cs"/>
-          <w:b/>
-          <w:bCs/>
-          <w:sz w:val="28"/>
-          <w:szCs w:val="28"/>
-          <w:rtl/>
-        </w:rPr>
-      </w:pPr>
-      <w:r>
-        <w:rPr>
-          <w:noProof/>
-        </w:rPr>
-        <w:drawing>
-          <wp:anchor distT="0" distB="0" distL="114300" distR="114300" simplePos="0" relativeHeight="251660288" behindDoc="0" locked="0" layoutInCell="1" allowOverlap="1" wp14:anchorId="52ADDA50" wp14:editId="0401A747">
-            <wp:simplePos x="0" y="0"/>
-            <wp:positionH relativeFrom="column">
-              <wp:align>left</wp:align>
-            </wp:positionH>
-            <wp:positionV relativeFrom="paragraph">
-              <wp:posOffset>0</wp:posOffset>
-            </wp:positionV>
-            <wp:extent cx="2705100" cy="1419225"/>
-            <wp:effectExtent l="0" t="0" r="0" b="0"/>
-            <wp:wrapSquare wrapText="right"/>
-            <wp:docPr id="66" name="Picture 2"/>
-            <wp:cNvGraphicFramePr>
-              <a:graphicFrameLocks xmlns:a="http://schemas.openxmlformats.org/drawingml/2006/main" noChangeAspect="1"/>
-            </wp:cNvGraphicFramePr>
-            <a:graphic xmlns:a="http://schemas.openxmlformats.org/drawingml/2006/main">
-              <a:graphicData uri="http://schemas.openxmlformats.org/drawingml/2006/picture">
-                <pic:pic xmlns:pic="http://schemas.openxmlformats.org/drawingml/2006/picture">
-                  <pic:nvPicPr>
-                    <pic:cNvPr id="0" name="Picture 2"/>
-                    <pic:cNvPicPr>
-                      <a:picLocks noChangeAspect="1" noChangeArrowheads="1"/>
-                    </pic:cNvPicPr>
-                  </pic:nvPicPr>
-                  <pic:blipFill>
-                    <a:blip r:embed="rId25">
-                      <a:extLst>
-                        <a:ext uri="{28A0092B-C50C-407E-A947-70E740481C1C}">
-                          <a14:useLocalDpi xmlns:a14="http://schemas.microsoft.com/office/drawing/2010/main" val="0"/>
-                        </a:ext>
-                      </a:extLst>
-                    </a:blip>
-                    <a:srcRect/>
-                    <a:stretch>
-                      <a:fillRect/>
-                    </a:stretch>
-                  </pic:blipFill>
-                  <pic:spPr bwMode="auto">
-                    <a:xfrm>
-                      <a:off x="0" y="0"/>
-                      <a:ext cx="2705100" cy="1419225"/>
-                    </a:xfrm>
-                    <a:prstGeom prst="rect">
-                      <a:avLst/>
-                    </a:prstGeom>
-                    <a:noFill/>
-                  </pic:spPr>
-                </pic:pic>
-              </a:graphicData>
-            </a:graphic>
-            <wp14:sizeRelH relativeFrom="page">
-              <wp14:pctWidth>0</wp14:pctWidth>
-            </wp14:sizeRelH>
-            <wp14:sizeRelV relativeFrom="page">
-              <wp14:pctHeight>0</wp14:pctHeight>
-            </wp14:sizeRelV>
-          </wp:anchor>
-        </w:drawing>
-      </w:r>
-    </w:p>
-    <w:p>
-      <w:pPr>
-        <w:ind w:left="360"/>
-        <w:jc w:val="center"/>
-        <w:rPr>
-          <w:rFonts w:cs="David" w:hint="cs"/>
-          <w:sz w:val="28"/>
-          <w:szCs w:val="28"/>
-          <w:rtl/>
-        </w:rPr>
-      </w:pPr>
-    </w:p>
-    <w:p>
-      <w:pPr>
-        <w:ind w:left="360"/>
-        <w:jc w:val="center"/>
-        <w:rPr>
-          <w:rFonts w:ascii="Arial" w:hAnsi="Arial" w:cs="Arial"/>
-        </w:rPr>
-      </w:pPr>
-      <w:r>
-        <w:rPr>
-          <w:rFonts w:cs="David" w:hint="cs"/>
-          <w:sz w:val="28"/>
-          <w:szCs w:val="28"/>
-          <w:rtl/>
-        </w:rPr>
-        <w:t xml:space="preserve">                   </w:t>
-      </w:r>
-    </w:p>
-    <w:p>
-      <w:pPr>
-        <w:ind w:left="360"/>
-        <w:rPr>
-          <w:rFonts w:ascii="Arial" w:hAnsi="Arial" w:cs="Arial" w:hint="cs"/>
-          <w:rtl/>
-        </w:rPr>
-      </w:pPr>
-    </w:p>
-    <w:p>
-      <w:pPr>
-        <w:jc w:val="center"/>
-        <w:rPr>
-          <w:rFonts w:cs="David"/>
-          <w:b/>
-          <w:bCs/>
-          <w:sz w:val="28"/>
-          <w:szCs w:val="28"/>
-          <w:u w:val="single"/>
-          <w:rtl/>
-        </w:rPr>
-      </w:pPr>
-    </w:p>
-    <w:p>
-      <w:pPr>
-        <w:jc w:val="center"/>
-        <w:rPr>
-          <w:rFonts w:cs="David"/>
-          <w:b/>
-          <w:bCs/>
-          <w:sz w:val="28"/>
-          <w:szCs w:val="28"/>
-          <w:u w:val="single"/>
-          <w:rtl/>
-        </w:rPr>
-      </w:pPr>
-    </w:p>
-    <w:p>
-      <w:pPr>
-        <w:jc w:val="center"/>
-        <w:rPr>
-          <w:rFonts w:cs="David"/>
-          <w:b/>
-          <w:bCs/>
-          <w:sz w:val="28"/>
-          <w:szCs w:val="28"/>
-          <w:u w:val="single"/>
-          <w:rtl/>
-        </w:rPr>
-      </w:pPr>
-    </w:p>
-    <w:p>
-      <w:pPr>
-        <w:jc w:val="center"/>
-        <w:rPr>
-          <w:rFonts w:cs="David"/>
-          <w:b/>
-          <w:bCs/>
-          <w:sz w:val="28"/>
-          <w:szCs w:val="28"/>
-          <w:u w:val="single"/>
-          <w:rtl/>
-        </w:rPr>
-      </w:pPr>
-    </w:p>
-    <w:p>
-      <w:pPr>
-        <w:jc w:val="center"/>
-        <w:rPr>
-          <w:rFonts w:cs="David"/>
-          <w:b/>
-          <w:bCs/>
-          <w:sz w:val="28"/>
-          <w:szCs w:val="28"/>
-          <w:u w:val="single"/>
-          <w:rtl/>
-        </w:rPr>
-      </w:pPr>
-    </w:p>
-    <w:p>
-      <w:pPr>
-        <w:jc w:val="center"/>
-        <w:rPr>
-          <w:rFonts w:cs="David"/>
-          <w:b/>
-          <w:bCs/>
-          <w:sz w:val="28"/>
-          <w:szCs w:val="28"/>
-          <w:u w:val="single"/>
-          <w:rtl/>
-        </w:rPr>
-      </w:pPr>
-    </w:p>
-    <w:p>
-      <w:pPr>
-        <w:jc w:val="center"/>
-        <w:rPr>
-          <w:rFonts w:cs="David"/>
-          <w:b/>
-          <w:bCs/>
-          <w:sz w:val="28"/>
-          <w:szCs w:val="28"/>
-          <w:u w:val="single"/>
-          <w:rtl/>
-        </w:rPr>
-      </w:pPr>
-    </w:p>
-    <w:p>
-      <w:pPr>
-        <w:jc w:val="center"/>
-        <w:rPr>
-          <w:rFonts w:cs="David"/>
-          <w:b/>
-          <w:bCs/>
-          <w:sz w:val="28"/>
-          <w:szCs w:val="28"/>
-          <w:u w:val="single"/>
-          <w:rtl/>
-        </w:rPr>
-      </w:pPr>
-    </w:p>
-    <w:p>
-      <w:pPr>
-        <w:jc w:val="center"/>
-        <w:rPr>
-          <w:rFonts w:cs="David"/>
-          <w:b/>
-          <w:bCs/>
-          <w:sz w:val="28"/>
-          <w:szCs w:val="28"/>
-          <w:u w:val="single"/>
-          <w:rtl/>
-        </w:rPr>
-      </w:pPr>
-    </w:p>
-    <w:p>
-      <w:pPr>
-        <w:jc w:val="center"/>
-        <w:rPr>
-          <w:rFonts w:cs="David"/>
-          <w:b/>
-          <w:bCs/>
-          <w:sz w:val="28"/>
-          <w:szCs w:val="28"/>
-          <w:u w:val="single"/>
-          <w:rtl/>
-        </w:rPr>
-      </w:pPr>
-    </w:p>
-    <w:p>
-      <w:pPr>
-        <w:jc w:val="center"/>
-        <w:rPr>
-          <w:rFonts w:cs="David"/>
-          <w:b/>
-          <w:bCs/>
-          <w:sz w:val="28"/>
-          <w:szCs w:val="28"/>
-          <w:u w:val="single"/>
-          <w:rtl/>
-        </w:rPr>
-      </w:pPr>
-    </w:p>
-    <w:p>
-      <w:pPr>
-        <w:jc w:val="center"/>
-        <w:rPr>
-          <w:rFonts w:cs="David"/>
-          <w:b/>
-          <w:bCs/>
-          <w:sz w:val="28"/>
-          <w:szCs w:val="28"/>
-          <w:u w:val="single"/>
-          <w:rtl/>
-        </w:rPr>
-      </w:pPr>
-    </w:p>
-    <w:p>
-      <w:pPr>
-        <w:jc w:val="center"/>
-        <w:rPr>
-          <w:rFonts w:cs="David"/>
-          <w:b/>
-          <w:bCs/>
-          <w:sz w:val="28"/>
-          <w:szCs w:val="28"/>
-          <w:u w:val="single"/>
-          <w:rtl/>
-        </w:rPr>
-      </w:pPr>
-    </w:p>
-    <w:p>
-      <w:pPr>
-        <w:jc w:val="center"/>
-        <w:rPr>
-          <w:rFonts w:cs="David"/>
-          <w:b/>
-          <w:bCs/>
-          <w:sz w:val="28"/>
-          <w:szCs w:val="28"/>
-          <w:u w:val="single"/>
-          <w:rtl/>
-        </w:rPr>
-      </w:pPr>
-    </w:p>
-    <w:p>
-      <w:pPr>
-        <w:jc w:val="center"/>
-        <w:rPr>
-          <w:rFonts w:cs="David"/>
-          <w:b/>
-          <w:bCs/>
-          <w:sz w:val="28"/>
-          <w:szCs w:val="28"/>
-          <w:u w:val="single"/>
-          <w:rtl/>
-        </w:rPr>
-      </w:pPr>
-    </w:p>
-    <w:p>
-      <w:pPr>
-        <w:jc w:val="center"/>
-        <w:rPr>
-          <w:rFonts w:cs="David"/>
-          <w:b/>
-          <w:bCs/>
-          <w:sz w:val="28"/>
-          <w:szCs w:val="28"/>
-          <w:u w:val="single"/>
-          <w:rtl/>
-        </w:rPr>
-      </w:pPr>
-    </w:p>
-    <w:p>
-      <w:pPr>
-        <w:jc w:val="center"/>
-        <w:rPr>
-          <w:rFonts w:cs="David"/>
-          <w:b/>
-          <w:bCs/>
-          <w:sz w:val="28"/>
-          <w:szCs w:val="28"/>
-          <w:u w:val="single"/>
-          <w:rtl/>
-        </w:rPr>
-      </w:pPr>
-    </w:p>
-    <w:p>
-      <w:pPr>
-        <w:jc w:val="center"/>
-        <w:rPr>
-          <w:rFonts w:cs="David"/>
-          <w:b/>
-          <w:bCs/>
-          <w:sz w:val="28"/>
-          <w:szCs w:val="28"/>
-          <w:u w:val="single"/>
-          <w:rtl/>
-        </w:rPr>
-      </w:pPr>
-    </w:p>
-    <w:p>
-      <w:pPr>
-        <w:jc w:val="center"/>
-        <w:rPr>
-          <w:rFonts w:cs="David"/>
-          <w:b/>
-          <w:bCs/>
-          <w:sz w:val="28"/>
-          <w:szCs w:val="28"/>
-          <w:u w:val="single"/>
-          <w:rtl/>
-        </w:rPr>
-      </w:pPr>
-    </w:p>
-    <w:p>
-      <w:pPr>
-        <w:jc w:val="center"/>
-        <w:rPr>
-          <w:rFonts w:cs="David"/>
-          <w:b/>
-          <w:bCs/>
-          <w:sz w:val="28"/>
-          <w:szCs w:val="28"/>
-          <w:u w:val="single"/>
-          <w:rtl/>
-        </w:rPr>
-      </w:pPr>
-    </w:p>
-    <w:p>
-      <w:pPr>
-        <w:jc w:val="center"/>
-        <w:rPr>
-          <w:rFonts w:cs="David"/>
-          <w:b/>
-          <w:bCs/>
-          <w:sz w:val="28"/>
-          <w:szCs w:val="28"/>
-          <w:u w:val="single"/>
-          <w:rtl/>
-        </w:rPr>
-      </w:pPr>
-    </w:p>
-    <w:p>
-      <w:pPr>
-        <w:jc w:val="center"/>
-        <w:rPr>
-          <w:rFonts w:cs="David"/>
-          <w:b/>
-          <w:bCs/>
-          <w:sz w:val="28"/>
-          <w:szCs w:val="28"/>
-          <w:u w:val="single"/>
-          <w:rtl/>
-        </w:rPr>
-      </w:pPr>
-    </w:p>
-    <w:p>
-      <w:pPr>
-        <w:jc w:val="center"/>
-        <w:rPr>
-          <w:rFonts w:cs="David"/>
-          <w:b/>
-          <w:bCs/>
-          <w:sz w:val="28"/>
-          <w:szCs w:val="28"/>
-          <w:u w:val="single"/>
-          <w:rtl/>
-        </w:rPr>
-      </w:pPr>
-    </w:p>
-    <w:p>
-      <w:pPr>
-        <w:jc w:val="center"/>
-        <w:rPr>
-          <w:rFonts w:cs="David"/>
-          <w:b/>
-          <w:bCs/>
-          <w:sz w:val="28"/>
-          <w:szCs w:val="28"/>
-          <w:u w:val="single"/>
-          <w:rtl/>
-        </w:rPr>
-      </w:pPr>
-    </w:p>
-    <w:p>
-      <w:pPr>
-        <w:jc w:val="center"/>
-        <w:rPr>
-          <w:rFonts w:cs="David"/>
-          <w:b/>
-          <w:bCs/>
-          <w:sz w:val="28"/>
-          <w:szCs w:val="28"/>
-          <w:u w:val="single"/>
-          <w:rtl/>
-        </w:rPr>
-      </w:pPr>
-    </w:p>
-    <w:p>
-      <w:pPr>
-        <w:jc w:val="center"/>
-        <w:rPr>
-          <w:rFonts w:cs="David"/>
-          <w:b/>
-          <w:bCs/>
-          <w:sz w:val="28"/>
-          <w:szCs w:val="28"/>
-          <w:u w:val="single"/>
-          <w:rtl/>
-        </w:rPr>
-      </w:pPr>
-    </w:p>
-    <w:p>
-      <w:pPr>
-        <w:jc w:val="center"/>
-        <w:rPr>
-          <w:rFonts w:cs="David"/>
-          <w:b/>
-          <w:bCs/>
-          <w:sz w:val="28"/>
-          <w:szCs w:val="28"/>
-          <w:u w:val="single"/>
-          <w:rtl/>
-        </w:rPr>
-      </w:pPr>
-    </w:p>
-    <w:p>
-      <w:pPr>
-        <w:jc w:val="center"/>
-        <w:rPr>
-          <w:rFonts w:cs="David"/>
-          <w:b/>
-          <w:bCs/>
-          <w:sz w:val="28"/>
-          <w:szCs w:val="28"/>
-          <w:u w:val="single"/>
-          <w:rtl/>
-        </w:rPr>
-      </w:pPr>
-    </w:p>
-    <w:p>
-      <w:pPr>
-        <w:jc w:val="center"/>
-        <w:rPr>
-          <w:rFonts w:cs="David"/>
-          <w:b/>
-          <w:bCs/>
-          <w:sz w:val="28"/>
-          <w:szCs w:val="28"/>
-          <w:u w:val="single"/>
-        </w:rPr>
-      </w:pPr>
-      <w:bookmarkStart w:id="19" w:name="_Hlk209703598"/>
-      <w:r>
-        <w:rPr>
-          <w:rFonts w:cs="David"/>
-          <w:b/>
-          <w:bCs/>
-          <w:sz w:val="28"/>
-          <w:szCs w:val="28"/>
-          <w:u w:val="single"/>
-          <w:rtl/>
-        </w:rPr>
-        <w:t xml:space="preserve">נספח א': תעודות </w:t>
-      </w:r>
-      <w:r>
-        <w:rPr>
-          <w:rFonts w:cs="David"/>
-          <w:b/>
-          <w:bCs/>
-          <w:sz w:val="28"/>
-          <w:szCs w:val="28"/>
-          <w:u w:val="single"/>
-        </w:rPr>
-        <w:t>ISO</w:t>
-      </w:r>
-    </w:p>
-    <w:p>
-      <w:pPr>
-        <w:jc w:val="center"/>
-        <w:rPr>
-          <w:rFonts w:cs="David"/>
-          <w:b/>
-          <w:bCs/>
-          <w:sz w:val="28"/>
-          <w:szCs w:val="28"/>
-          <w:u w:val="single"/>
-        </w:rPr>
-      </w:pPr>
-    </w:p>
-    <w:p>
-      <w:pPr>
-        <w:jc w:val="center"/>
-        <w:rPr>
-          <w:rFonts w:cs="David"/>
-          <w:b/>
-          <w:bCs/>
-          <w:sz w:val="28"/>
-          <w:szCs w:val="28"/>
-          <w:u w:val="single"/>
-        </w:rPr>
-      </w:pPr>
-    </w:p>
-    <w:p>
-      <w:pPr>
-        <w:jc w:val="center"/>
-        <w:rPr>
-          <w:rFonts w:cs="David"/>
-          <w:b/>
-          <w:bCs/>
-          <w:sz w:val="28"/>
-          <w:szCs w:val="28"/>
-          <w:u w:val="single"/>
-        </w:rPr>
-      </w:pPr>
-    </w:p>
-    <w:p>
-      <w:pPr>
-        <w:jc w:val="center"/>
-        <w:rPr>
-          <w:rFonts w:cs="David"/>
-          <w:b/>
-          <w:bCs/>
-          <w:sz w:val="28"/>
-          <w:szCs w:val="28"/>
-          <w:u w:val="single"/>
-        </w:rPr>
-      </w:pPr>
-    </w:p>
-    <w:p>
-      <w:pPr>
-        <w:jc w:val="center"/>
-        <w:rPr>
-          <w:rFonts w:cs="David"/>
-          <w:b/>
-          <w:bCs/>
-          <w:sz w:val="28"/>
-          <w:szCs w:val="28"/>
-          <w:u w:val="single"/>
-        </w:rPr>
-      </w:pPr>
-    </w:p>
-    <w:p>
-      <w:pPr>
-        <w:jc w:val="center"/>
-        <w:rPr>
-          <w:rFonts w:cs="David"/>
-          <w:b/>
-          <w:bCs/>
-          <w:sz w:val="28"/>
-          <w:szCs w:val="28"/>
-          <w:u w:val="single"/>
-        </w:rPr>
-      </w:pPr>
-    </w:p>
-    <w:p>
-      <w:pPr>
-        <w:jc w:val="center"/>
-        <w:rPr>
-          <w:rFonts w:cs="David"/>
-          <w:b/>
-          <w:bCs/>
-          <w:sz w:val="28"/>
-          <w:szCs w:val="28"/>
-          <w:u w:val="single"/>
-        </w:rPr>
-      </w:pPr>
-    </w:p>
-    <w:p>
-      <w:pPr>
-        <w:jc w:val="center"/>
-        <w:rPr>
-          <w:rFonts w:cs="David"/>
-          <w:b/>
-          <w:bCs/>
-          <w:sz w:val="28"/>
-          <w:szCs w:val="28"/>
-          <w:u w:val="single"/>
-        </w:rPr>
-      </w:pPr>
-    </w:p>
-    <w:p>
-      <w:pPr>
-        <w:jc w:val="center"/>
-        <w:rPr>
-          <w:rFonts w:cs="David"/>
-          <w:b/>
-          <w:bCs/>
-          <w:sz w:val="28"/>
-          <w:szCs w:val="28"/>
-          <w:u w:val="single"/>
-        </w:rPr>
-      </w:pPr>
-    </w:p>
-    <w:p>
-      <w:pPr>
-        <w:jc w:val="center"/>
-        <w:rPr>
-          <w:rFonts w:cs="David"/>
-          <w:b/>
-          <w:bCs/>
-          <w:sz w:val="28"/>
-          <w:szCs w:val="28"/>
-          <w:u w:val="single"/>
-        </w:rPr>
-      </w:pPr>
-    </w:p>
-    <w:p>
-      <w:pPr>
-        <w:jc w:val="center"/>
-        <w:rPr>
-          <w:rFonts w:cs="David"/>
-          <w:b/>
-          <w:bCs/>
-          <w:sz w:val="28"/>
-          <w:szCs w:val="28"/>
-          <w:u w:val="single"/>
-        </w:rPr>
-      </w:pPr>
-    </w:p>
-    <w:p>
-      <w:pPr>
-        <w:jc w:val="center"/>
-        <w:rPr>
-          <w:rFonts w:cs="David"/>
-          <w:b/>
-          <w:bCs/>
-          <w:sz w:val="28"/>
-          <w:szCs w:val="28"/>
-          <w:u w:val="single"/>
-        </w:rPr>
-      </w:pPr>
-    </w:p>
-    <w:p>
-      <w:pPr>
-        <w:jc w:val="center"/>
-        <w:rPr>
-          <w:rFonts w:cs="David"/>
-          <w:b/>
-          <w:bCs/>
-          <w:sz w:val="28"/>
-          <w:szCs w:val="28"/>
-          <w:u w:val="single"/>
-        </w:rPr>
-      </w:pPr>
-    </w:p>
-    <w:p>
-      <w:pPr>
-        <w:jc w:val="center"/>
-        <w:rPr>
-          <w:rFonts w:cs="David"/>
-          <w:b/>
-          <w:bCs/>
-          <w:sz w:val="28"/>
-          <w:szCs w:val="28"/>
-          <w:u w:val="single"/>
-        </w:rPr>
-      </w:pPr>
-    </w:p>
-    <w:p>
-      <w:pPr>
-        <w:jc w:val="center"/>
-        <w:rPr>
-          <w:rFonts w:cs="David"/>
-          <w:b/>
-          <w:bCs/>
-          <w:sz w:val="28"/>
-          <w:szCs w:val="28"/>
-          <w:u w:val="single"/>
-        </w:rPr>
-      </w:pPr>
-    </w:p>
-    <w:p>
-      <w:pPr>
-        <w:jc w:val="center"/>
-        <w:rPr>
-          <w:rFonts w:cs="David"/>
-          <w:b/>
-          <w:bCs/>
-          <w:sz w:val="28"/>
-          <w:szCs w:val="28"/>
-          <w:u w:val="single"/>
-        </w:rPr>
-      </w:pPr>
-    </w:p>
-    <w:p>
-      <w:pPr>
-        <w:jc w:val="center"/>
-        <w:rPr>
-          <w:rFonts w:cs="David"/>
-          <w:b/>
-          <w:bCs/>
-          <w:sz w:val="28"/>
-          <w:szCs w:val="28"/>
-          <w:u w:val="single"/>
-        </w:rPr>
-      </w:pPr>
-    </w:p>
-    <w:p>
-      <w:pPr>
-        <w:jc w:val="center"/>
-        <w:rPr>
-          <w:rFonts w:cs="David"/>
-          <w:b/>
-          <w:bCs/>
-          <w:sz w:val="28"/>
-          <w:szCs w:val="28"/>
-          <w:u w:val="single"/>
-        </w:rPr>
-      </w:pPr>
-    </w:p>
-    <w:p>
-      <w:pPr>
-        <w:jc w:val="center"/>
-        <w:rPr>
-          <w:rFonts w:cs="David"/>
-          <w:b/>
-          <w:bCs/>
-          <w:sz w:val="28"/>
-          <w:szCs w:val="28"/>
-          <w:u w:val="single"/>
-        </w:rPr>
-      </w:pPr>
-    </w:p>
-    <w:p>
-      <w:pPr>
-        <w:jc w:val="center"/>
-        <w:rPr>
-          <w:rFonts w:cs="David"/>
-          <w:b/>
-          <w:bCs/>
-          <w:sz w:val="28"/>
-          <w:szCs w:val="28"/>
-          <w:u w:val="single"/>
-        </w:rPr>
-      </w:pPr>
-    </w:p>
-    <w:p>
-      <w:pPr>
-        <w:jc w:val="center"/>
-        <w:rPr>
-          <w:rFonts w:cs="David"/>
-          <w:b/>
-          <w:bCs/>
-          <w:sz w:val="28"/>
-          <w:szCs w:val="28"/>
-          <w:u w:val="single"/>
-        </w:rPr>
-      </w:pPr>
-    </w:p>
-    <w:p>
-      <w:pPr>
-        <w:jc w:val="center"/>
-        <w:rPr>
-          <w:rFonts w:cs="David"/>
-          <w:b/>
-          <w:bCs/>
-          <w:sz w:val="28"/>
-          <w:szCs w:val="28"/>
-          <w:u w:val="single"/>
-        </w:rPr>
-      </w:pPr>
-    </w:p>
-    <w:p>
-      <w:pPr>
-        <w:jc w:val="center"/>
-        <w:rPr>
-          <w:rFonts w:cs="David"/>
-          <w:b/>
-          <w:bCs/>
-          <w:sz w:val="28"/>
-          <w:szCs w:val="28"/>
-          <w:u w:val="single"/>
-        </w:rPr>
-      </w:pPr>
-    </w:p>
-    <w:p>
-      <w:pPr>
-        <w:jc w:val="center"/>
-        <w:rPr>
-          <w:rFonts w:cs="David"/>
-          <w:b/>
-          <w:bCs/>
-          <w:sz w:val="28"/>
-          <w:szCs w:val="28"/>
-          <w:u w:val="single"/>
-        </w:rPr>
-      </w:pPr>
-    </w:p>
-    <w:p>
-      <w:pPr>
-        <w:jc w:val="center"/>
-        <w:rPr>
-          <w:rFonts w:cs="David"/>
-          <w:b/>
-          <w:bCs/>
-          <w:sz w:val="28"/>
-          <w:szCs w:val="28"/>
-          <w:u w:val="single"/>
-        </w:rPr>
-      </w:pPr>
-    </w:p>
-    <w:p>
-      <w:pPr>
-        <w:jc w:val="center"/>
-        <w:rPr>
-          <w:rFonts w:cs="David"/>
-          <w:b/>
-          <w:bCs/>
-          <w:sz w:val="28"/>
-          <w:szCs w:val="28"/>
-          <w:u w:val="single"/>
-        </w:rPr>
-      </w:pPr>
-    </w:p>
-    <w:p>
-      <w:pPr>
-        <w:jc w:val="center"/>
-        <w:rPr>
-          <w:rFonts w:cs="David"/>
-          <w:b/>
-          <w:bCs/>
-          <w:sz w:val="28"/>
-          <w:szCs w:val="28"/>
-          <w:u w:val="single"/>
-        </w:rPr>
-      </w:pPr>
-    </w:p>
-    <w:p>
-      <w:pPr>
-        <w:jc w:val="center"/>
-        <w:rPr>
-          <w:rFonts w:cs="David"/>
-          <w:b/>
-          <w:bCs/>
-          <w:sz w:val="28"/>
-          <w:szCs w:val="28"/>
-          <w:u w:val="single"/>
-        </w:rPr>
-      </w:pPr>
-    </w:p>
-    <w:p>
-      <w:pPr>
-        <w:jc w:val="center"/>
-        <w:rPr>
-          <w:rFonts w:cs="David"/>
-          <w:b/>
-          <w:bCs/>
-          <w:sz w:val="28"/>
-          <w:szCs w:val="28"/>
-          <w:u w:val="single"/>
-        </w:rPr>
-      </w:pPr>
-    </w:p>
-    <w:p>
-      <w:pPr>
-        <w:jc w:val="center"/>
-        <w:rPr>
-          <w:rFonts w:cs="David"/>
-          <w:b/>
-          <w:bCs/>
-          <w:sz w:val="28"/>
-          <w:szCs w:val="28"/>
-          <w:u w:val="single"/>
-        </w:rPr>
-      </w:pPr>
-    </w:p>
-    <w:p>
-      <w:pPr>
-        <w:jc w:val="center"/>
-        <w:rPr>
-          <w:rFonts w:cs="David"/>
-          <w:b/>
-          <w:bCs/>
-          <w:sz w:val="28"/>
-          <w:szCs w:val="28"/>
-          <w:u w:val="single"/>
-        </w:rPr>
-      </w:pPr>
-    </w:p>
-    <w:p>
-      <w:pPr>
-        <w:jc w:val="center"/>
-        <w:rPr>
-          <w:rFonts w:cs="David"/>
-          <w:b/>
-          <w:bCs/>
-          <w:sz w:val="28"/>
-          <w:szCs w:val="28"/>
-          <w:u w:val="single"/>
-        </w:rPr>
-      </w:pPr>
-    </w:p>
-    <w:p>
-      <w:pPr>
-        <w:jc w:val="center"/>
-        <w:rPr>
-          <w:rFonts w:cs="David"/>
-          <w:b/>
-          <w:bCs/>
-          <w:sz w:val="28"/>
-          <w:szCs w:val="28"/>
-          <w:u w:val="single"/>
-        </w:rPr>
-      </w:pPr>
-    </w:p>
-    <w:p>
-      <w:pPr>
-        <w:jc w:val="center"/>
-        <w:rPr>
-          <w:rFonts w:cs="David"/>
-          <w:b/>
-          <w:bCs/>
-          <w:sz w:val="28"/>
-          <w:szCs w:val="28"/>
-          <w:u w:val="single"/>
-        </w:rPr>
-      </w:pPr>
-    </w:p>
-    <w:p>
-      <w:pPr>
-        <w:jc w:val="center"/>
-        <w:rPr>
-          <w:rFonts w:cs="David"/>
-          <w:b/>
-          <w:bCs/>
-          <w:sz w:val="28"/>
-          <w:szCs w:val="28"/>
-          <w:u w:val="single"/>
-        </w:rPr>
-      </w:pPr>
-    </w:p>
-    <w:p>
-      <w:pPr>
-        <w:jc w:val="center"/>
-        <w:rPr>
-          <w:rFonts w:cs="David"/>
-          <w:b/>
-          <w:bCs/>
-          <w:sz w:val="28"/>
-          <w:szCs w:val="28"/>
-          <w:u w:val="single"/>
-        </w:rPr>
-      </w:pPr>
-      <w:r>
-        <w:rPr>
-          <w:rFonts w:cs="David"/>
-          <w:b/>
-          <w:bCs/>
-          <w:noProof/>
-          <w:sz w:val="28"/>
-          <w:szCs w:val="28"/>
-          <w:u w:val="single"/>
-        </w:rPr>
-        <w:drawing>
-          <wp:anchor distT="0" distB="0" distL="114300" distR="114300" simplePos="0" relativeHeight="251662336" behindDoc="0" locked="0" layoutInCell="1" allowOverlap="1" wp14:anchorId="729D1D0E" wp14:editId="585C69C4">
-            <wp:simplePos x="0" y="0"/>
-            <wp:positionH relativeFrom="margin">
-              <wp:posOffset>476250</wp:posOffset>
-            </wp:positionH>
-            <wp:positionV relativeFrom="margin">
-              <wp:posOffset>4412615</wp:posOffset>
-            </wp:positionV>
-            <wp:extent cx="5638800" cy="4004310"/>
-            <wp:effectExtent l="0" t="0" r="0" b="0"/>
-            <wp:wrapSquare wrapText="bothSides"/>
-            <wp:docPr id="72" name="תמונה 7"/>
-            <wp:cNvGraphicFramePr>
-              <a:graphicFrameLocks xmlns:a="http://schemas.openxmlformats.org/drawingml/2006/main" noChangeAspect="1"/>
-            </wp:cNvGraphicFramePr>
-            <a:graphic xmlns:a="http://schemas.openxmlformats.org/drawingml/2006/main">
-              <a:graphicData uri="http://schemas.openxmlformats.org/drawingml/2006/picture">
-                <pic:pic xmlns:pic="http://schemas.openxmlformats.org/drawingml/2006/picture">
-                  <pic:nvPicPr>
-                    <pic:cNvPr id="0" name="Picture 72"/>
-                    <pic:cNvPicPr>
-                      <a:picLocks noChangeAspect="1" noChangeArrowheads="1"/>
-                    </pic:cNvPicPr>
-                  </pic:nvPicPr>
-                  <pic:blipFill>
-                    <a:blip r:embed="rId26">
-                      <a:extLst>
-                        <a:ext uri="{28A0092B-C50C-407E-A947-70E740481C1C}">
-                          <a14:useLocalDpi xmlns:a14="http://schemas.microsoft.com/office/drawing/2010/main" val="0"/>
-                        </a:ext>
-                      </a:extLst>
-                    </a:blip>
-                    <a:srcRect/>
-                    <a:stretch>
-                      <a:fillRect/>
-                    </a:stretch>
-                  </pic:blipFill>
-                  <pic:spPr bwMode="auto">
-                    <a:xfrm>
-                      <a:off x="0" y="0"/>
-                      <a:ext cx="5638800" cy="4004310"/>
-                    </a:xfrm>
-                    <a:prstGeom prst="rect">
-                      <a:avLst/>
-                    </a:prstGeom>
-                    <a:noFill/>
-                  </pic:spPr>
-                </pic:pic>
-              </a:graphicData>
-            </a:graphic>
-            <wp14:sizeRelH relativeFrom="page">
-              <wp14:pctWidth>0</wp14:pctWidth>
-            </wp14:sizeRelH>
-            <wp14:sizeRelV relativeFrom="page">
-              <wp14:pctHeight>0</wp14:pctHeight>
-            </wp14:sizeRelV>
-          </wp:anchor>
-        </w:drawing>
-      </w:r>
-      <w:r>
-        <w:rPr>
-          <w:rFonts w:cs="David"/>
-          <w:b/>
-          <w:bCs/>
-          <w:noProof/>
-          <w:sz w:val="28"/>
-          <w:szCs w:val="28"/>
-          <w:u w:val="single"/>
-        </w:rPr>
-        <w:drawing>
-          <wp:anchor distT="0" distB="0" distL="114300" distR="114300" simplePos="0" relativeHeight="251661312" behindDoc="0" locked="0" layoutInCell="1" allowOverlap="1" wp14:anchorId="107094CE" wp14:editId="0EF59AC1">
-            <wp:simplePos x="0" y="0"/>
-            <wp:positionH relativeFrom="margin">
-              <wp:posOffset>492760</wp:posOffset>
-            </wp:positionH>
-            <wp:positionV relativeFrom="margin">
-              <wp:posOffset>300990</wp:posOffset>
-            </wp:positionV>
-            <wp:extent cx="5645150" cy="4017010"/>
-            <wp:effectExtent l="0" t="0" r="0" b="0"/>
-            <wp:wrapSquare wrapText="bothSides"/>
-            <wp:docPr id="71" name="תמונה 1"/>
-            <wp:cNvGraphicFramePr>
-              <a:graphicFrameLocks xmlns:a="http://schemas.openxmlformats.org/drawingml/2006/main" noChangeAspect="1"/>
-            </wp:cNvGraphicFramePr>
-            <a:graphic xmlns:a="http://schemas.openxmlformats.org/drawingml/2006/main">
-              <a:graphicData uri="http://schemas.openxmlformats.org/drawingml/2006/picture">
-                <pic:pic xmlns:pic="http://schemas.openxmlformats.org/drawingml/2006/picture">
-                  <pic:nvPicPr>
-                    <pic:cNvPr id="0" name="תמונה 1"/>
-                    <pic:cNvPicPr>
-                      <a:picLocks noChangeAspect="1" noChangeArrowheads="1"/>
-                    </pic:cNvPicPr>
-                  </pic:nvPicPr>
-                  <pic:blipFill>
-                    <a:blip r:embed="rId27">
-                      <a:extLst>
-                        <a:ext uri="{28A0092B-C50C-407E-A947-70E740481C1C}">
-                          <a14:useLocalDpi xmlns:a14="http://schemas.microsoft.com/office/drawing/2010/main" val="0"/>
-                        </a:ext>
-                      </a:extLst>
-                    </a:blip>
-                    <a:srcRect/>
-                    <a:stretch>
-                      <a:fillRect/>
-                    </a:stretch>
-                  </pic:blipFill>
-                  <pic:spPr bwMode="auto">
-                    <a:xfrm>
-                      <a:off x="0" y="0"/>
-                      <a:ext cx="5645150" cy="4017010"/>
-                    </a:xfrm>
-                    <a:prstGeom prst="rect">
-                      <a:avLst/>
-                    </a:prstGeom>
-                    <a:noFill/>
-                  </pic:spPr>
-                </pic:pic>
-              </a:graphicData>
-            </a:graphic>
-            <wp14:sizeRelH relativeFrom="page">
-              <wp14:pctWidth>0</wp14:pctWidth>
-            </wp14:sizeRelH>
-            <wp14:sizeRelV relativeFrom="page">
-              <wp14:pctHeight>0</wp14:pctHeight>
-            </wp14:sizeRelV>
-          </wp:anchor>
-        </w:drawing>
-      </w:r>
-    </w:p>
-    <w:p>
-      <w:pPr>
-        <w:jc w:val="center"/>
-        <w:rPr>
-          <w:rFonts w:cs="David"/>
-          <w:b/>
-          <w:bCs/>
-          <w:sz w:val="28"/>
-          <w:szCs w:val="28"/>
-          <w:u w:val="single"/>
-          <w:rtl/>
-        </w:rPr>
-      </w:pPr>
-    </w:p>
-    <w:p>
-      <w:pPr>
-        <w:jc w:val="center"/>
-        <w:rPr>
-          <w:rFonts w:cs="David"/>
-          <w:b/>
-          <w:bCs/>
-          <w:sz w:val="28"/>
-          <w:szCs w:val="28"/>
-          <w:u w:val="single"/>
-        </w:rPr>
-      </w:pPr>
-    </w:p>
-    <w:p>
-      <w:pPr>
-        <w:jc w:val="center"/>
-        <w:rPr>
-          <w:rFonts w:cs="David"/>
-          <w:b/>
-          <w:bCs/>
-          <w:sz w:val="28"/>
-          <w:szCs w:val="28"/>
-          <w:u w:val="single"/>
-        </w:rPr>
-      </w:pPr>
-    </w:p>
-    <w:p>
-      <w:pPr>
-        <w:jc w:val="center"/>
-        <w:rPr>
-          <w:rFonts w:cs="David"/>
-          <w:b/>
-          <w:bCs/>
-          <w:sz w:val="28"/>
-          <w:szCs w:val="28"/>
-          <w:u w:val="single"/>
-        </w:rPr>
-      </w:pPr>
-    </w:p>
-    <w:p>
-      <w:pPr>
-        <w:jc w:val="center"/>
-        <w:rPr>
-          <w:rFonts w:cs="David"/>
-          <w:b/>
-          <w:bCs/>
-          <w:sz w:val="28"/>
-          <w:szCs w:val="28"/>
-          <w:u w:val="single"/>
-        </w:rPr>
-      </w:pPr>
-    </w:p>
-    <w:p>
-      <w:pPr>
-        <w:jc w:val="center"/>
-        <w:rPr>
-          <w:rFonts w:cs="David"/>
-          <w:b/>
-          <w:bCs/>
-          <w:sz w:val="28"/>
-          <w:szCs w:val="28"/>
-          <w:u w:val="single"/>
-        </w:rPr>
-      </w:pPr>
-    </w:p>
-    <w:p>
-      <w:pPr>
-        <w:jc w:val="center"/>
-        <w:rPr>
-          <w:rFonts w:cs="David"/>
-          <w:b/>
-          <w:bCs/>
-          <w:sz w:val="28"/>
-          <w:szCs w:val="28"/>
-          <w:u w:val="single"/>
-        </w:rPr>
-      </w:pPr>
-    </w:p>
-    <w:p>
-      <w:pPr>
-        <w:jc w:val="center"/>
-        <w:rPr>
-          <w:rFonts w:cs="David"/>
-          <w:b/>
-          <w:bCs/>
-          <w:sz w:val="28"/>
-          <w:szCs w:val="28"/>
-          <w:u w:val="single"/>
-        </w:rPr>
-      </w:pPr>
-    </w:p>
-    <w:p>
-      <w:pPr>
-        <w:jc w:val="center"/>
-        <w:rPr>
-          <w:rFonts w:cs="David"/>
-          <w:b/>
-          <w:bCs/>
-          <w:sz w:val="28"/>
-          <w:szCs w:val="28"/>
-          <w:u w:val="single"/>
-        </w:rPr>
-      </w:pPr>
-    </w:p>
-    <w:p>
-      <w:pPr>
-        <w:jc w:val="center"/>
-        <w:rPr>
-          <w:rFonts w:cs="David"/>
-          <w:b/>
-          <w:bCs/>
-          <w:sz w:val="28"/>
-          <w:szCs w:val="28"/>
-          <w:u w:val="single"/>
-        </w:rPr>
-      </w:pPr>
-    </w:p>
-    <w:p>
-      <w:pPr>
-        <w:jc w:val="center"/>
-        <w:rPr>
-          <w:rFonts w:cs="David"/>
-          <w:b/>
-          <w:bCs/>
-          <w:sz w:val="28"/>
-          <w:szCs w:val="28"/>
-          <w:u w:val="single"/>
-        </w:rPr>
-      </w:pPr>
-    </w:p>
-    <w:p>
-      <w:pPr>
-        <w:jc w:val="center"/>
-        <w:rPr>
-          <w:rFonts w:cs="David"/>
-          <w:b/>
-          <w:bCs/>
-          <w:sz w:val="28"/>
-          <w:szCs w:val="28"/>
-          <w:u w:val="single"/>
-        </w:rPr>
-      </w:pPr>
-    </w:p>
-    <w:p>
-      <w:pPr>
-        <w:jc w:val="center"/>
-        <w:rPr>
-          <w:rFonts w:cs="David"/>
-          <w:b/>
-          <w:bCs/>
-          <w:sz w:val="28"/>
-          <w:szCs w:val="28"/>
-          <w:u w:val="single"/>
-        </w:rPr>
-      </w:pPr>
-    </w:p>
-    <w:p>
-      <w:pPr>
-        <w:jc w:val="center"/>
-        <w:rPr>
-          <w:rFonts w:cs="David"/>
-          <w:b/>
-          <w:bCs/>
-          <w:sz w:val="28"/>
-          <w:szCs w:val="28"/>
-          <w:u w:val="single"/>
-        </w:rPr>
-      </w:pPr>
-      <w:r>
-        <w:rPr>
-          <w:rFonts w:cs="David"/>
-          <w:b/>
-          <w:bCs/>
-          <w:noProof/>
-          <w:sz w:val="28"/>
-          <w:szCs w:val="28"/>
-          <w:u w:val="single"/>
-        </w:rPr>
-        <w:drawing>
-          <wp:anchor distT="0" distB="0" distL="114300" distR="114300" simplePos="0" relativeHeight="251663360" behindDoc="0" locked="0" layoutInCell="1" allowOverlap="1" wp14:anchorId="4A0959E8" wp14:editId="6F20E287">
-            <wp:simplePos x="0" y="0"/>
-            <wp:positionH relativeFrom="margin">
-              <wp:align>center</wp:align>
-            </wp:positionH>
-            <wp:positionV relativeFrom="margin">
-              <wp:align>top</wp:align>
-            </wp:positionV>
-            <wp:extent cx="5656580" cy="4003675"/>
-            <wp:effectExtent l="0" t="0" r="0" b="0"/>
-            <wp:wrapSquare wrapText="bothSides"/>
-            <wp:docPr id="73" name="תמונה 6"/>
-            <wp:cNvGraphicFramePr>
-              <a:graphicFrameLocks xmlns:a="http://schemas.openxmlformats.org/drawingml/2006/main" noChangeAspect="1"/>
-            </wp:cNvGraphicFramePr>
-            <a:graphic xmlns:a="http://schemas.openxmlformats.org/drawingml/2006/main">
-              <a:graphicData uri="http://schemas.openxmlformats.org/drawingml/2006/picture">
-                <pic:pic xmlns:pic="http://schemas.openxmlformats.org/drawingml/2006/picture">
-                  <pic:nvPicPr>
-                    <pic:cNvPr id="0" name="Picture 73"/>
-                    <pic:cNvPicPr>
-                      <a:picLocks noChangeAspect="1" noChangeArrowheads="1"/>
-                    </pic:cNvPicPr>
-                  </pic:nvPicPr>
-                  <pic:blipFill>
-                    <a:blip r:embed="rId28">
-                      <a:extLst>
-                        <a:ext uri="{28A0092B-C50C-407E-A947-70E740481C1C}">
-                          <a14:useLocalDpi xmlns:a14="http://schemas.microsoft.com/office/drawing/2010/main" val="0"/>
-                        </a:ext>
-                      </a:extLst>
-                    </a:blip>
-                    <a:srcRect/>
-                    <a:stretch>
-                      <a:fillRect/>
-                    </a:stretch>
-                  </pic:blipFill>
-                  <pic:spPr bwMode="auto">
-                    <a:xfrm>
-                      <a:off x="0" y="0"/>
-                      <a:ext cx="5656580" cy="4003675"/>
-                    </a:xfrm>
-                    <a:prstGeom prst="rect">
-                      <a:avLst/>
-                    </a:prstGeom>
-                    <a:noFill/>
-                  </pic:spPr>
-                </pic:pic>
-              </a:graphicData>
-            </a:graphic>
-            <wp14:sizeRelH relativeFrom="page">
-              <wp14:pctWidth>0</wp14:pctWidth>
-            </wp14:sizeRelH>
-            <wp14:sizeRelV relativeFrom="page">
-              <wp14:pctHeight>0</wp14:pctHeight>
-            </wp14:sizeRelV>
-          </wp:anchor>
-        </w:drawing>
-      </w:r>
-    </w:p>
-    <w:p>
-      <w:pPr>
-        <w:jc w:val="center"/>
-        <w:rPr>
-          <w:rFonts w:cs="David"/>
-          <w:b/>
-          <w:bCs/>
-          <w:sz w:val="28"/>
-          <w:szCs w:val="28"/>
-          <w:u w:val="single"/>
-        </w:rPr>
-      </w:pPr>
-    </w:p>
-    <w:p>
-      <w:pPr>
-        <w:jc w:val="center"/>
-        <w:rPr>
-          <w:rFonts w:cs="David"/>
-          <w:b/>
-          <w:bCs/>
-          <w:sz w:val="28"/>
-          <w:szCs w:val="28"/>
-          <w:u w:val="single"/>
-        </w:rPr>
-      </w:pPr>
-    </w:p>
-    <w:p>
-      <w:pPr>
-        <w:jc w:val="center"/>
-        <w:rPr>
-          <w:rFonts w:cs="David"/>
-          <w:b/>
-          <w:bCs/>
-          <w:sz w:val="28"/>
-          <w:szCs w:val="28"/>
-          <w:u w:val="single"/>
-        </w:rPr>
-      </w:pPr>
-    </w:p>
-    <w:p>
-      <w:pPr>
-        <w:jc w:val="center"/>
-        <w:rPr>
-          <w:rFonts w:cs="David"/>
-          <w:b/>
-          <w:bCs/>
-          <w:sz w:val="28"/>
-          <w:szCs w:val="28"/>
-          <w:u w:val="single"/>
-        </w:rPr>
-      </w:pPr>
-    </w:p>
-    <w:p>
-      <w:pPr>
-        <w:jc w:val="center"/>
-        <w:rPr>
-          <w:rFonts w:cs="David"/>
-          <w:b/>
-          <w:bCs/>
-          <w:sz w:val="28"/>
-          <w:szCs w:val="28"/>
-          <w:u w:val="single"/>
-        </w:rPr>
-      </w:pPr>
-    </w:p>
-    <w:p>
-      <w:pPr>
-        <w:jc w:val="center"/>
-        <w:rPr>
-          <w:rFonts w:cs="David"/>
-          <w:b/>
-          <w:bCs/>
-          <w:sz w:val="28"/>
-          <w:szCs w:val="28"/>
-          <w:u w:val="single"/>
-        </w:rPr>
-      </w:pPr>
-    </w:p>
-    <w:p>
-      <w:pPr>
-        <w:jc w:val="center"/>
-        <w:rPr>
-          <w:rFonts w:cs="David"/>
-          <w:b/>
-          <w:bCs/>
-          <w:sz w:val="28"/>
-          <w:szCs w:val="28"/>
-          <w:u w:val="single"/>
-        </w:rPr>
-      </w:pPr>
-    </w:p>
-    <w:p>
-      <w:pPr>
-        <w:jc w:val="center"/>
-        <w:rPr>
-          <w:rFonts w:cs="David"/>
-          <w:b/>
-          <w:bCs/>
-          <w:sz w:val="28"/>
-          <w:szCs w:val="28"/>
-          <w:u w:val="single"/>
-        </w:rPr>
-      </w:pPr>
-    </w:p>
-    <w:p>
-      <w:pPr>
-        <w:jc w:val="center"/>
-        <w:rPr>
-          <w:rFonts w:cs="David"/>
-          <w:b/>
-          <w:bCs/>
-          <w:sz w:val="28"/>
-          <w:szCs w:val="28"/>
-          <w:u w:val="single"/>
-        </w:rPr>
-      </w:pPr>
-    </w:p>
-    <w:p>
-      <w:pPr>
-        <w:jc w:val="center"/>
-        <w:rPr>
-          <w:rFonts w:cs="David"/>
-          <w:b/>
-          <w:bCs/>
-          <w:sz w:val="28"/>
-          <w:szCs w:val="28"/>
-          <w:u w:val="single"/>
-        </w:rPr>
-      </w:pPr>
-    </w:p>
-    <w:p>
-      <w:pPr>
-        <w:jc w:val="center"/>
-        <w:rPr>
-          <w:rFonts w:cs="David"/>
-          <w:b/>
-          <w:bCs/>
-          <w:sz w:val="28"/>
-          <w:szCs w:val="28"/>
-          <w:u w:val="single"/>
-        </w:rPr>
-      </w:pPr>
-    </w:p>
-    <w:p>
-      <w:pPr>
-        <w:jc w:val="center"/>
-        <w:rPr>
-          <w:rFonts w:cs="David"/>
-          <w:b/>
-          <w:bCs/>
-          <w:sz w:val="28"/>
-          <w:szCs w:val="28"/>
-          <w:u w:val="single"/>
-        </w:rPr>
-      </w:pPr>
-    </w:p>
-    <w:p>
-      <w:pPr>
-        <w:jc w:val="center"/>
-        <w:rPr>
-          <w:rFonts w:cs="David"/>
-          <w:b/>
-          <w:bCs/>
-          <w:sz w:val="28"/>
-          <w:szCs w:val="28"/>
-          <w:u w:val="single"/>
-        </w:rPr>
-      </w:pPr>
-    </w:p>
-    <w:p>
-      <w:pPr>
-        <w:jc w:val="center"/>
-        <w:rPr>
-          <w:rFonts w:cs="David"/>
-          <w:b/>
-          <w:bCs/>
-          <w:sz w:val="28"/>
-          <w:szCs w:val="28"/>
-          <w:u w:val="single"/>
-        </w:rPr>
-      </w:pPr>
-    </w:p>
-    <w:p>
-      <w:pPr>
-        <w:jc w:val="center"/>
-        <w:rPr>
-          <w:rFonts w:cs="David"/>
-          <w:b/>
-          <w:bCs/>
-          <w:sz w:val="28"/>
-          <w:szCs w:val="28"/>
-          <w:u w:val="single"/>
-          <w:rtl/>
-        </w:rPr>
-      </w:pPr>
-    </w:p>
-    <w:p>
-      <w:pPr>
-        <w:jc w:val="center"/>
-        <w:rPr>
-          <w:rFonts w:cs="David"/>
-          <w:b/>
-          <w:bCs/>
-          <w:sz w:val="28"/>
-          <w:szCs w:val="28"/>
-          <w:u w:val="single"/>
-        </w:rPr>
-      </w:pPr>
-    </w:p>
-    <w:p>
-      <w:pPr>
-        <w:jc w:val="center"/>
-        <w:rPr>
-          <w:rFonts w:cs="David"/>
-          <w:b/>
-          <w:bCs/>
-          <w:sz w:val="28"/>
-          <w:szCs w:val="28"/>
-          <w:u w:val="single"/>
-        </w:rPr>
-      </w:pPr>
-    </w:p>
-    <w:p>
-      <w:pPr>
-        <w:jc w:val="center"/>
-        <w:rPr>
-          <w:rFonts w:cs="David"/>
-          <w:b/>
-          <w:bCs/>
-          <w:sz w:val="28"/>
-          <w:szCs w:val="28"/>
-          <w:u w:val="single"/>
-        </w:rPr>
-      </w:pPr>
-    </w:p>
-    <w:p>
-      <w:pPr>
-        <w:jc w:val="center"/>
-        <w:rPr>
-          <w:rFonts w:cs="David"/>
-          <w:b/>
-          <w:bCs/>
-          <w:sz w:val="28"/>
-          <w:szCs w:val="28"/>
-          <w:u w:val="single"/>
-        </w:rPr>
-      </w:pPr>
-    </w:p>
-    <w:p>
-      <w:pPr>
-        <w:jc w:val="center"/>
-        <w:rPr>
-          <w:rFonts w:cs="David"/>
-          <w:b/>
-          <w:bCs/>
-          <w:sz w:val="28"/>
-          <w:szCs w:val="28"/>
-          <w:u w:val="single"/>
-        </w:rPr>
-      </w:pPr>
-    </w:p>
-    <w:p>
-      <w:pPr>
-        <w:jc w:val="center"/>
-        <w:rPr>
-          <w:rFonts w:cs="David"/>
-          <w:b/>
-          <w:bCs/>
-          <w:sz w:val="28"/>
-          <w:szCs w:val="28"/>
-          <w:u w:val="single"/>
-        </w:rPr>
-      </w:pPr>
-    </w:p>
-    <w:p>
-      <w:pPr>
-        <w:jc w:val="center"/>
-        <w:rPr>
-          <w:rFonts w:cs="David"/>
-          <w:b/>
-          <w:bCs/>
-          <w:sz w:val="28"/>
-          <w:szCs w:val="28"/>
-          <w:u w:val="single"/>
-        </w:rPr>
-      </w:pPr>
-    </w:p>
-    <w:p>
-      <w:pPr>
-        <w:jc w:val="center"/>
-        <w:rPr>
-          <w:rFonts w:cs="David"/>
-          <w:b/>
-          <w:bCs/>
-          <w:sz w:val="28"/>
-          <w:szCs w:val="28"/>
-          <w:u w:val="single"/>
-        </w:rPr>
-      </w:pPr>
-    </w:p>
-    <w:p>
-      <w:pPr>
-        <w:jc w:val="center"/>
-        <w:rPr>
-          <w:rFonts w:cs="David"/>
-          <w:b/>
-          <w:bCs/>
-          <w:sz w:val="28"/>
-          <w:szCs w:val="28"/>
-          <w:u w:val="single"/>
-        </w:rPr>
-      </w:pPr>
-    </w:p>
-    <w:p>
-      <w:pPr>
-        <w:jc w:val="center"/>
-        <w:rPr>
-          <w:rFonts w:cs="David"/>
-          <w:b/>
-          <w:bCs/>
-          <w:sz w:val="28"/>
-          <w:szCs w:val="28"/>
-          <w:u w:val="single"/>
-        </w:rPr>
-      </w:pPr>
-    </w:p>
-    <w:p>
-      <w:pPr>
-        <w:jc w:val="center"/>
-        <w:rPr>
-          <w:rFonts w:cs="David"/>
-          <w:b/>
-          <w:bCs/>
-          <w:sz w:val="28"/>
-          <w:szCs w:val="28"/>
-          <w:u w:val="single"/>
-        </w:rPr>
-      </w:pPr>
-    </w:p>
-    <w:p>
-      <w:pPr>
-        <w:jc w:val="center"/>
-        <w:rPr>
-          <w:rFonts w:cs="David"/>
-          <w:b/>
-          <w:bCs/>
-          <w:sz w:val="28"/>
-          <w:szCs w:val="28"/>
-          <w:u w:val="single"/>
-        </w:rPr>
-      </w:pPr>
-      <w:r>
-        <w:rPr>
-          <w:rFonts w:cs="David"/>
-          <w:b/>
-          <w:bCs/>
-          <w:noProof/>
-          <w:sz w:val="28"/>
-          <w:szCs w:val="28"/>
-          <w:u w:val="single"/>
-        </w:rPr>
-        <w:drawing>
-          <wp:anchor distT="0" distB="0" distL="114300" distR="114300" simplePos="0" relativeHeight="251664384" behindDoc="0" locked="0" layoutInCell="1" allowOverlap="1" wp14:anchorId="63CB0686" wp14:editId="5A2C4451">
-            <wp:simplePos x="0" y="0"/>
-            <wp:positionH relativeFrom="margin">
-              <wp:posOffset>514350</wp:posOffset>
-            </wp:positionH>
-            <wp:positionV relativeFrom="margin">
-              <wp:posOffset>4350385</wp:posOffset>
-            </wp:positionV>
-            <wp:extent cx="5608320" cy="3969385"/>
-            <wp:effectExtent l="0" t="0" r="0" b="0"/>
-            <wp:wrapSquare wrapText="bothSides"/>
-            <wp:docPr id="74" name="תמונה 5"/>
-            <wp:cNvGraphicFramePr>
-              <a:graphicFrameLocks xmlns:a="http://schemas.openxmlformats.org/drawingml/2006/main" noChangeAspect="1"/>
-            </wp:cNvGraphicFramePr>
-            <a:graphic xmlns:a="http://schemas.openxmlformats.org/drawingml/2006/main">
-              <a:graphicData uri="http://schemas.openxmlformats.org/drawingml/2006/picture">
-                <pic:pic xmlns:pic="http://schemas.openxmlformats.org/drawingml/2006/picture">
-                  <pic:nvPicPr>
-                    <pic:cNvPr id="0" name="Picture 74"/>
-                    <pic:cNvPicPr>
-                      <a:picLocks noChangeAspect="1" noChangeArrowheads="1"/>
-                    </pic:cNvPicPr>
-                  </pic:nvPicPr>
-                  <pic:blipFill>
-                    <a:blip r:embed="rId29">
-                      <a:extLst>
-                        <a:ext uri="{28A0092B-C50C-407E-A947-70E740481C1C}">
-                          <a14:useLocalDpi xmlns:a14="http://schemas.microsoft.com/office/drawing/2010/main" val="0"/>
-                        </a:ext>
-                      </a:extLst>
-                    </a:blip>
-                    <a:srcRect/>
-                    <a:stretch>
-                      <a:fillRect/>
-                    </a:stretch>
-                  </pic:blipFill>
-                  <pic:spPr bwMode="auto">
-                    <a:xfrm>
-                      <a:off x="0" y="0"/>
-                      <a:ext cx="5608320" cy="3969385"/>
-                    </a:xfrm>
-                    <a:prstGeom prst="rect">
-                      <a:avLst/>
-                    </a:prstGeom>
-                    <a:noFill/>
-                  </pic:spPr>
-                </pic:pic>
-              </a:graphicData>
-            </a:graphic>
-            <wp14:sizeRelH relativeFrom="page">
-              <wp14:pctWidth>0</wp14:pctWidth>
-            </wp14:sizeRelH>
-            <wp14:sizeRelV relativeFrom="page">
-              <wp14:pctHeight>0</wp14:pctHeight>
-            </wp14:sizeRelV>
-          </wp:anchor>
-        </w:drawing>
-      </w:r>
-    </w:p>
-    <w:p>
-      <w:pPr>
-        <w:jc w:val="center"/>
-        <w:rPr>
-          <w:rFonts w:cs="David"/>
-          <w:b/>
-          <w:bCs/>
-          <w:sz w:val="28"/>
-          <w:szCs w:val="28"/>
-          <w:u w:val="single"/>
-        </w:rPr>
-      </w:pPr>
-    </w:p>
-    <w:p>
-      <w:pPr>
-        <w:jc w:val="center"/>
-        <w:rPr>
-          <w:rFonts w:cs="David"/>
-          <w:b/>
-          <w:bCs/>
-          <w:sz w:val="28"/>
-          <w:szCs w:val="28"/>
-          <w:u w:val="single"/>
-        </w:rPr>
-      </w:pPr>
-    </w:p>
-    <w:p>
-      <w:pPr>
-        <w:jc w:val="center"/>
-        <w:rPr>
-          <w:rFonts w:cs="David"/>
-          <w:b/>
-          <w:bCs/>
-          <w:sz w:val="28"/>
-          <w:szCs w:val="28"/>
-          <w:u w:val="single"/>
-        </w:rPr>
-      </w:pPr>
-    </w:p>
-    <w:p>
-      <w:pPr>
-        <w:jc w:val="center"/>
-        <w:rPr>
-          <w:rFonts w:cs="David"/>
-          <w:b/>
-          <w:bCs/>
-          <w:sz w:val="28"/>
-          <w:szCs w:val="28"/>
-          <w:u w:val="single"/>
-        </w:rPr>
-      </w:pPr>
-    </w:p>
-    <w:p>
-      <w:pPr>
-        <w:jc w:val="center"/>
-        <w:rPr>
-          <w:rFonts w:cs="David"/>
-          <w:b/>
-          <w:bCs/>
-          <w:sz w:val="28"/>
-          <w:szCs w:val="28"/>
-          <w:u w:val="single"/>
-        </w:rPr>
-      </w:pPr>
-    </w:p>
-    <w:p>
-      <w:pPr>
-        <w:jc w:val="center"/>
-        <w:rPr>
-          <w:rFonts w:cs="David"/>
-          <w:b/>
-          <w:bCs/>
-          <w:sz w:val="28"/>
-          <w:szCs w:val="28"/>
-          <w:u w:val="single"/>
-        </w:rPr>
-      </w:pPr>
-    </w:p>
-    <w:p>
-      <w:pPr>
-        <w:jc w:val="center"/>
-        <w:rPr>
-          <w:rFonts w:cs="David"/>
-          <w:b/>
-          <w:bCs/>
-          <w:sz w:val="28"/>
-          <w:szCs w:val="28"/>
-          <w:u w:val="single"/>
-        </w:rPr>
-      </w:pPr>
-    </w:p>
-    <w:p>
-      <w:pPr>
-        <w:jc w:val="center"/>
-        <w:rPr>
-          <w:rFonts w:cs="David"/>
-          <w:b/>
-          <w:bCs/>
-          <w:sz w:val="28"/>
-          <w:szCs w:val="28"/>
-          <w:u w:val="single"/>
-        </w:rPr>
-      </w:pPr>
-    </w:p>
-    <w:p>
-      <w:pPr>
-        <w:jc w:val="center"/>
-        <w:rPr>
-          <w:rFonts w:cs="David"/>
-          <w:b/>
-          <w:bCs/>
-          <w:sz w:val="28"/>
-          <w:szCs w:val="28"/>
-          <w:u w:val="single"/>
-        </w:rPr>
-      </w:pPr>
-      <w:r>
-        <w:rPr>
-          <w:rFonts w:cs="David"/>
-          <w:b/>
-          <w:bCs/>
-          <w:noProof/>
-          <w:sz w:val="28"/>
-          <w:szCs w:val="28"/>
-          <w:u w:val="single"/>
-        </w:rPr>
-        <w:drawing>
-          <wp:inline distT="0" distB="0" distL="0" distR="0" wp14:anchorId="7474A55D" wp14:editId="157D316A">
-            <wp:extent cx="5727700" cy="8108950"/>
-            <wp:effectExtent l="0" t="0" r="0" b="0"/>
-            <wp:docPr id="14" name="תמונה 1"/>
-            <wp:cNvGraphicFramePr>
-              <a:graphicFrameLocks xmlns:a="http://schemas.openxmlformats.org/drawingml/2006/main" noChangeAspect="1"/>
-            </wp:cNvGraphicFramePr>
-            <a:graphic xmlns:a="http://schemas.openxmlformats.org/drawingml/2006/main">
-              <a:graphicData uri="http://schemas.openxmlformats.org/drawingml/2006/picture">
-                <pic:pic xmlns:pic="http://schemas.openxmlformats.org/drawingml/2006/picture">
-                  <pic:nvPicPr>
-                    <pic:cNvPr id="0" name="תמונה 1"/>
-                    <pic:cNvPicPr>
-                      <a:picLocks noChangeAspect="1" noChangeArrowheads="1"/>
-                    </pic:cNvPicPr>
-                  </pic:nvPicPr>
-                  <pic:blipFill>
-                    <a:blip r:embed="rId30">
-                      <a:extLst>
-                        <a:ext uri="{28A0092B-C50C-407E-A947-70E740481C1C}">
-                          <a14:useLocalDpi xmlns:a14="http://schemas.microsoft.com/office/drawing/2010/main" val="0"/>
-                        </a:ext>
-                      </a:extLst>
-                    </a:blip>
-                    <a:srcRect/>
-                    <a:stretch>
-                      <a:fillRect/>
-                    </a:stretch>
-                  </pic:blipFill>
-                  <pic:spPr bwMode="auto">
-                    <a:xfrm>
-                      <a:off x="0" y="0"/>
-                      <a:ext cx="5727700" cy="8108950"/>
-                    </a:xfrm>
-                    <a:prstGeom prst="rect">
-                      <a:avLst/>
-                    </a:prstGeom>
-                    <a:noFill/>
-                    <a:ln>
-                      <a:noFill/>
-                    </a:ln>
-                  </pic:spPr>
-                </pic:pic>
-              </a:graphicData>
-            </a:graphic>
-          </wp:inline>
-        </w:drawing>
-      </w:r>
-    </w:p>
-    <w:p>
-      <w:pPr>
-        <w:jc w:val="center"/>
-        <w:rPr>
-          <w:rFonts w:cs="David"/>
-          <w:b/>
-          <w:bCs/>
-          <w:sz w:val="28"/>
-          <w:szCs w:val="28"/>
-          <w:u w:val="single"/>
-          <w:rtl/>
-        </w:rPr>
-      </w:pPr>
-    </w:p>
-    <w:p>
-      <w:pPr>
-        <w:jc w:val="center"/>
-        <w:rPr>
-          <w:rFonts w:cs="David" w:hint="cs"/>
-          <w:b/>
-          <w:bCs/>
-          <w:sz w:val="28"/>
-          <w:szCs w:val="28"/>
-          <w:u w:val="single"/>
-          <w:rtl/>
-        </w:rPr>
-      </w:pPr>
-      <w:r>
-        <w:rPr>
-          <w:rFonts w:cs="David"/>
-          <w:b/>
-          <w:bCs/>
-          <w:noProof/>
-          <w:sz w:val="28"/>
-          <w:szCs w:val="28"/>
-          <w:u w:val="single"/>
-        </w:rPr>
-        <w:drawing>
-          <wp:inline distT="0" distB="0" distL="0" distR="0" wp14:anchorId="39F8DFDD" wp14:editId="18D6E569">
-            <wp:extent cx="5772150" cy="8191500"/>
-            <wp:effectExtent l="0" t="0" r="0" b="0"/>
-            <wp:docPr id="1321269614" name="תמונה 15"/>
-            <wp:cNvGraphicFramePr>
-              <a:graphicFrameLocks xmlns:a="http://schemas.openxmlformats.org/drawingml/2006/main" noChangeAspect="1"/>
-            </wp:cNvGraphicFramePr>
-            <a:graphic xmlns:a="http://schemas.openxmlformats.org/drawingml/2006/main">
-              <a:graphicData uri="http://schemas.openxmlformats.org/drawingml/2006/picture">
-                <pic:pic xmlns:pic="http://schemas.openxmlformats.org/drawingml/2006/picture">
-                  <pic:nvPicPr>
-                    <pic:cNvPr id="0" name="Picture 15"/>
-                    <pic:cNvPicPr>
-                      <a:picLocks noChangeAspect="1" noChangeArrowheads="1"/>
-                    </pic:cNvPicPr>
-                  </pic:nvPicPr>
-                  <pic:blipFill>
-                    <a:blip r:embed="rId31">
-                      <a:extLst>
-                        <a:ext uri="{28A0092B-C50C-407E-A947-70E740481C1C}">
-                          <a14:useLocalDpi xmlns:a14="http://schemas.microsoft.com/office/drawing/2010/main" val="0"/>
-                        </a:ext>
-                      </a:extLst>
-                    </a:blip>
-                    <a:srcRect/>
-                    <a:stretch>
-                      <a:fillRect/>
-                    </a:stretch>
-                  </pic:blipFill>
-                  <pic:spPr bwMode="auto">
-                    <a:xfrm>
-                      <a:off x="0" y="0"/>
-                      <a:ext cx="5772150" cy="8191500"/>
-                    </a:xfrm>
-                    <a:prstGeom prst="rect">
-                      <a:avLst/>
-                    </a:prstGeom>
-                    <a:noFill/>
-                    <a:ln>
-                      <a:noFill/>
-                    </a:ln>
-                  </pic:spPr>
-                </pic:pic>
-              </a:graphicData>
-            </a:graphic>
-          </wp:inline>
-        </w:drawing>
-      </w:r>
-    </w:p>
-    <w:p>
-      <w:pPr>
-        <w:jc w:val="center"/>
-        <w:rPr>
-          <w:rFonts w:cs="David" w:hint="cs"/>
-          <w:b/>
-          <w:bCs/>
-          <w:sz w:val="28"/>
-          <w:szCs w:val="28"/>
-          <w:u w:val="single"/>
-          <w:rtl/>
-        </w:rPr>
-      </w:pPr>
-      <w:r>
-        <w:rPr>
-          <w:rFonts w:cs="David" w:hint="cs"/>
-          <w:b/>
-          <w:bCs/>
-          <w:sz w:val="28"/>
-          <w:szCs w:val="28"/>
-          <w:u w:val="single"/>
-          <w:rtl/>
-        </w:rPr>
-        <w:t xml:space="preserve">נספח ב' : רשימת ממליצים </w:t>
-      </w:r>
-      <w:r>
-        <w:rPr>
-          <w:rFonts w:cs="David"/>
-          <w:b/>
-          <w:bCs/>
-          <w:sz w:val="28"/>
-          <w:szCs w:val="28"/>
-          <w:u w:val="single"/>
-          <w:rtl/>
-        </w:rPr>
-        <w:t>–</w:t>
-      </w:r>
-      <w:r>
-        <w:rPr>
-          <w:rFonts w:cs="David" w:hint="cs"/>
-          <w:b/>
-          <w:bCs/>
-          <w:sz w:val="28"/>
-          <w:szCs w:val="28"/>
-          <w:u w:val="single"/>
-          <w:rtl/>
-        </w:rPr>
-        <w:t xml:space="preserve"> מיגון קרינה </w:t>
-      </w:r>
-    </w:p>
-    <w:p>
-      <w:pPr>
-        <w:jc w:val="center"/>
-        <w:rPr>
-          <w:rFonts w:cs="David" w:hint="cs"/>
-          <w:b/>
-          <w:bCs/>
-          <w:sz w:val="36"/>
-          <w:szCs w:val="36"/>
-          <w:u w:val="single"/>
-          <w:rtl/>
-        </w:rPr>
-      </w:pPr>
-    </w:p>
-    <w:tbl>
-      <w:tblPr>
-        <w:bidiVisual/>
-        <w:tblW w:w="0" w:type="auto"/>
-        <w:tblBorders>
-          <w:top w:val="single" w:sz="4" w:space="0" w:color="auto"/>
-          <w:left w:val="single" w:sz="4" w:space="0" w:color="auto"/>
-          <w:bottom w:val="single" w:sz="4" w:space="0" w:color="auto"/>
-          <w:right w:val="single" w:sz="4" w:space="0" w:color="auto"/>
-          <w:insideH w:val="single" w:sz="4" w:space="0" w:color="auto"/>
-          <w:insideV w:val="single" w:sz="4" w:space="0" w:color="auto"/>
-        </w:tblBorders>
-        <w:tblLook w:val="04A0" w:firstRow="1" w:lastRow="0" w:firstColumn="1" w:lastColumn="0" w:noHBand="0" w:noVBand="1"/>
-      </w:tblPr>
-      <w:tblGrid>
-        <w:gridCol w:w="3481"/>
-        <w:gridCol w:w="3486"/>
-        <w:gridCol w:w="3489"/>
-      </w:tblGrid>
-      <w:tr>
-        <w:tc>
-          <w:tcPr>
-            <w:tcW w:w="3560" w:type="dxa"/>
-            <w:shd w:val="clear" w:color="auto" w:fill="C2D69B"/>
-            <w:vAlign w:val="center"/>
-          </w:tcPr>
-          <w:p>
-            <w:pPr>
-              <w:jc w:val="center"/>
-              <w:rPr>
-                <w:rFonts w:cs="David" w:hint="cs"/>
-                <w:rtl/>
-              </w:rPr>
-            </w:pPr>
-          </w:p>
-          <w:p>
-            <w:pPr>
-              <w:jc w:val="center"/>
-              <w:rPr>
-                <w:rFonts w:cs="David" w:hint="cs"/>
-                <w:rtl/>
-              </w:rPr>
-            </w:pPr>
-            <w:r>
-              <w:rPr>
-                <w:rFonts w:cs="David" w:hint="cs"/>
-                <w:rtl/>
-              </w:rPr>
-              <w:t>שם החברה</w:t>
-            </w:r>
-          </w:p>
-          <w:p>
-            <w:pPr>
-              <w:jc w:val="center"/>
-              <w:rPr>
-                <w:rFonts w:cs="David"/>
-                <w:rtl/>
-              </w:rPr>
-            </w:pPr>
-          </w:p>
-        </w:tc>
-        <w:tc>
-          <w:tcPr>
-            <w:tcW w:w="3561" w:type="dxa"/>
-            <w:shd w:val="clear" w:color="auto" w:fill="C2D69B"/>
-            <w:vAlign w:val="center"/>
-          </w:tcPr>
-          <w:p>
-            <w:pPr>
-              <w:jc w:val="center"/>
-              <w:rPr>
-                <w:rFonts w:cs="David" w:hint="cs"/>
-                <w:rtl/>
-              </w:rPr>
-            </w:pPr>
-          </w:p>
-          <w:p>
-            <w:pPr>
-              <w:jc w:val="center"/>
-              <w:rPr>
-                <w:rFonts w:cs="David"/>
-                <w:rtl/>
-              </w:rPr>
-            </w:pPr>
-            <w:r>
-              <w:rPr>
-                <w:rFonts w:cs="David" w:hint="cs"/>
-                <w:rtl/>
-              </w:rPr>
-              <w:t>איש קשר ותפקיד</w:t>
-            </w:r>
-          </w:p>
-        </w:tc>
-        <w:tc>
-          <w:tcPr>
-            <w:tcW w:w="3561" w:type="dxa"/>
-            <w:shd w:val="clear" w:color="auto" w:fill="C2D69B"/>
-            <w:vAlign w:val="center"/>
-          </w:tcPr>
-          <w:p>
-            <w:pPr>
-              <w:jc w:val="center"/>
-              <w:rPr>
-                <w:rFonts w:cs="David" w:hint="cs"/>
-                <w:rtl/>
-              </w:rPr>
-            </w:pPr>
-          </w:p>
-          <w:p>
-            <w:pPr>
-              <w:jc w:val="center"/>
-              <w:rPr>
-                <w:rFonts w:cs="David"/>
-                <w:rtl/>
-              </w:rPr>
-            </w:pPr>
-            <w:r>
-              <w:rPr>
-                <w:rFonts w:cs="David" w:hint="cs"/>
-                <w:rtl/>
-              </w:rPr>
-              <w:t>טלפון</w:t>
-            </w:r>
-          </w:p>
-        </w:tc>
-      </w:tr>
-      <w:tr>
-        <w:trPr>
-          <w:trHeight w:val="567"/>
-        </w:trPr>
-        <w:tc>
-          <w:tcPr>
-            <w:tcW w:w="3560" w:type="dxa"/>
-            <w:vAlign w:val="center"/>
-          </w:tcPr>
-          <w:p>
-            <w:pPr>
-              <w:jc w:val="center"/>
-              <w:rPr>
-                <w:rFonts w:cs="David" w:hint="cs"/>
-                <w:rtl/>
-              </w:rPr>
-            </w:pPr>
-            <w:r>
-              <w:rPr>
-                <w:rFonts w:cs="David" w:hint="cs"/>
-                <w:rtl/>
-              </w:rPr>
-              <w:t>משרד ראש הממשלה</w:t>
-            </w:r>
-          </w:p>
-        </w:tc>
-        <w:tc>
-          <w:tcPr>
-            <w:tcW w:w="3561" w:type="dxa"/>
-            <w:vAlign w:val="center"/>
-          </w:tcPr>
-          <w:p>
-            <w:pPr>
-              <w:jc w:val="center"/>
-              <w:rPr>
-                <w:rFonts w:cs="David" w:hint="cs"/>
-                <w:rtl/>
-              </w:rPr>
-            </w:pPr>
-            <w:r>
-              <w:rPr>
-                <w:rFonts w:cs="David" w:hint="cs"/>
-                <w:rtl/>
-              </w:rPr>
-              <w:t>מר גוליר בצלאל- אחראי לוגיסטיקה</w:t>
-            </w:r>
-          </w:p>
-        </w:tc>
-        <w:tc>
-          <w:tcPr>
-            <w:tcW w:w="3561" w:type="dxa"/>
-            <w:vAlign w:val="center"/>
-          </w:tcPr>
-          <w:p>
-            <w:pPr>
-              <w:jc w:val="center"/>
-              <w:rPr>
-                <w:rFonts w:cs="David" w:hint="cs"/>
-                <w:rtl/>
-              </w:rPr>
-            </w:pPr>
-            <w:r>
-              <w:rPr>
-                <w:rFonts w:cs="David"/>
-                <w:rtl/>
-              </w:rPr>
-              <w:t>050-6205236</w:t>
-            </w:r>
-          </w:p>
-        </w:tc>
-      </w:tr>
-      <w:tr>
-        <w:trPr>
-          <w:trHeight w:val="567"/>
-        </w:trPr>
-        <w:tc>
-          <w:tcPr>
-            <w:tcW w:w="3560" w:type="dxa"/>
-            <w:vAlign w:val="center"/>
-          </w:tcPr>
-          <w:p>
-            <w:pPr>
-              <w:jc w:val="center"/>
-              <w:rPr>
-                <w:rFonts w:cs="David" w:hint="cs"/>
-                <w:rtl/>
-              </w:rPr>
-            </w:pPr>
-            <w:r>
-              <w:rPr>
-                <w:rFonts w:cs="David" w:hint="cs"/>
-                <w:rtl/>
-              </w:rPr>
-              <w:t>בית המשפט המחוזי - ירושלים</w:t>
-            </w:r>
-          </w:p>
-        </w:tc>
-        <w:tc>
-          <w:tcPr>
-            <w:tcW w:w="3561" w:type="dxa"/>
-            <w:vAlign w:val="center"/>
-          </w:tcPr>
-          <w:p>
-            <w:pPr>
-              <w:jc w:val="center"/>
-              <w:rPr>
-                <w:rFonts w:cs="David" w:hint="cs"/>
-                <w:rtl/>
-              </w:rPr>
-            </w:pPr>
-            <w:r>
-              <w:rPr>
-                <w:rFonts w:cs="David" w:hint="cs"/>
-                <w:rtl/>
-              </w:rPr>
-              <w:t>מר חיים דרעי</w:t>
-            </w:r>
-          </w:p>
-        </w:tc>
-        <w:tc>
-          <w:tcPr>
-            <w:tcW w:w="3561" w:type="dxa"/>
-            <w:vAlign w:val="center"/>
-          </w:tcPr>
-          <w:p>
-            <w:pPr>
-              <w:jc w:val="center"/>
-              <w:rPr>
-                <w:rFonts w:cs="David" w:hint="cs"/>
-                <w:rtl/>
-              </w:rPr>
-            </w:pPr>
-            <w:r>
-              <w:rPr>
-                <w:rFonts w:cs="David" w:hint="cs"/>
-                <w:rtl/>
-              </w:rPr>
-              <w:t>050-6255046</w:t>
-            </w:r>
-          </w:p>
-        </w:tc>
-      </w:tr>
-      <w:tr>
-        <w:trPr>
-          <w:trHeight w:val="567"/>
-        </w:trPr>
-        <w:tc>
-          <w:tcPr>
-            <w:tcW w:w="3560" w:type="dxa"/>
-            <w:vAlign w:val="center"/>
-          </w:tcPr>
-          <w:p>
-            <w:pPr>
-              <w:jc w:val="center"/>
-              <w:rPr>
-                <w:rFonts w:cs="David" w:hint="cs"/>
-                <w:rtl/>
-              </w:rPr>
-            </w:pPr>
-            <w:r>
-              <w:rPr>
-                <w:rFonts w:cs="David" w:hint="cs"/>
-                <w:rtl/>
-              </w:rPr>
-              <w:t xml:space="preserve">חברת דנייה סיבוס </w:t>
-            </w:r>
-          </w:p>
-        </w:tc>
-        <w:tc>
-          <w:tcPr>
-            <w:tcW w:w="3561" w:type="dxa"/>
-            <w:vAlign w:val="center"/>
-          </w:tcPr>
-          <w:p>
-            <w:pPr>
-              <w:jc w:val="center"/>
-              <w:rPr>
-                <w:rFonts w:cs="David" w:hint="cs"/>
-                <w:rtl/>
-              </w:rPr>
-            </w:pPr>
-            <w:r>
-              <w:rPr>
-                <w:rFonts w:cs="David" w:hint="cs"/>
-                <w:rtl/>
-              </w:rPr>
-              <w:t>יניר אדרי</w:t>
-            </w:r>
-          </w:p>
-        </w:tc>
-        <w:tc>
-          <w:tcPr>
-            <w:tcW w:w="3561" w:type="dxa"/>
-            <w:vAlign w:val="center"/>
-          </w:tcPr>
-          <w:p>
-            <w:pPr>
-              <w:jc w:val="center"/>
-              <w:rPr>
-                <w:rFonts w:cs="David" w:hint="cs"/>
-                <w:rtl/>
-              </w:rPr>
-            </w:pPr>
-            <w:r>
-              <w:rPr>
-                <w:rFonts w:cs="David" w:hint="cs"/>
-                <w:rtl/>
-              </w:rPr>
-              <w:t>054-6005229</w:t>
-            </w:r>
-          </w:p>
-        </w:tc>
-      </w:tr>
-      <w:tr>
-        <w:trPr>
-          <w:trHeight w:val="567"/>
-        </w:trPr>
-        <w:tc>
-          <w:tcPr>
-            <w:tcW w:w="3560" w:type="dxa"/>
-            <w:vAlign w:val="center"/>
-          </w:tcPr>
-          <w:p>
-            <w:pPr>
-              <w:jc w:val="center"/>
-              <w:rPr>
-                <w:rFonts w:cs="David" w:hint="cs"/>
-                <w:rtl/>
-              </w:rPr>
-            </w:pPr>
-            <w:r>
-              <w:rPr>
-                <w:rFonts w:cs="David" w:hint="cs"/>
-                <w:rtl/>
-              </w:rPr>
-              <w:t>חברת אשגר</w:t>
-            </w:r>
-          </w:p>
-        </w:tc>
-        <w:tc>
-          <w:tcPr>
-            <w:tcW w:w="3561" w:type="dxa"/>
-            <w:vAlign w:val="center"/>
-          </w:tcPr>
-          <w:p>
-            <w:pPr>
-              <w:jc w:val="center"/>
-              <w:rPr>
-                <w:rFonts w:cs="David" w:hint="cs"/>
-                <w:rtl/>
-              </w:rPr>
-            </w:pPr>
-            <w:r>
-              <w:rPr>
-                <w:rFonts w:cs="David" w:hint="cs"/>
-                <w:rtl/>
-              </w:rPr>
-              <w:t>מר אשר יונה</w:t>
-            </w:r>
-          </w:p>
-        </w:tc>
-        <w:tc>
-          <w:tcPr>
-            <w:tcW w:w="3561" w:type="dxa"/>
-            <w:vAlign w:val="center"/>
-          </w:tcPr>
-          <w:p>
-            <w:pPr>
-              <w:jc w:val="center"/>
-              <w:rPr>
-                <w:rFonts w:cs="David" w:hint="cs"/>
-                <w:rtl/>
-              </w:rPr>
-            </w:pPr>
-            <w:r>
-              <w:rPr>
-                <w:rFonts w:cs="David" w:hint="cs"/>
-                <w:rtl/>
-              </w:rPr>
-              <w:t>054-8133220</w:t>
-            </w:r>
-          </w:p>
-        </w:tc>
-      </w:tr>
-      <w:tr>
-        <w:trPr>
-          <w:trHeight w:val="567"/>
-        </w:trPr>
-        <w:tc>
-          <w:tcPr>
-            <w:tcW w:w="3560" w:type="dxa"/>
-            <w:vAlign w:val="center"/>
-          </w:tcPr>
-          <w:p>
-            <w:pPr>
-              <w:jc w:val="center"/>
-              <w:rPr>
-                <w:rFonts w:cs="David" w:hint="cs"/>
-                <w:rtl/>
-              </w:rPr>
-            </w:pPr>
-            <w:r>
-              <w:rPr>
-                <w:rFonts w:cs="David" w:hint="cs"/>
-                <w:rtl/>
-              </w:rPr>
-              <w:t>בזק בינלאומי</w:t>
-            </w:r>
-          </w:p>
-        </w:tc>
-        <w:tc>
-          <w:tcPr>
-            <w:tcW w:w="3561" w:type="dxa"/>
-            <w:vAlign w:val="center"/>
-          </w:tcPr>
-          <w:p>
-            <w:pPr>
-              <w:jc w:val="center"/>
-              <w:rPr>
-                <w:rFonts w:cs="David" w:hint="cs"/>
-                <w:rtl/>
-              </w:rPr>
-            </w:pPr>
-            <w:r>
-              <w:rPr>
-                <w:rFonts w:cs="David" w:hint="cs"/>
-                <w:rtl/>
-              </w:rPr>
-              <w:t xml:space="preserve">הגב' רקפת תורג'מן </w:t>
-            </w:r>
-            <w:r>
-              <w:rPr>
-                <w:rFonts w:cs="David"/>
-                <w:rtl/>
-              </w:rPr>
-              <w:t>–</w:t>
-            </w:r>
-            <w:r>
-              <w:rPr>
-                <w:rFonts w:cs="David" w:hint="cs"/>
-                <w:rtl/>
-              </w:rPr>
-              <w:t xml:space="preserve"> מחלקת לוגיסטיקה</w:t>
-            </w:r>
-          </w:p>
-        </w:tc>
-        <w:tc>
-          <w:tcPr>
-            <w:tcW w:w="3561" w:type="dxa"/>
-            <w:vAlign w:val="center"/>
-          </w:tcPr>
-          <w:p>
-            <w:pPr>
-              <w:jc w:val="center"/>
-              <w:rPr>
-                <w:rFonts w:cs="David" w:hint="cs"/>
-                <w:rtl/>
-              </w:rPr>
-            </w:pPr>
-            <w:r>
-              <w:rPr>
-                <w:rFonts w:cs="David" w:hint="cs"/>
-                <w:rtl/>
-              </w:rPr>
-              <w:t>03-9257569</w:t>
-            </w:r>
-          </w:p>
-        </w:tc>
-      </w:tr>
-      <w:tr>
-        <w:trPr>
-          <w:trHeight w:val="567"/>
-        </w:trPr>
-        <w:tc>
-          <w:tcPr>
-            <w:tcW w:w="3560" w:type="dxa"/>
-            <w:vAlign w:val="center"/>
-          </w:tcPr>
-          <w:p>
-            <w:pPr>
-              <w:jc w:val="center"/>
-              <w:rPr>
-                <w:rFonts w:cs="David" w:hint="cs"/>
-                <w:rtl/>
-              </w:rPr>
-            </w:pPr>
-            <w:r>
-              <w:rPr>
-                <w:rFonts w:cs="David" w:hint="cs"/>
-                <w:rtl/>
-              </w:rPr>
-              <w:t>החברה לפיתוח הרצליה</w:t>
-            </w:r>
-          </w:p>
-        </w:tc>
-        <w:tc>
-          <w:tcPr>
-            <w:tcW w:w="3561" w:type="dxa"/>
-            <w:vAlign w:val="center"/>
-          </w:tcPr>
-          <w:p>
-            <w:pPr>
-              <w:jc w:val="center"/>
-              <w:rPr>
-                <w:rFonts w:cs="David" w:hint="cs"/>
-                <w:rtl/>
-              </w:rPr>
-            </w:pPr>
-            <w:r>
-              <w:rPr>
-                <w:rFonts w:cs="David" w:hint="cs"/>
-                <w:rtl/>
-              </w:rPr>
-              <w:t xml:space="preserve">הגב' תרצה </w:t>
-            </w:r>
-          </w:p>
-        </w:tc>
-        <w:tc>
-          <w:tcPr>
-            <w:tcW w:w="3561" w:type="dxa"/>
-            <w:vAlign w:val="center"/>
-          </w:tcPr>
-          <w:p>
-            <w:pPr>
-              <w:jc w:val="center"/>
-              <w:rPr>
-                <w:rFonts w:cs="David" w:hint="cs"/>
-                <w:rtl/>
-              </w:rPr>
-            </w:pPr>
-            <w:r>
-              <w:rPr>
-                <w:rFonts w:cs="David" w:hint="cs"/>
-                <w:rtl/>
-              </w:rPr>
-              <w:t>050-2002197</w:t>
-            </w:r>
-          </w:p>
-        </w:tc>
-      </w:tr>
-      <w:tr>
-        <w:trPr>
-          <w:trHeight w:val="567"/>
-        </w:trPr>
-        <w:tc>
-          <w:tcPr>
-            <w:tcW w:w="3560" w:type="dxa"/>
-            <w:vAlign w:val="center"/>
-          </w:tcPr>
-          <w:p>
-            <w:pPr>
-              <w:jc w:val="center"/>
-              <w:rPr>
-                <w:rFonts w:cs="David" w:hint="cs"/>
-                <w:rtl/>
-              </w:rPr>
-            </w:pPr>
-            <w:r>
-              <w:rPr>
-                <w:rFonts w:cs="David" w:hint="cs"/>
-                <w:rtl/>
-              </w:rPr>
-              <w:t xml:space="preserve">חברת </w:t>
-            </w:r>
-            <w:r>
-              <w:rPr>
-                <w:rFonts w:cs="David" w:hint="cs"/>
-              </w:rPr>
-              <w:t>SAP</w:t>
-            </w:r>
-            <w:r>
-              <w:rPr>
-                <w:rFonts w:cs="David" w:hint="cs"/>
-                <w:rtl/>
-              </w:rPr>
-              <w:t xml:space="preserve"> </w:t>
-            </w:r>
-            <w:r>
-              <w:rPr>
-                <w:rFonts w:cs="David"/>
-                <w:rtl/>
-              </w:rPr>
-              <w:t>–</w:t>
-            </w:r>
-            <w:r>
-              <w:rPr>
-                <w:rFonts w:cs="David" w:hint="cs"/>
-                <w:rtl/>
-              </w:rPr>
-              <w:t xml:space="preserve"> מיגון קרינה במשרדי החברה בכרמיאל</w:t>
-            </w:r>
-          </w:p>
-        </w:tc>
-        <w:tc>
-          <w:tcPr>
-            <w:tcW w:w="3561" w:type="dxa"/>
-            <w:vAlign w:val="center"/>
-          </w:tcPr>
-          <w:p>
-            <w:pPr>
-              <w:jc w:val="center"/>
-              <w:rPr>
-                <w:rFonts w:cs="David" w:hint="cs"/>
-                <w:rtl/>
-              </w:rPr>
-            </w:pPr>
-            <w:r>
-              <w:rPr>
-                <w:rFonts w:cs="David" w:hint="cs"/>
-                <w:rtl/>
-              </w:rPr>
-              <w:t xml:space="preserve">הגב' שרון ששון </w:t>
-            </w:r>
-            <w:r>
-              <w:rPr>
-                <w:rFonts w:cs="David"/>
-                <w:rtl/>
-              </w:rPr>
-              <w:t>–</w:t>
-            </w:r>
-            <w:r>
-              <w:rPr>
-                <w:rFonts w:cs="David" w:hint="cs"/>
-                <w:rtl/>
-              </w:rPr>
-              <w:t xml:space="preserve"> מנהלת לוגיסטיקה</w:t>
-            </w:r>
-          </w:p>
-        </w:tc>
-        <w:tc>
-          <w:tcPr>
-            <w:tcW w:w="3561" w:type="dxa"/>
-            <w:vAlign w:val="center"/>
-          </w:tcPr>
-          <w:p>
-            <w:pPr>
-              <w:jc w:val="center"/>
-              <w:rPr>
-                <w:rFonts w:cs="David" w:hint="cs"/>
-                <w:rtl/>
-              </w:rPr>
-            </w:pPr>
-            <w:r>
-              <w:rPr>
-                <w:rFonts w:cs="David" w:hint="cs"/>
-                <w:rtl/>
-              </w:rPr>
-              <w:t>054-4303296</w:t>
-            </w:r>
-          </w:p>
-        </w:tc>
-      </w:tr>
-      <w:tr>
-        <w:trPr>
-          <w:trHeight w:val="567"/>
-        </w:trPr>
-        <w:tc>
-          <w:tcPr>
-            <w:tcW w:w="3560" w:type="dxa"/>
-            <w:vAlign w:val="center"/>
-          </w:tcPr>
-          <w:p>
-            <w:pPr>
-              <w:jc w:val="center"/>
-              <w:rPr>
-                <w:rFonts w:cs="David" w:hint="cs"/>
-                <w:rtl/>
-              </w:rPr>
-            </w:pPr>
-            <w:r>
-              <w:rPr>
-                <w:rFonts w:cs="David" w:hint="cs"/>
-                <w:rtl/>
-              </w:rPr>
-              <w:t>מיגון חדר שנאים בבניין בתל אביב</w:t>
-            </w:r>
-          </w:p>
-        </w:tc>
-        <w:tc>
-          <w:tcPr>
-            <w:tcW w:w="3561" w:type="dxa"/>
-            <w:vAlign w:val="center"/>
-          </w:tcPr>
-          <w:p>
-            <w:pPr>
-              <w:jc w:val="center"/>
-              <w:rPr>
-                <w:rFonts w:cs="David" w:hint="cs"/>
-                <w:rtl/>
-              </w:rPr>
-            </w:pPr>
-            <w:r>
-              <w:rPr>
-                <w:rFonts w:cs="David" w:hint="cs"/>
-                <w:rtl/>
-              </w:rPr>
-              <w:t>מר ישראל לוז</w:t>
-            </w:r>
-          </w:p>
-        </w:tc>
-        <w:tc>
-          <w:tcPr>
-            <w:tcW w:w="3561" w:type="dxa"/>
-            <w:vAlign w:val="center"/>
-          </w:tcPr>
-          <w:p>
-            <w:pPr>
-              <w:jc w:val="center"/>
-              <w:rPr>
-                <w:rFonts w:cs="David" w:hint="cs"/>
-                <w:rtl/>
-              </w:rPr>
-            </w:pPr>
-            <w:r>
-              <w:rPr>
-                <w:rFonts w:cs="David" w:hint="cs"/>
-                <w:rtl/>
-              </w:rPr>
-              <w:t>054-3976803</w:t>
-            </w:r>
-          </w:p>
-        </w:tc>
-      </w:tr>
-      <w:tr>
-        <w:trPr>
-          <w:trHeight w:val="567"/>
-        </w:trPr>
-        <w:tc>
-          <w:tcPr>
-            <w:tcW w:w="3560" w:type="dxa"/>
-            <w:vAlign w:val="center"/>
-          </w:tcPr>
-          <w:p>
-            <w:pPr>
-              <w:jc w:val="center"/>
-              <w:rPr>
-                <w:rFonts w:cs="David" w:hint="cs"/>
-                <w:rtl/>
-              </w:rPr>
-            </w:pPr>
-            <w:r>
-              <w:rPr>
-                <w:rFonts w:cs="David" w:hint="cs"/>
-                <w:rtl/>
-              </w:rPr>
-              <w:t>חברת מטריקס, הרצליה פיתוח</w:t>
-            </w:r>
-          </w:p>
-        </w:tc>
-        <w:tc>
-          <w:tcPr>
-            <w:tcW w:w="3561" w:type="dxa"/>
-            <w:vAlign w:val="center"/>
-          </w:tcPr>
-          <w:p>
-            <w:pPr>
-              <w:jc w:val="center"/>
-              <w:rPr>
-                <w:rFonts w:cs="David" w:hint="cs"/>
-                <w:rtl/>
-              </w:rPr>
-            </w:pPr>
-            <w:r>
-              <w:rPr>
-                <w:rFonts w:cs="David" w:hint="cs"/>
-                <w:rtl/>
-              </w:rPr>
-              <w:t>מר סמי נבון- ממונה בטיחות</w:t>
-            </w:r>
-          </w:p>
-        </w:tc>
-        <w:tc>
-          <w:tcPr>
-            <w:tcW w:w="3561" w:type="dxa"/>
-            <w:vAlign w:val="center"/>
-          </w:tcPr>
-          <w:p>
-            <w:pPr>
-              <w:jc w:val="center"/>
-              <w:rPr>
-                <w:rFonts w:cs="David" w:hint="cs"/>
-                <w:rtl/>
-              </w:rPr>
-            </w:pPr>
-            <w:r>
-              <w:rPr>
-                <w:rFonts w:cs="David" w:hint="cs"/>
-                <w:rtl/>
-              </w:rPr>
-              <w:t>052-2555432</w:t>
-            </w:r>
-          </w:p>
-        </w:tc>
-      </w:tr>
-      <w:tr>
-        <w:trPr>
-          <w:trHeight w:val="567"/>
-        </w:trPr>
-        <w:tc>
-          <w:tcPr>
-            <w:tcW w:w="3560" w:type="dxa"/>
-            <w:vAlign w:val="center"/>
-          </w:tcPr>
-          <w:p>
-            <w:pPr>
-              <w:jc w:val="center"/>
-              <w:rPr>
-                <w:rFonts w:cs="David" w:hint="cs"/>
-                <w:rtl/>
-              </w:rPr>
-            </w:pPr>
-            <w:r>
-              <w:rPr>
-                <w:rFonts w:cs="David" w:hint="cs"/>
-                <w:rtl/>
-              </w:rPr>
-              <w:t>עיריית הרצליה</w:t>
-            </w:r>
-          </w:p>
-        </w:tc>
-        <w:tc>
-          <w:tcPr>
-            <w:tcW w:w="3561" w:type="dxa"/>
-            <w:vAlign w:val="center"/>
-          </w:tcPr>
-          <w:p>
-            <w:pPr>
-              <w:jc w:val="center"/>
-              <w:rPr>
-                <w:rFonts w:cs="David" w:hint="cs"/>
-                <w:rtl/>
-              </w:rPr>
-            </w:pPr>
-            <w:r>
-              <w:rPr>
-                <w:rFonts w:cs="David" w:hint="cs"/>
-                <w:rtl/>
-              </w:rPr>
-              <w:t>מר דני פלמון- מנהל פרויקטים</w:t>
-            </w:r>
-          </w:p>
-        </w:tc>
-        <w:tc>
-          <w:tcPr>
-            <w:tcW w:w="3561" w:type="dxa"/>
-            <w:vAlign w:val="center"/>
-          </w:tcPr>
-          <w:p>
-            <w:pPr>
-              <w:jc w:val="center"/>
-              <w:rPr>
-                <w:rFonts w:cs="David" w:hint="cs"/>
-                <w:rtl/>
-              </w:rPr>
-            </w:pPr>
-            <w:r>
-              <w:rPr>
-                <w:rFonts w:cs="David" w:hint="cs"/>
-                <w:rtl/>
-              </w:rPr>
-              <w:t>09-9719404</w:t>
-            </w:r>
-          </w:p>
-        </w:tc>
-      </w:tr>
-      <w:tr>
-        <w:trPr>
-          <w:trHeight w:val="567"/>
-        </w:trPr>
-        <w:tc>
-          <w:tcPr>
-            <w:tcW w:w="3560" w:type="dxa"/>
-            <w:vAlign w:val="center"/>
-          </w:tcPr>
-          <w:p>
-            <w:pPr>
-              <w:jc w:val="center"/>
-              <w:rPr>
-                <w:rFonts w:cs="David" w:hint="cs"/>
-                <w:rtl/>
-              </w:rPr>
-            </w:pPr>
-            <w:r>
-              <w:rPr>
-                <w:rFonts w:cs="David" w:hint="cs"/>
-                <w:rtl/>
-              </w:rPr>
-              <w:t xml:space="preserve">קופמן חברה בניין </w:t>
-            </w:r>
-          </w:p>
-        </w:tc>
-        <w:tc>
-          <w:tcPr>
-            <w:tcW w:w="3561" w:type="dxa"/>
-            <w:vAlign w:val="center"/>
-          </w:tcPr>
-          <w:p>
-            <w:pPr>
-              <w:jc w:val="center"/>
-              <w:rPr>
-                <w:rFonts w:cs="David" w:hint="cs"/>
-                <w:rtl/>
-              </w:rPr>
-            </w:pPr>
-            <w:r>
-              <w:rPr>
-                <w:rFonts w:cs="David" w:hint="cs"/>
-                <w:rtl/>
-              </w:rPr>
-              <w:t>תומר קופמן</w:t>
-            </w:r>
-          </w:p>
-        </w:tc>
-        <w:tc>
-          <w:tcPr>
-            <w:tcW w:w="3561" w:type="dxa"/>
-            <w:vAlign w:val="center"/>
-          </w:tcPr>
-          <w:p>
-            <w:pPr>
-              <w:jc w:val="center"/>
-              <w:rPr>
-                <w:rFonts w:cs="David"/>
-                <w:rtl/>
-              </w:rPr>
-            </w:pPr>
-            <w:r>
-              <w:rPr>
-                <w:rFonts w:cs="David" w:hint="cs"/>
-                <w:rtl/>
-              </w:rPr>
-              <w:t>054-7706646</w:t>
-            </w:r>
-          </w:p>
-        </w:tc>
-      </w:tr>
-      <w:tr>
-        <w:trPr>
-          <w:trHeight w:val="567"/>
-        </w:trPr>
-        <w:tc>
-          <w:tcPr>
-            <w:tcW w:w="3560" w:type="dxa"/>
-            <w:vAlign w:val="center"/>
-          </w:tcPr>
-          <w:p>
-            <w:pPr>
-              <w:jc w:val="center"/>
-              <w:rPr>
-                <w:rFonts w:cs="David"/>
-                <w:rtl/>
-              </w:rPr>
-            </w:pPr>
-            <w:r>
-              <w:rPr>
-                <w:rFonts w:cs="David" w:hint="cs"/>
-                <w:rtl/>
-              </w:rPr>
-              <w:t xml:space="preserve">חברת גשם בפארק (חברת בנייה) </w:t>
-            </w:r>
-          </w:p>
-        </w:tc>
-        <w:tc>
-          <w:tcPr>
-            <w:tcW w:w="3561" w:type="dxa"/>
-            <w:vAlign w:val="center"/>
-          </w:tcPr>
-          <w:p>
-            <w:pPr>
-              <w:jc w:val="center"/>
-              <w:rPr>
-                <w:rFonts w:cs="David" w:hint="cs"/>
-                <w:rtl/>
-              </w:rPr>
-            </w:pPr>
-            <w:r>
-              <w:rPr>
-                <w:rFonts w:cs="David" w:hint="cs"/>
-                <w:rtl/>
-              </w:rPr>
-              <w:t>נוב</w:t>
-            </w:r>
-          </w:p>
-        </w:tc>
-        <w:tc>
-          <w:tcPr>
-            <w:tcW w:w="3561" w:type="dxa"/>
-            <w:vAlign w:val="center"/>
-          </w:tcPr>
-          <w:p>
-            <w:pPr>
-              <w:jc w:val="center"/>
-              <w:rPr>
-                <w:rFonts w:cs="David"/>
-                <w:rtl/>
-              </w:rPr>
-            </w:pPr>
-            <w:r>
-              <w:rPr>
-                <w:rFonts w:cs="David" w:hint="cs"/>
-                <w:rtl/>
-              </w:rPr>
-              <w:t>0544241480</w:t>
-            </w:r>
-          </w:p>
-        </w:tc>
-      </w:tr>
-      <w:tr>
-        <w:trPr>
-          <w:trHeight w:val="567"/>
-        </w:trPr>
-        <w:tc>
-          <w:tcPr>
-            <w:tcW w:w="3560" w:type="dxa"/>
-            <w:vAlign w:val="center"/>
-          </w:tcPr>
-          <w:p>
-            <w:pPr>
-              <w:jc w:val="center"/>
-              <w:rPr>
-                <w:rFonts w:cs="David" w:hint="cs"/>
-                <w:rtl/>
-              </w:rPr>
-            </w:pPr>
-            <w:r>
-              <w:rPr>
-                <w:rFonts w:cs="David" w:hint="cs"/>
-                <w:rtl/>
-              </w:rPr>
-              <w:t>חברת ניאופרם- רחוב השילוח פתח תקווה</w:t>
-            </w:r>
-          </w:p>
-        </w:tc>
-        <w:tc>
-          <w:tcPr>
-            <w:tcW w:w="3561" w:type="dxa"/>
-            <w:vAlign w:val="center"/>
-          </w:tcPr>
-          <w:p>
-            <w:pPr>
-              <w:jc w:val="center"/>
-              <w:rPr>
-                <w:rFonts w:ascii="Calibri" w:eastAsia="Calibri" w:hAnsi="Calibri" w:cs="David" w:hint="cs"/>
-                <w:rtl/>
-                <w:lang w:eastAsia="en-US"/>
-              </w:rPr>
-            </w:pPr>
-            <w:r>
-              <w:rPr>
-                <w:rFonts w:ascii="Calibri" w:eastAsia="Calibri" w:hAnsi="Calibri" w:cs="David" w:hint="cs"/>
-                <w:rtl/>
-                <w:lang w:eastAsia="en-US"/>
-              </w:rPr>
-              <w:t xml:space="preserve">אילן חנוכה </w:t>
-            </w:r>
-            <w:r>
-              <w:rPr>
-                <w:rFonts w:ascii="Calibri" w:eastAsia="Calibri" w:hAnsi="Calibri" w:cs="David"/>
-                <w:rtl/>
-                <w:lang w:eastAsia="en-US"/>
-              </w:rPr>
-              <w:t>–</w:t>
-            </w:r>
-            <w:r>
-              <w:rPr>
-                <w:rFonts w:ascii="Calibri" w:eastAsia="Calibri" w:hAnsi="Calibri" w:cs="David" w:hint="cs"/>
-                <w:rtl/>
-                <w:lang w:eastAsia="en-US"/>
-              </w:rPr>
-              <w:t xml:space="preserve"> מנהל רכש</w:t>
-            </w:r>
-          </w:p>
-        </w:tc>
-        <w:tc>
-          <w:tcPr>
-            <w:tcW w:w="3561" w:type="dxa"/>
-            <w:vAlign w:val="center"/>
-          </w:tcPr>
-          <w:p>
-            <w:pPr>
-              <w:jc w:val="center"/>
-              <w:rPr>
-                <w:rFonts w:cs="David"/>
-                <w:rtl/>
-              </w:rPr>
-            </w:pPr>
-            <w:r>
-              <w:rPr>
-                <w:rFonts w:cs="David" w:hint="cs"/>
-                <w:rtl/>
-              </w:rPr>
-              <w:t>03-9373737</w:t>
-            </w:r>
-          </w:p>
-        </w:tc>
-      </w:tr>
-      <w:tr>
-        <w:trPr>
-          <w:trHeight w:val="567"/>
-        </w:trPr>
-        <w:tc>
-          <w:tcPr>
-            <w:tcW w:w="3560" w:type="dxa"/>
-            <w:vAlign w:val="center"/>
-          </w:tcPr>
-          <w:p>
-            <w:pPr>
-              <w:jc w:val="center"/>
-              <w:rPr>
-                <w:rFonts w:cs="David" w:hint="cs"/>
-                <w:rtl/>
-              </w:rPr>
-            </w:pPr>
-            <w:r>
-              <w:rPr>
-                <w:rFonts w:cs="David" w:hint="cs"/>
-                <w:rtl/>
-              </w:rPr>
-              <w:t xml:space="preserve">קרן רש"י </w:t>
-            </w:r>
-            <w:r>
-              <w:rPr>
-                <w:rFonts w:cs="David"/>
-                <w:rtl/>
-              </w:rPr>
-              <w:t>–</w:t>
-            </w:r>
-            <w:r>
-              <w:rPr>
-                <w:rFonts w:cs="David" w:hint="cs"/>
-                <w:rtl/>
-              </w:rPr>
-              <w:t xml:space="preserve"> כפר הנוער בן שמן</w:t>
-            </w:r>
-          </w:p>
-        </w:tc>
-        <w:tc>
-          <w:tcPr>
-            <w:tcW w:w="3561" w:type="dxa"/>
-            <w:vAlign w:val="center"/>
-          </w:tcPr>
-          <w:p>
-            <w:pPr>
-              <w:jc w:val="center"/>
-              <w:rPr>
-                <w:rFonts w:cs="David" w:hint="cs"/>
-                <w:rtl/>
-              </w:rPr>
-            </w:pPr>
-            <w:r>
-              <w:rPr>
-                <w:rFonts w:cs="David" w:hint="cs"/>
-                <w:rtl/>
-              </w:rPr>
-              <w:t>יניב - מנהל</w:t>
-            </w:r>
-          </w:p>
-        </w:tc>
-        <w:tc>
-          <w:tcPr>
-            <w:tcW w:w="3561" w:type="dxa"/>
-            <w:vAlign w:val="center"/>
-          </w:tcPr>
-          <w:p>
-            <w:pPr>
-              <w:jc w:val="center"/>
-              <w:rPr>
-                <w:rFonts w:cs="David"/>
-                <w:rtl/>
-              </w:rPr>
-            </w:pPr>
-            <w:r>
-              <w:rPr>
-                <w:rFonts w:cs="David" w:hint="cs"/>
-                <w:rtl/>
-              </w:rPr>
-              <w:t>050-8855980</w:t>
-            </w:r>
-            <w:r>
-              <w:rPr>
-                <w:rFonts w:cs="David"/>
-                <w:rtl/>
-              </w:rPr>
-              <w:br/>
-            </w:r>
-            <w:r>
-              <w:rPr>
-                <w:rFonts w:cs="David" w:hint="cs"/>
-                <w:rtl/>
-              </w:rPr>
-              <w:t>08-9146606</w:t>
-            </w:r>
-          </w:p>
-        </w:tc>
-      </w:tr>
-      <w:tr>
-        <w:trPr>
-          <w:trHeight w:val="567"/>
-        </w:trPr>
-        <w:tc>
-          <w:tcPr>
-            <w:tcW w:w="3560" w:type="dxa"/>
-            <w:vAlign w:val="center"/>
-          </w:tcPr>
-          <w:p>
-            <w:pPr>
-              <w:jc w:val="center"/>
-              <w:rPr>
-                <w:rFonts w:cs="David" w:hint="cs"/>
-                <w:rtl/>
-              </w:rPr>
-            </w:pPr>
-            <w:r>
-              <w:rPr>
-                <w:rFonts w:cs="David" w:hint="cs"/>
-                <w:rtl/>
-              </w:rPr>
-              <w:t>אורמט מערכות - יבנה</w:t>
-            </w:r>
-          </w:p>
-        </w:tc>
-        <w:tc>
-          <w:tcPr>
-            <w:tcW w:w="3561" w:type="dxa"/>
-            <w:vAlign w:val="center"/>
-          </w:tcPr>
-          <w:p>
-            <w:pPr>
-              <w:jc w:val="center"/>
-              <w:rPr>
-                <w:rFonts w:cs="David" w:hint="cs"/>
-                <w:rtl/>
-              </w:rPr>
-            </w:pPr>
-            <w:r>
-              <w:rPr>
-                <w:rFonts w:cs="David" w:hint="cs"/>
-                <w:rtl/>
-              </w:rPr>
-              <w:t xml:space="preserve">דוד סטיבין </w:t>
-            </w:r>
-            <w:r>
-              <w:rPr>
-                <w:rFonts w:cs="David"/>
-                <w:rtl/>
-              </w:rPr>
-              <w:t>–</w:t>
-            </w:r>
-            <w:r>
-              <w:rPr>
-                <w:rFonts w:cs="David" w:hint="cs"/>
-                <w:rtl/>
-              </w:rPr>
-              <w:t xml:space="preserve"> מנהל לוגיסטיקה</w:t>
-            </w:r>
-          </w:p>
-        </w:tc>
-        <w:tc>
-          <w:tcPr>
-            <w:tcW w:w="3561" w:type="dxa"/>
-            <w:vAlign w:val="center"/>
-          </w:tcPr>
-          <w:p>
-            <w:pPr>
-              <w:jc w:val="center"/>
-              <w:rPr>
-                <w:rFonts w:cs="David" w:hint="cs"/>
-                <w:rtl/>
-              </w:rPr>
-            </w:pPr>
-            <w:r>
-              <w:rPr>
-                <w:rFonts w:cs="David" w:hint="cs"/>
-                <w:rtl/>
-              </w:rPr>
-              <w:t>050-6660707</w:t>
-            </w:r>
-            <w:r>
-              <w:rPr>
-                <w:rFonts w:cs="David"/>
-                <w:rtl/>
-              </w:rPr>
-              <w:br/>
-            </w:r>
-            <w:r>
-              <w:rPr>
-                <w:rFonts w:cs="David" w:hint="cs"/>
-                <w:rtl/>
-              </w:rPr>
-              <w:t>08-9433885</w:t>
-            </w:r>
-          </w:p>
-        </w:tc>
-      </w:tr>
-      <w:tr>
-        <w:trPr>
-          <w:trHeight w:val="567"/>
-        </w:trPr>
-        <w:tc>
-          <w:tcPr>
-            <w:tcW w:w="3560" w:type="dxa"/>
-            <w:vAlign w:val="center"/>
-          </w:tcPr>
-          <w:p>
-            <w:pPr>
-              <w:jc w:val="center"/>
-              <w:rPr>
-                <w:rFonts w:cs="David" w:hint="cs"/>
-                <w:rtl/>
-              </w:rPr>
-            </w:pPr>
-            <w:r>
-              <w:rPr>
-                <w:rFonts w:cs="David" w:hint="cs"/>
-                <w:rtl/>
-              </w:rPr>
-              <w:t>חברת רימון - קיסריה</w:t>
-            </w:r>
-          </w:p>
-        </w:tc>
-        <w:tc>
-          <w:tcPr>
-            <w:tcW w:w="3561" w:type="dxa"/>
-            <w:vAlign w:val="center"/>
-          </w:tcPr>
-          <w:p>
-            <w:pPr>
-              <w:jc w:val="center"/>
-              <w:rPr>
-                <w:rFonts w:cs="David" w:hint="cs"/>
-                <w:rtl/>
-              </w:rPr>
-            </w:pPr>
-            <w:r>
-              <w:rPr>
-                <w:rFonts w:cs="David" w:hint="cs"/>
-                <w:rtl/>
-              </w:rPr>
-              <w:t xml:space="preserve">סיגל שחר </w:t>
-            </w:r>
-            <w:r>
-              <w:rPr>
-                <w:rFonts w:cs="David"/>
-                <w:rtl/>
-              </w:rPr>
-              <w:t>–</w:t>
-            </w:r>
-            <w:r>
-              <w:rPr>
-                <w:rFonts w:cs="David" w:hint="cs"/>
-                <w:rtl/>
-              </w:rPr>
-              <w:t xml:space="preserve"> מנהלת לוגיסטיקה</w:t>
-            </w:r>
-          </w:p>
-        </w:tc>
-        <w:tc>
-          <w:tcPr>
-            <w:tcW w:w="3561" w:type="dxa"/>
-            <w:vAlign w:val="center"/>
-          </w:tcPr>
-          <w:p>
-            <w:pPr>
-              <w:jc w:val="center"/>
-              <w:rPr>
-                <w:rFonts w:cs="David" w:hint="cs"/>
-                <w:rtl/>
-              </w:rPr>
-            </w:pPr>
-            <w:r>
-              <w:rPr>
-                <w:rFonts w:cs="David"/>
-                <w:rtl/>
-              </w:rPr>
-              <w:t>04-6274589</w:t>
-            </w:r>
-          </w:p>
-        </w:tc>
-      </w:tr>
-      <w:tr>
-        <w:trPr>
-          <w:trHeight w:val="567"/>
-        </w:trPr>
-        <w:tc>
-          <w:tcPr>
-            <w:tcW w:w="3560" w:type="dxa"/>
-            <w:vAlign w:val="center"/>
-          </w:tcPr>
-          <w:p>
-            <w:pPr>
-              <w:jc w:val="center"/>
-              <w:rPr>
-                <w:rFonts w:cs="David" w:hint="cs"/>
-                <w:rtl/>
-              </w:rPr>
-            </w:pPr>
-            <w:r>
-              <w:rPr>
-                <w:rFonts w:cs="David" w:hint="cs"/>
-                <w:rtl/>
-              </w:rPr>
-              <w:t>בנק דיסקונט</w:t>
-            </w:r>
-          </w:p>
-        </w:tc>
-        <w:tc>
-          <w:tcPr>
-            <w:tcW w:w="3561" w:type="dxa"/>
-            <w:vAlign w:val="center"/>
-          </w:tcPr>
-          <w:p>
-            <w:pPr>
-              <w:jc w:val="center"/>
-              <w:rPr>
-                <w:rFonts w:cs="David" w:hint="cs"/>
-                <w:rtl/>
-              </w:rPr>
-            </w:pPr>
-            <w:r>
-              <w:rPr>
-                <w:rFonts w:cs="David" w:hint="cs"/>
-                <w:rtl/>
-              </w:rPr>
-              <w:t>יזהר ינקו</w:t>
-            </w:r>
-          </w:p>
-        </w:tc>
-        <w:tc>
-          <w:tcPr>
-            <w:tcW w:w="3561" w:type="dxa"/>
-            <w:vAlign w:val="center"/>
-          </w:tcPr>
-          <w:p>
-            <w:pPr>
-              <w:jc w:val="center"/>
-              <w:rPr>
-                <w:rFonts w:cs="David"/>
-                <w:rtl/>
-              </w:rPr>
-            </w:pPr>
-            <w:r>
-              <w:rPr>
-                <w:rFonts w:cs="David" w:hint="cs"/>
-                <w:rtl/>
-              </w:rPr>
-              <w:t>050-2113445</w:t>
-            </w:r>
-          </w:p>
-        </w:tc>
-      </w:tr>
-      <w:tr>
-        <w:trPr>
-          <w:trHeight w:val="567"/>
-        </w:trPr>
-        <w:tc>
-          <w:tcPr>
-            <w:tcW w:w="3560" w:type="dxa"/>
-            <w:vAlign w:val="center"/>
-          </w:tcPr>
-          <w:p>
-            <w:pPr>
-              <w:jc w:val="center"/>
-              <w:rPr>
-                <w:rFonts w:cs="David" w:hint="cs"/>
-                <w:rtl/>
-              </w:rPr>
-            </w:pPr>
-            <w:r>
-              <w:rPr>
-                <w:rFonts w:cs="David" w:hint="cs"/>
-                <w:rtl/>
-              </w:rPr>
-              <w:t xml:space="preserve">עיריית פתח תקווה </w:t>
-            </w:r>
-          </w:p>
-        </w:tc>
-        <w:tc>
-          <w:tcPr>
-            <w:tcW w:w="3561" w:type="dxa"/>
-            <w:vAlign w:val="center"/>
-          </w:tcPr>
-          <w:p>
-            <w:pPr>
-              <w:jc w:val="center"/>
-              <w:rPr>
-                <w:rFonts w:cs="David" w:hint="cs"/>
-                <w:rtl/>
-              </w:rPr>
-            </w:pPr>
-            <w:r>
-              <w:rPr>
-                <w:rFonts w:cs="David" w:hint="cs"/>
-                <w:rtl/>
-              </w:rPr>
-              <w:t xml:space="preserve">דגנית טל </w:t>
-            </w:r>
-          </w:p>
-        </w:tc>
-        <w:tc>
-          <w:tcPr>
-            <w:tcW w:w="3561" w:type="dxa"/>
-            <w:vAlign w:val="center"/>
-          </w:tcPr>
-          <w:p>
-            <w:pPr>
-              <w:jc w:val="center"/>
-              <w:rPr>
-                <w:rFonts w:cs="David" w:hint="cs"/>
-                <w:rtl/>
-              </w:rPr>
-            </w:pPr>
-            <w:r>
-              <w:rPr>
-                <w:rFonts w:cs="David" w:hint="cs"/>
-                <w:rtl/>
-              </w:rPr>
-              <w:t>052-8332323</w:t>
-            </w:r>
-          </w:p>
-        </w:tc>
-      </w:tr>
-      <w:tr>
-        <w:trPr>
-          <w:trHeight w:val="567"/>
-        </w:trPr>
-        <w:tc>
-          <w:tcPr>
-            <w:tcW w:w="3560" w:type="dxa"/>
-            <w:vAlign w:val="center"/>
-          </w:tcPr>
-          <w:p>
-            <w:pPr>
-              <w:jc w:val="center"/>
-              <w:rPr>
-                <w:rFonts w:cs="David" w:hint="cs"/>
-                <w:rtl/>
-              </w:rPr>
-            </w:pPr>
-            <w:r>
-              <w:rPr>
-                <w:rFonts w:cs="David" w:hint="cs"/>
-                <w:rtl/>
-              </w:rPr>
-              <w:t xml:space="preserve">חברת מאיר מכוניות </w:t>
-            </w:r>
-          </w:p>
-        </w:tc>
-        <w:tc>
-          <w:tcPr>
-            <w:tcW w:w="3561" w:type="dxa"/>
-            <w:vAlign w:val="center"/>
-          </w:tcPr>
-          <w:p>
-            <w:pPr>
-              <w:jc w:val="center"/>
-              <w:rPr>
-                <w:rFonts w:cs="David" w:hint="cs"/>
-                <w:rtl/>
-              </w:rPr>
-            </w:pPr>
-            <w:r>
-              <w:rPr>
-                <w:rFonts w:cs="David" w:hint="cs"/>
-                <w:rtl/>
-              </w:rPr>
-              <w:t>עומר ליפניק</w:t>
-            </w:r>
-          </w:p>
-        </w:tc>
-        <w:tc>
-          <w:tcPr>
-            <w:tcW w:w="3561" w:type="dxa"/>
-            <w:vAlign w:val="center"/>
-          </w:tcPr>
-          <w:p>
-            <w:pPr>
-              <w:jc w:val="center"/>
-              <w:rPr>
-                <w:rFonts w:cs="David" w:hint="cs"/>
-                <w:rtl/>
-              </w:rPr>
-            </w:pPr>
-            <w:r>
-              <w:rPr>
-                <w:rFonts w:cs="David" w:hint="cs"/>
-                <w:rtl/>
-              </w:rPr>
-              <w:t>054-5688770</w:t>
-            </w:r>
-          </w:p>
-        </w:tc>
-      </w:tr>
-      <w:tr>
-        <w:trPr>
-          <w:trHeight w:val="567"/>
-        </w:trPr>
-        <w:tc>
-          <w:tcPr>
-            <w:tcW w:w="3560" w:type="dxa"/>
-            <w:vAlign w:val="center"/>
-          </w:tcPr>
-          <w:p>
-            <w:pPr>
-              <w:jc w:val="center"/>
-              <w:rPr>
-                <w:rFonts w:cs="David" w:hint="cs"/>
-                <w:rtl/>
-              </w:rPr>
-            </w:pPr>
-            <w:r>
-              <w:rPr>
-                <w:rFonts w:cs="David" w:hint="cs"/>
-                <w:rtl/>
-              </w:rPr>
-              <w:t>עיריית רעננה</w:t>
-            </w:r>
-          </w:p>
-        </w:tc>
-        <w:tc>
-          <w:tcPr>
-            <w:tcW w:w="3561" w:type="dxa"/>
-            <w:vAlign w:val="center"/>
-          </w:tcPr>
-          <w:p>
-            <w:pPr>
-              <w:jc w:val="center"/>
-              <w:rPr>
-                <w:rFonts w:cs="David" w:hint="cs"/>
-                <w:rtl/>
-              </w:rPr>
-            </w:pPr>
-            <w:r>
-              <w:rPr>
-                <w:rFonts w:cs="David" w:hint="cs"/>
-                <w:rtl/>
-              </w:rPr>
-              <w:t>שלמה דורפמן</w:t>
-            </w:r>
-          </w:p>
-        </w:tc>
-        <w:tc>
-          <w:tcPr>
-            <w:tcW w:w="3561" w:type="dxa"/>
-            <w:vAlign w:val="center"/>
-          </w:tcPr>
-          <w:p>
-            <w:pPr>
-              <w:jc w:val="center"/>
-              <w:rPr>
-                <w:rFonts w:cs="David" w:hint="cs"/>
-                <w:rtl/>
-              </w:rPr>
-            </w:pPr>
-            <w:r>
-              <w:rPr>
-                <w:rFonts w:cs="David" w:hint="cs"/>
-                <w:rtl/>
-              </w:rPr>
-              <w:t>052-3647177</w:t>
-            </w:r>
-          </w:p>
-        </w:tc>
-      </w:tr>
-    </w:tbl>
-    <w:p>
-      <w:pPr>
-        <w:ind w:left="360"/>
-        <w:rPr>
-          <w:rFonts w:hint="cs"/>
-          <w:rtl/>
-        </w:rPr>
-      </w:pPr>
-    </w:p>
-    <w:p>
-      <w:pPr>
-        <w:jc w:val="center"/>
-        <w:rPr>
-          <w:rFonts w:ascii="David" w:hAnsi="David" w:cs="David"/>
-          <w:sz w:val="28"/>
-          <w:szCs w:val="28"/>
-          <w:rtl/>
-        </w:rPr>
-      </w:pPr>
-      <w:r>
-        <w:rPr>
-          <w:rFonts w:ascii="David" w:hAnsi="David" w:cs="David"/>
-          <w:sz w:val="28"/>
-          <w:szCs w:val="28"/>
-          <w:rtl/>
-        </w:rPr>
-        <w:t>ועוד מאות לקוחות....</w:t>
-      </w:r>
-    </w:p>
-    <w:p>
-      <w:pPr>
-        <w:jc w:val="center"/>
-        <w:rPr>
-          <w:rFonts w:ascii="Arial" w:hAnsi="Arial" w:cs="David"/>
-          <w:b/>
-          <w:bCs/>
-          <w:sz w:val="36"/>
-          <w:szCs w:val="36"/>
-          <w:rtl/>
-        </w:rPr>
-      </w:pPr>
-    </w:p>
-    <w:p>
-      <w:pPr>
-        <w:jc w:val="center"/>
-        <w:rPr>
-          <w:rFonts w:ascii="Arial" w:hAnsi="Arial" w:cs="David" w:hint="cs"/>
-          <w:b/>
-          <w:bCs/>
-          <w:sz w:val="36"/>
-          <w:szCs w:val="36"/>
-          <w:rtl/>
-        </w:rPr>
-      </w:pPr>
-      <w:r>
-        <w:rPr>
-          <w:rFonts w:ascii="Arial" w:hAnsi="Arial" w:cs="David" w:hint="cs"/>
-          <w:b/>
-          <w:bCs/>
-          <w:sz w:val="36"/>
-          <w:szCs w:val="36"/>
-          <w:rtl/>
-        </w:rPr>
-        <w:t>נספחים</w:t>
-      </w:r>
-    </w:p>
-    <w:p>
-      <w:pPr>
-        <w:rPr>
-          <w:rFonts w:ascii="Arial" w:hAnsi="Arial" w:cs="David"/>
-          <w:b/>
-          <w:bCs/>
-          <w:sz w:val="32"/>
-          <w:szCs w:val="32"/>
-        </w:rPr>
-      </w:pPr>
-    </w:p>
-    <w:p>
-      <w:pPr>
-        <w:jc w:val="center"/>
-        <w:rPr>
-          <w:rFonts w:ascii="Arial" w:hAnsi="Arial" w:cs="David" w:hint="cs"/>
-          <w:b/>
-          <w:bCs/>
-          <w:sz w:val="32"/>
-          <w:szCs w:val="32"/>
-          <w:rtl/>
-        </w:rPr>
-      </w:pPr>
-      <w:r>
-        <w:rPr>
-          <w:noProof/>
-        </w:rPr>
-        <w:drawing>
-          <wp:anchor distT="0" distB="0" distL="114300" distR="114300" simplePos="0" relativeHeight="251657216" behindDoc="1" locked="0" layoutInCell="1" allowOverlap="1" wp14:anchorId="7EC63C6F" wp14:editId="59E85364">
-            <wp:simplePos x="0" y="0"/>
-            <wp:positionH relativeFrom="column">
-              <wp:posOffset>8890</wp:posOffset>
-            </wp:positionH>
-            <wp:positionV relativeFrom="paragraph">
-              <wp:posOffset>308610</wp:posOffset>
-            </wp:positionV>
-            <wp:extent cx="6220460" cy="7343775"/>
-            <wp:effectExtent l="0" t="0" r="0" b="0"/>
-            <wp:wrapTight wrapText="bothSides">
-              <wp:wrapPolygon edited="0">
-                <wp:start x="0" y="0"/>
-                <wp:lineTo x="0" y="21572"/>
-                <wp:lineTo x="21565" y="21572"/>
-                <wp:lineTo x="21565" y="0"/>
-                <wp:lineTo x="0" y="0"/>
-              </wp:wrapPolygon>
-            </wp:wrapTight>
-            <wp:docPr id="63" name="תמונה 1"/>
-            <wp:cNvGraphicFramePr>
-              <a:graphicFrameLocks xmlns:a="http://schemas.openxmlformats.org/drawingml/2006/main" noChangeAspect="1"/>
-            </wp:cNvGraphicFramePr>
-            <a:graphic xmlns:a="http://schemas.openxmlformats.org/drawingml/2006/main">
-              <a:graphicData uri="http://schemas.openxmlformats.org/drawingml/2006/picture">
-                <pic:pic xmlns:pic="http://schemas.openxmlformats.org/drawingml/2006/picture">
-                  <pic:nvPicPr>
-                    <pic:cNvPr id="0" name="תמונה 1"/>
-                    <pic:cNvPicPr>
-                      <a:picLocks noChangeAspect="1" noChangeArrowheads="1"/>
-                    </pic:cNvPicPr>
-                  </pic:nvPicPr>
-                  <pic:blipFill>
-                    <a:blip r:embed="rId32">
-                      <a:extLst>
-                        <a:ext uri="{28A0092B-C50C-407E-A947-70E740481C1C}">
-                          <a14:useLocalDpi xmlns:a14="http://schemas.microsoft.com/office/drawing/2010/main" val="0"/>
-                        </a:ext>
-                      </a:extLst>
-                    </a:blip>
-                    <a:srcRect/>
-                    <a:stretch>
-                      <a:fillRect/>
-                    </a:stretch>
-                  </pic:blipFill>
-                  <pic:spPr bwMode="auto">
-                    <a:xfrm>
-                      <a:off x="0" y="0"/>
-                      <a:ext cx="6220460" cy="7343775"/>
-                    </a:xfrm>
-                    <a:prstGeom prst="rect">
-                      <a:avLst/>
-                    </a:prstGeom>
-                    <a:noFill/>
-                    <a:ln>
-                      <a:noFill/>
-                    </a:ln>
-                  </pic:spPr>
-                </pic:pic>
-              </a:graphicData>
-            </a:graphic>
-            <wp14:sizeRelH relativeFrom="page">
-              <wp14:pctWidth>0</wp14:pctWidth>
-            </wp14:sizeRelH>
-            <wp14:sizeRelV relativeFrom="page">
-              <wp14:pctHeight>0</wp14:pctHeight>
-            </wp14:sizeRelV>
-          </wp:anchor>
-        </w:drawing>
-      </w:r>
-      <w:r>
-        <w:rPr>
-          <w:rFonts w:ascii="Arial" w:hAnsi="Arial" w:cs="David" w:hint="cs"/>
-          <w:b/>
-          <w:bCs/>
-          <w:sz w:val="32"/>
-          <w:szCs w:val="32"/>
-          <w:rtl/>
-        </w:rPr>
-        <w:t xml:space="preserve"> נספח א': הגבלת החשיפה לשדה מגנטי כתלות במשך החשיפה</w:t>
-      </w:r>
-    </w:p>
-    <w:p>
-      <w:pPr>
-        <w:jc w:val="center"/>
-        <w:rPr>
-          <w:rFonts w:ascii="Arial" w:hAnsi="Arial" w:cs="David" w:hint="cs"/>
-          <w:b/>
-          <w:bCs/>
-          <w:sz w:val="32"/>
-          <w:szCs w:val="32"/>
-          <w:rtl/>
-        </w:rPr>
-      </w:pPr>
-    </w:p>
-    <w:p>
-      <w:pPr>
-        <w:spacing w:line="360" w:lineRule="auto"/>
-        <w:jc w:val="center"/>
-        <w:rPr>
-          <w:rFonts w:ascii="Arial" w:hAnsi="Arial" w:cs="David" w:hint="cs"/>
-          <w:u w:val="single"/>
-          <w:rtl/>
-        </w:rPr>
-      </w:pPr>
-    </w:p>
-    <w:p>
-      <w:pPr>
-        <w:rPr>
-          <w:rFonts w:ascii="Arial" w:hAnsi="Arial" w:cs="David" w:hint="cs"/>
-          <w:u w:val="single"/>
-          <w:rtl/>
-        </w:rPr>
-      </w:pPr>
-    </w:p>
-    <w:p>
-      <w:pPr>
-        <w:rPr>
-          <w:rFonts w:ascii="Arial" w:hAnsi="Arial" w:cs="David" w:hint="cs"/>
-          <w:u w:val="single"/>
-          <w:rtl/>
-        </w:rPr>
-      </w:pPr>
-    </w:p>
-    <w:p>
-      <w:pPr>
-        <w:rPr>
-          <w:rFonts w:ascii="Arial" w:hAnsi="Arial" w:cs="David" w:hint="cs"/>
-          <w:u w:val="single"/>
-          <w:rtl/>
-        </w:rPr>
-      </w:pPr>
-    </w:p>
-    <w:p>
-      <w:pPr>
-        <w:rPr>
-          <w:rFonts w:ascii="Arial" w:hAnsi="Arial" w:cs="David"/>
-          <w:u w:val="single"/>
-          <w:rtl/>
-        </w:rPr>
-      </w:pPr>
-    </w:p>
-    <w:p>
-      <w:pPr>
-        <w:rPr>
-          <w:rFonts w:ascii="Arial" w:hAnsi="Arial" w:cs="David"/>
-          <w:rtl/>
-        </w:rPr>
-      </w:pPr>
-    </w:p>
-    <w:p>
-      <w:pPr>
-        <w:rPr>
-          <w:rFonts w:ascii="Arial" w:hAnsi="Arial" w:cs="David"/>
-          <w:rtl/>
-        </w:rPr>
-      </w:pPr>
-    </w:p>
-    <w:p>
-      <w:pPr>
-        <w:rPr>
-          <w:rFonts w:ascii="Arial" w:hAnsi="Arial" w:cs="David"/>
-          <w:rtl/>
-        </w:rPr>
-      </w:pPr>
-    </w:p>
-    <w:p>
-      <w:pPr>
-        <w:rPr>
-          <w:rFonts w:ascii="Arial" w:hAnsi="Arial" w:cs="David"/>
-          <w:rtl/>
-        </w:rPr>
-      </w:pPr>
-    </w:p>
-    <w:p>
-      <w:pPr>
-        <w:rPr>
-          <w:rFonts w:ascii="Arial" w:hAnsi="Arial" w:cs="David"/>
-          <w:rtl/>
-        </w:rPr>
-      </w:pPr>
-    </w:p>
-    <w:p>
-      <w:pPr>
-        <w:rPr>
-          <w:rFonts w:ascii="Arial" w:hAnsi="Arial" w:cs="David"/>
-          <w:rtl/>
-        </w:rPr>
-      </w:pPr>
-    </w:p>
-    <w:p>
-      <w:pPr>
-        <w:rPr>
-          <w:rFonts w:ascii="Arial" w:hAnsi="Arial" w:cs="David"/>
-          <w:rtl/>
-        </w:rPr>
-      </w:pPr>
-    </w:p>
-    <w:p>
-      <w:pPr>
-        <w:rPr>
-          <w:rFonts w:ascii="Arial" w:hAnsi="Arial" w:cs="David"/>
-          <w:rtl/>
-        </w:rPr>
-      </w:pPr>
-    </w:p>
-    <w:p>
-      <w:pPr>
-        <w:rPr>
-          <w:rFonts w:ascii="Arial" w:hAnsi="Arial" w:cs="David"/>
-          <w:rtl/>
-        </w:rPr>
-      </w:pPr>
-    </w:p>
-    <w:p>
-      <w:pPr>
-        <w:rPr>
-          <w:rFonts w:ascii="Arial" w:hAnsi="Arial" w:cs="David"/>
-          <w:rtl/>
-        </w:rPr>
-      </w:pPr>
-    </w:p>
-    <w:p>
-      <w:pPr>
-        <w:rPr>
-          <w:rFonts w:ascii="Arial" w:hAnsi="Arial" w:cs="David"/>
-          <w:rtl/>
-        </w:rPr>
-      </w:pPr>
-    </w:p>
-    <w:p>
-      <w:pPr>
-        <w:rPr>
-          <w:rFonts w:ascii="Arial" w:hAnsi="Arial" w:cs="David"/>
-          <w:rtl/>
-        </w:rPr>
-      </w:pPr>
-    </w:p>
-    <w:p>
-      <w:pPr>
-        <w:rPr>
-          <w:rFonts w:ascii="Arial" w:hAnsi="Arial" w:cs="David"/>
-          <w:rtl/>
-        </w:rPr>
-      </w:pPr>
-    </w:p>
-    <w:p>
-      <w:pPr>
-        <w:rPr>
-          <w:rFonts w:ascii="Arial" w:hAnsi="Arial" w:cs="David"/>
-          <w:rtl/>
-        </w:rPr>
-      </w:pPr>
-    </w:p>
-    <w:p>
-      <w:pPr>
-        <w:rPr>
-          <w:rFonts w:ascii="Arial" w:hAnsi="Arial" w:cs="David"/>
-          <w:rtl/>
-        </w:rPr>
-      </w:pPr>
-    </w:p>
-    <w:p>
-      <w:pPr>
-        <w:rPr>
-          <w:rFonts w:ascii="Arial" w:hAnsi="Arial" w:cs="David"/>
-          <w:rtl/>
-        </w:rPr>
-      </w:pPr>
-    </w:p>
-    <w:p>
-      <w:pPr>
-        <w:rPr>
-          <w:rFonts w:ascii="Arial" w:hAnsi="Arial" w:cs="David"/>
-          <w:rtl/>
-        </w:rPr>
-      </w:pPr>
-    </w:p>
-    <w:p>
-      <w:pPr>
-        <w:rPr>
-          <w:rFonts w:ascii="Arial" w:hAnsi="Arial" w:cs="David"/>
-          <w:rtl/>
-        </w:rPr>
-      </w:pPr>
-    </w:p>
-    <w:p>
-      <w:pPr>
-        <w:rPr>
-          <w:rFonts w:ascii="Arial" w:hAnsi="Arial" w:cs="David"/>
-          <w:rtl/>
-        </w:rPr>
-      </w:pPr>
-    </w:p>
-    <w:p>
-      <w:pPr>
-        <w:rPr>
-          <w:rFonts w:ascii="Arial" w:hAnsi="Arial" w:cs="David"/>
-          <w:rtl/>
-        </w:rPr>
-      </w:pPr>
-    </w:p>
-    <w:p>
-      <w:pPr>
-        <w:rPr>
-          <w:rFonts w:ascii="Arial" w:hAnsi="Arial" w:cs="David"/>
-          <w:rtl/>
-        </w:rPr>
-      </w:pPr>
-    </w:p>
-    <w:p>
-      <w:pPr>
-        <w:rPr>
-          <w:rFonts w:ascii="Arial" w:hAnsi="Arial" w:cs="David"/>
-          <w:rtl/>
-        </w:rPr>
-      </w:pPr>
-    </w:p>
-    <w:p>
-      <w:pPr>
-        <w:rPr>
-          <w:rFonts w:ascii="Arial" w:hAnsi="Arial" w:cs="David"/>
-          <w:rtl/>
-        </w:rPr>
-      </w:pPr>
-    </w:p>
-    <w:p>
-      <w:pPr>
-        <w:rPr>
-          <w:rFonts w:ascii="Arial" w:hAnsi="Arial" w:cs="David"/>
-          <w:rtl/>
-        </w:rPr>
-      </w:pPr>
-    </w:p>
-    <w:p>
-      <w:pPr>
-        <w:rPr>
-          <w:rFonts w:ascii="Arial" w:hAnsi="Arial" w:cs="David"/>
-          <w:rtl/>
-        </w:rPr>
-      </w:pPr>
-    </w:p>
-    <w:p>
-      <w:pPr>
-        <w:rPr>
-          <w:rFonts w:ascii="Arial" w:hAnsi="Arial" w:cs="David"/>
-          <w:rtl/>
-        </w:rPr>
-      </w:pPr>
-    </w:p>
-    <w:p>
-      <w:pPr>
-        <w:rPr>
-          <w:rFonts w:ascii="Arial" w:hAnsi="Arial" w:cs="David"/>
-          <w:rtl/>
-        </w:rPr>
-      </w:pPr>
-    </w:p>
-    <w:p>
-      <w:pPr>
-        <w:rPr>
-          <w:rFonts w:ascii="Arial" w:hAnsi="Arial" w:cs="David"/>
-          <w:rtl/>
-        </w:rPr>
-      </w:pPr>
-    </w:p>
-    <w:p>
-      <w:pPr>
-        <w:rPr>
-          <w:rFonts w:ascii="Arial" w:hAnsi="Arial" w:cs="David"/>
-          <w:rtl/>
-        </w:rPr>
-      </w:pPr>
-    </w:p>
-    <w:p>
-      <w:pPr>
-        <w:rPr>
-          <w:rFonts w:ascii="Arial" w:hAnsi="Arial" w:cs="David"/>
-          <w:rtl/>
-        </w:rPr>
-      </w:pPr>
-    </w:p>
-    <w:p>
-      <w:pPr>
-        <w:rPr>
-          <w:rFonts w:ascii="Arial" w:hAnsi="Arial" w:cs="David"/>
-          <w:rtl/>
-        </w:rPr>
-      </w:pPr>
-    </w:p>
-    <w:p>
-      <w:pPr>
-        <w:rPr>
-          <w:rFonts w:ascii="Arial" w:hAnsi="Arial" w:cs="David"/>
-          <w:rtl/>
-        </w:rPr>
-      </w:pPr>
-    </w:p>
-    <w:p>
-      <w:pPr>
-        <w:rPr>
-          <w:rFonts w:ascii="Arial" w:hAnsi="Arial" w:cs="David"/>
-          <w:rtl/>
-        </w:rPr>
-      </w:pPr>
-    </w:p>
-    <w:p>
-      <w:pPr>
-        <w:rPr>
-          <w:rFonts w:ascii="Arial" w:hAnsi="Arial" w:cs="David"/>
-          <w:rtl/>
-        </w:rPr>
-      </w:pPr>
-    </w:p>
-    <w:p>
-      <w:pPr>
-        <w:rPr>
-          <w:rFonts w:ascii="Arial" w:hAnsi="Arial" w:cs="David"/>
-          <w:rtl/>
-        </w:rPr>
-      </w:pPr>
-    </w:p>
-    <w:p>
-      <w:pPr>
-        <w:rPr>
-          <w:rFonts w:ascii="Arial" w:hAnsi="Arial" w:cs="David"/>
-          <w:rtl/>
-        </w:rPr>
-      </w:pPr>
-    </w:p>
-    <w:p>
-      <w:pPr>
-        <w:rPr>
-          <w:rFonts w:ascii="Arial" w:hAnsi="Arial" w:cs="David"/>
-          <w:rtl/>
-        </w:rPr>
-      </w:pPr>
-    </w:p>
-    <w:p>
-      <w:pPr>
-        <w:rPr>
-          <w:rFonts w:ascii="Arial" w:hAnsi="Arial" w:cs="David"/>
-          <w:rtl/>
-        </w:rPr>
-      </w:pPr>
-    </w:p>
-    <w:p>
-      <w:pPr>
-        <w:rPr>
-          <w:rFonts w:ascii="Arial" w:hAnsi="Arial" w:cs="David"/>
-          <w:rtl/>
-        </w:rPr>
-      </w:pPr>
-    </w:p>
-    <w:p>
-      <w:pPr>
-        <w:rPr>
-          <w:rFonts w:ascii="Arial" w:hAnsi="Arial" w:cs="David" w:hint="cs"/>
-          <w:rtl/>
-        </w:rPr>
-      </w:pPr>
-    </w:p>
-    <w:p>
-      <w:pPr>
-        <w:rPr>
-          <w:rFonts w:ascii="Arial" w:hAnsi="Arial" w:cs="David"/>
-          <w:rtl/>
-        </w:rPr>
-      </w:pPr>
-    </w:p>
-    <w:p>
-      <w:pPr>
-        <w:rPr>
-          <w:rFonts w:ascii="Arial" w:hAnsi="Arial" w:cs="David"/>
-          <w:rtl/>
-        </w:rPr>
-      </w:pPr>
-    </w:p>
-    <w:p>
-      <w:pPr>
-        <w:tabs>
-          <w:tab w:val="left" w:pos="2951"/>
-        </w:tabs>
-        <w:rPr>
-          <w:rFonts w:ascii="Arial" w:hAnsi="Arial" w:cs="David"/>
-        </w:rPr>
-      </w:pPr>
-    </w:p>
-    <w:p>
-      <w:pPr>
-        <w:rPr>
-          <w:rFonts w:ascii="Arial" w:hAnsi="Arial" w:cs="David"/>
-          <w:u w:val="single"/>
-        </w:rPr>
-      </w:pPr>
-    </w:p>
-    <w:p>
-      <w:pPr>
-        <w:rPr>
-          <w:rFonts w:ascii="Arial" w:hAnsi="Arial" w:cs="David" w:hint="cs"/>
-          <w:u w:val="single"/>
-          <w:rtl/>
-        </w:rPr>
-      </w:pPr>
-    </w:p>
-    <w:p>
-      <w:pPr>
-        <w:rPr>
-          <w:rFonts w:ascii="Arial" w:hAnsi="Arial" w:cs="David" w:hint="cs"/>
-          <w:u w:val="single"/>
-          <w:rtl/>
-        </w:rPr>
-      </w:pPr>
-      <w:r>
-        <w:rPr>
-          <w:noProof/>
-        </w:rPr>
-        <w:drawing>
-          <wp:anchor distT="0" distB="0" distL="114300" distR="114300" simplePos="0" relativeHeight="251658240" behindDoc="1" locked="0" layoutInCell="1" allowOverlap="1" wp14:anchorId="160974E6" wp14:editId="32370DAE">
-            <wp:simplePos x="0" y="0"/>
-            <wp:positionH relativeFrom="column">
-              <wp:posOffset>196850</wp:posOffset>
-            </wp:positionH>
-            <wp:positionV relativeFrom="paragraph">
-              <wp:posOffset>243205</wp:posOffset>
-            </wp:positionV>
-            <wp:extent cx="6296660" cy="7739380"/>
-            <wp:effectExtent l="0" t="0" r="0" b="0"/>
-            <wp:wrapTight wrapText="bothSides">
-              <wp:wrapPolygon edited="0">
-                <wp:start x="0" y="0"/>
-                <wp:lineTo x="0" y="21533"/>
-                <wp:lineTo x="21565" y="21533"/>
-                <wp:lineTo x="21565" y="0"/>
-                <wp:lineTo x="0" y="0"/>
-              </wp:wrapPolygon>
-            </wp:wrapTight>
-            <wp:docPr id="64" name="תמונה 1"/>
-            <wp:cNvGraphicFramePr>
-              <a:graphicFrameLocks xmlns:a="http://schemas.openxmlformats.org/drawingml/2006/main" noChangeAspect="1"/>
-            </wp:cNvGraphicFramePr>
-            <a:graphic xmlns:a="http://schemas.openxmlformats.org/drawingml/2006/main">
-              <a:graphicData uri="http://schemas.openxmlformats.org/drawingml/2006/picture">
-                <pic:pic xmlns:pic="http://schemas.openxmlformats.org/drawingml/2006/picture">
-                  <pic:nvPicPr>
-                    <pic:cNvPr id="0" name="תמונה 1"/>
-                    <pic:cNvPicPr>
-                      <a:picLocks noChangeAspect="1" noChangeArrowheads="1"/>
-                    </pic:cNvPicPr>
-                  </pic:nvPicPr>
-                  <pic:blipFill>
-                    <a:blip r:embed="rId33">
-                      <a:extLst>
-                        <a:ext uri="{28A0092B-C50C-407E-A947-70E740481C1C}">
-                          <a14:useLocalDpi xmlns:a14="http://schemas.microsoft.com/office/drawing/2010/main" val="0"/>
-                        </a:ext>
-                      </a:extLst>
-                    </a:blip>
-                    <a:srcRect/>
-                    <a:stretch>
-                      <a:fillRect/>
-                    </a:stretch>
-                  </pic:blipFill>
-                  <pic:spPr bwMode="auto">
-                    <a:xfrm>
-                      <a:off x="0" y="0"/>
-                      <a:ext cx="6296660" cy="7739380"/>
-                    </a:xfrm>
-                    <a:prstGeom prst="rect">
-                      <a:avLst/>
-                    </a:prstGeom>
-                    <a:noFill/>
-                    <a:ln>
-                      <a:noFill/>
-                    </a:ln>
-                  </pic:spPr>
-                </pic:pic>
-              </a:graphicData>
-            </a:graphic>
-            <wp14:sizeRelH relativeFrom="page">
-              <wp14:pctWidth>0</wp14:pctWidth>
-            </wp14:sizeRelH>
-            <wp14:sizeRelV relativeFrom="page">
-              <wp14:pctHeight>0</wp14:pctHeight>
-            </wp14:sizeRelV>
-          </wp:anchor>
-        </w:drawing>
-      </w:r>
-    </w:p>
-    <w:p>
-      <w:pPr>
-        <w:rPr>
-          <w:rFonts w:ascii="Arial" w:hAnsi="Arial" w:cs="David" w:hint="cs"/>
-          <w:u w:val="single"/>
-          <w:rtl/>
-        </w:rPr>
-      </w:pPr>
-    </w:p>
-    <w:p>
-      <w:pPr>
-        <w:rPr>
-          <w:rFonts w:ascii="Arial" w:hAnsi="Arial" w:cs="David" w:hint="cs"/>
-          <w:u w:val="single"/>
-          <w:rtl/>
-        </w:rPr>
-      </w:pPr>
-    </w:p>
-    <w:p>
-      <w:pPr>
-        <w:rPr>
-          <w:rFonts w:ascii="Arial" w:hAnsi="Arial" w:cs="David" w:hint="cs"/>
-          <w:u w:val="single"/>
-          <w:rtl/>
-        </w:rPr>
-      </w:pPr>
-      <w:r>
-        <w:rPr>
-          <w:noProof/>
-        </w:rPr>
-        <w:drawing>
-          <wp:anchor distT="0" distB="0" distL="114300" distR="114300" simplePos="0" relativeHeight="251659264" behindDoc="1" locked="0" layoutInCell="1" allowOverlap="1" wp14:anchorId="03D657BA" wp14:editId="60A41884">
-            <wp:simplePos x="0" y="0"/>
-            <wp:positionH relativeFrom="column">
-              <wp:posOffset>579755</wp:posOffset>
-            </wp:positionH>
-            <wp:positionV relativeFrom="paragraph">
-              <wp:posOffset>43180</wp:posOffset>
-            </wp:positionV>
-            <wp:extent cx="5486400" cy="7115175"/>
-            <wp:effectExtent l="0" t="0" r="0" b="0"/>
-            <wp:wrapTight wrapText="bothSides">
-              <wp:wrapPolygon edited="0">
-                <wp:start x="0" y="0"/>
-                <wp:lineTo x="0" y="21571"/>
-                <wp:lineTo x="21525" y="21571"/>
-                <wp:lineTo x="21525" y="0"/>
-                <wp:lineTo x="0" y="0"/>
-              </wp:wrapPolygon>
-            </wp:wrapTight>
-            <wp:docPr id="65" name="תמונה 1"/>
-            <wp:cNvGraphicFramePr>
-              <a:graphicFrameLocks xmlns:a="http://schemas.openxmlformats.org/drawingml/2006/main" noChangeAspect="1"/>
-            </wp:cNvGraphicFramePr>
-            <a:graphic xmlns:a="http://schemas.openxmlformats.org/drawingml/2006/main">
-              <a:graphicData uri="http://schemas.openxmlformats.org/drawingml/2006/picture">
-                <pic:pic xmlns:pic="http://schemas.openxmlformats.org/drawingml/2006/picture">
-                  <pic:nvPicPr>
-                    <pic:cNvPr id="0" name="תמונה 1"/>
-                    <pic:cNvPicPr>
-                      <a:picLocks noChangeAspect="1" noChangeArrowheads="1"/>
-                    </pic:cNvPicPr>
-                  </pic:nvPicPr>
-                  <pic:blipFill>
-                    <a:blip r:embed="rId34">
-                      <a:extLst>
-                        <a:ext uri="{28A0092B-C50C-407E-A947-70E740481C1C}">
-                          <a14:useLocalDpi xmlns:a14="http://schemas.microsoft.com/office/drawing/2010/main" val="0"/>
-                        </a:ext>
-                      </a:extLst>
-                    </a:blip>
-                    <a:srcRect/>
-                    <a:stretch>
-                      <a:fillRect/>
-                    </a:stretch>
-                  </pic:blipFill>
-                  <pic:spPr bwMode="auto">
-                    <a:xfrm>
-                      <a:off x="0" y="0"/>
-                      <a:ext cx="5486400" cy="7115175"/>
-                    </a:xfrm>
-                    <a:prstGeom prst="rect">
-                      <a:avLst/>
-                    </a:prstGeom>
-                    <a:noFill/>
-                    <a:ln>
-                      <a:noFill/>
-                    </a:ln>
-                  </pic:spPr>
-                </pic:pic>
-              </a:graphicData>
-            </a:graphic>
-            <wp14:sizeRelH relativeFrom="page">
-              <wp14:pctWidth>0</wp14:pctWidth>
-            </wp14:sizeRelH>
-            <wp14:sizeRelV relativeFrom="page">
-              <wp14:pctHeight>0</wp14:pctHeight>
-            </wp14:sizeRelV>
-          </wp:anchor>
-        </w:drawing>
-      </w:r>
-    </w:p>
-    <w:p>
-      <w:pPr>
-        <w:rPr>
-          <w:rFonts w:ascii="Arial" w:hAnsi="Arial" w:cs="David" w:hint="cs"/>
-          <w:u w:val="single"/>
-          <w:rtl/>
-        </w:rPr>
-      </w:pPr>
-    </w:p>
-    <w:p>
-      <w:pPr>
-        <w:ind w:firstLine="118"/>
-        <w:rPr>
-          <w:rFonts w:ascii="Arial" w:hAnsi="Arial" w:cs="David"/>
-          <w:b/>
-          <w:bCs/>
-          <w:sz w:val="28"/>
-          <w:szCs w:val="28"/>
-          <w:rtl/>
-        </w:rPr>
-      </w:pPr>
-      <w:r>
-        <w:rPr>
-          <w:rFonts w:ascii="Arial" w:hAnsi="Arial" w:cs="David" w:hint="cs"/>
-          <w:b/>
-          <w:bCs/>
-          <w:sz w:val="28"/>
-          <w:szCs w:val="28"/>
-          <w:rtl/>
-        </w:rPr>
-        <w:t>נספח ב: נתוני חדירות הפלדות :</w:t>
-      </w:r>
-    </w:p>
-    <w:p>
-      <w:pPr>
-        <w:ind w:firstLine="118"/>
-        <w:rPr>
-          <w:rFonts w:ascii="Arial" w:hAnsi="Arial" w:cs="David"/>
-          <w:b/>
-          <w:bCs/>
-          <w:sz w:val="28"/>
-          <w:szCs w:val="28"/>
-          <w:rtl/>
-        </w:rPr>
-      </w:pPr>
-    </w:p>
-    <w:p>
-      <w:pPr>
-        <w:jc w:val="center"/>
-        <w:rPr>
-          <w:rFonts w:ascii="Arial" w:hAnsi="Arial" w:cs="David"/>
-          <w:b/>
-          <w:bCs/>
-          <w:sz w:val="28"/>
-          <w:szCs w:val="28"/>
-          <w:rtl/>
-        </w:rPr>
-      </w:pPr>
-    </w:p>
-    <w:p>
-      <w:pPr>
-        <w:jc w:val="center"/>
-        <w:rPr>
-          <w:rFonts w:ascii="Arial" w:hAnsi="Arial" w:cs="David"/>
-          <w:b/>
-          <w:bCs/>
-          <w:sz w:val="28"/>
-          <w:szCs w:val="28"/>
-          <w:rtl/>
-        </w:rPr>
-      </w:pPr>
-    </w:p>
-    <w:p>
-      <w:pPr>
-        <w:jc w:val="center"/>
-        <w:rPr>
-          <w:rFonts w:ascii="Arial" w:hAnsi="Arial" w:cs="Arial"/>
-          <w:b/>
-          <w:bCs/>
-          <w:sz w:val="28"/>
-          <w:szCs w:val="28"/>
-          <w:rtl/>
-        </w:rPr>
-      </w:pPr>
-      <w:r>
-        <w:rPr>
-          <w:rFonts w:ascii="Arial" w:hAnsi="Arial" w:cs="David" w:hint="cs"/>
-          <w:b/>
-          <w:bCs/>
-          <w:sz w:val="28"/>
-          <w:szCs w:val="28"/>
-          <w:rtl/>
-        </w:rPr>
-        <w:t>חדירות של הפלדה בעובי 0.35</w:t>
-      </w:r>
-    </w:p>
-    <w:p>
-      <w:pPr>
-        <w:ind w:firstLine="118"/>
-        <w:jc w:val="center"/>
-        <w:rPr>
-          <w:rFonts w:ascii="Arial" w:hAnsi="Arial" w:cs="Arial"/>
-          <w:sz w:val="28"/>
-          <w:szCs w:val="28"/>
-          <w:rtl/>
-        </w:rPr>
-      </w:pPr>
-      <w:r>
-        <w:rPr>
-          <w:noProof/>
-          <w:lang w:eastAsia="en-US"/>
-        </w:rPr>
-        <w:drawing>
-          <wp:inline distT="0" distB="0" distL="0" distR="0" wp14:anchorId="1BB0FD86" wp14:editId="060024D5">
-            <wp:extent cx="6642100" cy="6718300"/>
-            <wp:effectExtent l="0" t="0" r="0" b="0"/>
-            <wp:docPr id="16" name="תמונה 1"/>
-            <wp:cNvGraphicFramePr>
-              <a:graphicFrameLocks xmlns:a="http://schemas.openxmlformats.org/drawingml/2006/main" noChangeAspect="1"/>
-            </wp:cNvGraphicFramePr>
-            <a:graphic xmlns:a="http://schemas.openxmlformats.org/drawingml/2006/main">
-              <a:graphicData uri="http://schemas.openxmlformats.org/drawingml/2006/picture">
-                <pic:pic xmlns:pic="http://schemas.openxmlformats.org/drawingml/2006/picture">
-                  <pic:nvPicPr>
-                    <pic:cNvPr id="0" name="תמונה 1"/>
-                    <pic:cNvPicPr>
-                      <a:picLocks noChangeAspect="1" noChangeArrowheads="1"/>
-                    </pic:cNvPicPr>
-                  </pic:nvPicPr>
-                  <pic:blipFill>
-                    <a:blip r:embed="rId35">
-                      <a:extLst>
-                        <a:ext uri="{28A0092B-C50C-407E-A947-70E740481C1C}">
-                          <a14:useLocalDpi xmlns:a14="http://schemas.microsoft.com/office/drawing/2010/main" val="0"/>
-                        </a:ext>
-                      </a:extLst>
-                    </a:blip>
-                    <a:srcRect/>
-                    <a:stretch>
-                      <a:fillRect/>
-                    </a:stretch>
-                  </pic:blipFill>
-                  <pic:spPr bwMode="auto">
-                    <a:xfrm>
-                      <a:off x="0" y="0"/>
-                      <a:ext cx="6642100" cy="6718300"/>
-                    </a:xfrm>
-                    <a:prstGeom prst="rect">
-                      <a:avLst/>
-                    </a:prstGeom>
-                    <a:noFill/>
-                    <a:ln>
-                      <a:noFill/>
-                    </a:ln>
-                  </pic:spPr>
-                </pic:pic>
-              </a:graphicData>
-            </a:graphic>
-          </wp:inline>
-        </w:drawing>
-      </w:r>
-    </w:p>
-    <w:p>
-      <w:pPr>
-        <w:ind w:firstLine="118"/>
-        <w:jc w:val="center"/>
-        <w:rPr>
-          <w:rFonts w:ascii="Arial" w:hAnsi="Arial" w:cs="Arial"/>
-          <w:sz w:val="28"/>
-          <w:szCs w:val="28"/>
-          <w:rtl/>
-        </w:rPr>
-      </w:pPr>
-    </w:p>
-    <w:p>
-      <w:pPr>
-        <w:ind w:firstLine="118"/>
-        <w:jc w:val="center"/>
-        <w:rPr>
-          <w:rFonts w:ascii="Arial" w:hAnsi="Arial" w:cs="Arial"/>
-          <w:sz w:val="28"/>
-          <w:szCs w:val="28"/>
-          <w:rtl/>
-        </w:rPr>
-      </w:pPr>
-    </w:p>
-    <w:bookmarkEnd w:id="19"/>
-    <w:p>
-      <w:pPr>
-        <w:ind w:firstLine="118"/>
-        <w:jc w:val="center"/>
-        <w:rPr>
-          <w:rFonts w:ascii="Arial" w:hAnsi="Arial" w:cs="Arial"/>
-          <w:sz w:val="28"/>
-          <w:szCs w:val="28"/>
-          <w:rtl/>
-        </w:rPr>
-      </w:pPr>
-    </w:p>
-    <w:p>
-      <w:pPr>
-        <w:jc w:val="center"/>
-        <w:rPr>
-          <w:rFonts w:ascii="Arial" w:hAnsi="Arial" w:cs="David"/>
-          <w:b/>
-          <w:bCs/>
-          <w:sz w:val="28"/>
-          <w:szCs w:val="28"/>
-          <w:rtl/>
-        </w:rPr>
-      </w:pPr>
-    </w:p>
-    <w:p>
-      <w:pPr>
-        <w:jc w:val="center"/>
-        <w:rPr>
-          <w:rFonts w:ascii="Arial" w:hAnsi="Arial" w:cs="David"/>
-          <w:b/>
-          <w:bCs/>
-          <w:sz w:val="28"/>
-          <w:szCs w:val="28"/>
-          <w:rtl/>
-        </w:rPr>
-      </w:pPr>
-    </w:p>
-    <w:p>
-      <w:pPr>
-        <w:jc w:val="center"/>
-        <w:rPr>
-          <w:rFonts w:ascii="Arial" w:hAnsi="Arial" w:cs="Arial"/>
-          <w:b/>
-          <w:bCs/>
-          <w:sz w:val="28"/>
-          <w:szCs w:val="28"/>
-          <w:rtl/>
-        </w:rPr>
-      </w:pPr>
-      <w:r>
-        <w:rPr>
-          <w:rFonts w:ascii="Arial" w:hAnsi="Arial" w:cs="David" w:hint="cs"/>
-          <w:b/>
-          <w:bCs/>
-          <w:sz w:val="28"/>
-          <w:szCs w:val="28"/>
-          <w:rtl/>
-        </w:rPr>
-        <w:t>חדירות של הפלדה בעובי 0.5</w:t>
-      </w:r>
-    </w:p>
-    <w:p>
-      <w:pPr>
-        <w:rPr>
-          <w:rFonts w:ascii="Arial" w:hAnsi="Arial" w:cs="Arial"/>
-          <w:sz w:val="28"/>
-          <w:szCs w:val="28"/>
-          <w:rtl/>
-        </w:rPr>
-      </w:pPr>
-    </w:p>
-    <w:p>
-      <w:pPr>
-        <w:rPr>
-          <w:rFonts w:ascii="Arial" w:hAnsi="Arial" w:cs="Arial"/>
-          <w:sz w:val="28"/>
-          <w:szCs w:val="28"/>
-          <w:rtl/>
-        </w:rPr>
-      </w:pPr>
-      <w:r>
-        <w:rPr>
-          <w:noProof/>
-          <w:lang w:eastAsia="en-US"/>
-        </w:rPr>
-        <w:drawing>
-          <wp:inline distT="0" distB="0" distL="0" distR="0" wp14:anchorId="6FFAC828" wp14:editId="72A90D3C">
-            <wp:extent cx="6648450" cy="6508750"/>
-            <wp:effectExtent l="0" t="0" r="0" b="0"/>
-            <wp:docPr id="17" name="תמונה 1"/>
-            <wp:cNvGraphicFramePr>
-              <a:graphicFrameLocks xmlns:a="http://schemas.openxmlformats.org/drawingml/2006/main" noChangeAspect="1"/>
-            </wp:cNvGraphicFramePr>
-            <a:graphic xmlns:a="http://schemas.openxmlformats.org/drawingml/2006/main">
-              <a:graphicData uri="http://schemas.openxmlformats.org/drawingml/2006/picture">
-                <pic:pic xmlns:pic="http://schemas.openxmlformats.org/drawingml/2006/picture">
-                  <pic:nvPicPr>
-                    <pic:cNvPr id="0" name="תמונה 1"/>
-                    <pic:cNvPicPr>
-                      <a:picLocks noChangeAspect="1" noChangeArrowheads="1"/>
-                    </pic:cNvPicPr>
-                  </pic:nvPicPr>
-                  <pic:blipFill>
-                    <a:blip r:embed="rId36">
-                      <a:extLst>
-                        <a:ext uri="{28A0092B-C50C-407E-A947-70E740481C1C}">
-                          <a14:useLocalDpi xmlns:a14="http://schemas.microsoft.com/office/drawing/2010/main" val="0"/>
-                        </a:ext>
-                      </a:extLst>
-                    </a:blip>
-                    <a:srcRect/>
-                    <a:stretch>
-                      <a:fillRect/>
-                    </a:stretch>
-                  </pic:blipFill>
-                  <pic:spPr bwMode="auto">
-                    <a:xfrm>
-                      <a:off x="0" y="0"/>
-                      <a:ext cx="6648450" cy="6508750"/>
-                    </a:xfrm>
-                    <a:prstGeom prst="rect">
-                      <a:avLst/>
-                    </a:prstGeom>
-                    <a:noFill/>
-                    <a:ln>
-                      <a:noFill/>
-                    </a:ln>
-                  </pic:spPr>
-                </pic:pic>
-              </a:graphicData>
-            </a:graphic>
-          </wp:inline>
-        </w:drawing>
-      </w:r>
-    </w:p>
-    <w:p>
-      <w:pPr>
-        <w:rPr>
-          <w:rFonts w:ascii="Arial" w:hAnsi="Arial" w:cs="Arial"/>
-          <w:sz w:val="28"/>
-          <w:szCs w:val="28"/>
-          <w:rtl/>
-        </w:rPr>
-      </w:pPr>
-    </w:p>
-    <w:p>
-      <w:pPr>
-        <w:tabs>
-          <w:tab w:val="left" w:pos="4571"/>
-        </w:tabs>
-        <w:ind w:firstLine="118"/>
-        <w:rPr>
-          <w:rFonts w:ascii="Arial" w:hAnsi="Arial" w:cs="David"/>
-          <w:b/>
-          <w:bCs/>
-          <w:sz w:val="28"/>
-          <w:szCs w:val="28"/>
-          <w:rtl/>
-        </w:rPr>
-      </w:pPr>
-    </w:p>
-    <w:p>
-      <w:pPr>
-        <w:tabs>
-          <w:tab w:val="left" w:pos="4571"/>
-        </w:tabs>
-        <w:ind w:firstLine="118"/>
-        <w:rPr>
-          <w:rFonts w:ascii="Arial" w:hAnsi="Arial" w:cs="David"/>
-          <w:b/>
-          <w:bCs/>
-          <w:sz w:val="28"/>
-          <w:szCs w:val="28"/>
-          <w:rtl/>
-        </w:rPr>
-      </w:pPr>
-    </w:p>
-    <w:p>
-      <w:pPr>
-        <w:tabs>
-          <w:tab w:val="left" w:pos="4571"/>
-        </w:tabs>
-        <w:ind w:firstLine="118"/>
-        <w:rPr>
-          <w:rFonts w:ascii="Arial" w:hAnsi="Arial" w:cs="David"/>
-          <w:b/>
-          <w:bCs/>
-          <w:sz w:val="28"/>
-          <w:szCs w:val="28"/>
-          <w:rtl/>
-        </w:rPr>
-      </w:pPr>
-    </w:p>
-    <w:p>
-      <w:pPr>
-        <w:tabs>
-          <w:tab w:val="left" w:pos="4571"/>
-        </w:tabs>
-        <w:ind w:firstLine="118"/>
-        <w:rPr>
-          <w:rFonts w:ascii="Arial" w:hAnsi="Arial" w:cs="David"/>
-          <w:b/>
-          <w:bCs/>
-          <w:sz w:val="28"/>
-          <w:szCs w:val="28"/>
-          <w:rtl/>
-        </w:rPr>
-      </w:pPr>
-    </w:p>
-    <w:p>
-      <w:pPr>
-        <w:tabs>
-          <w:tab w:val="left" w:pos="4571"/>
-        </w:tabs>
-        <w:ind w:firstLine="118"/>
-        <w:rPr>
-          <w:rFonts w:ascii="Arial" w:hAnsi="Arial" w:cs="David"/>
-          <w:b/>
-          <w:bCs/>
-          <w:sz w:val="28"/>
-          <w:szCs w:val="28"/>
-          <w:rtl/>
-        </w:rPr>
-      </w:pPr>
-    </w:p>
-    <w:p>
-      <w:pPr>
-        <w:tabs>
-          <w:tab w:val="left" w:pos="4571"/>
-        </w:tabs>
-        <w:ind w:firstLine="118"/>
-        <w:rPr>
-          <w:rFonts w:ascii="Arial" w:hAnsi="Arial" w:cs="David"/>
-          <w:b/>
-          <w:bCs/>
-          <w:sz w:val="28"/>
-          <w:szCs w:val="28"/>
-          <w:rtl/>
-        </w:rPr>
-      </w:pPr>
-    </w:p>
-    <w:p>
-      <w:pPr>
-        <w:tabs>
-          <w:tab w:val="left" w:pos="4571"/>
-        </w:tabs>
-        <w:ind w:firstLine="118"/>
-        <w:rPr>
-          <w:rFonts w:ascii="Arial" w:hAnsi="Arial" w:cs="David"/>
-          <w:b/>
-          <w:bCs/>
-          <w:sz w:val="28"/>
-          <w:szCs w:val="28"/>
-          <w:rtl/>
-        </w:rPr>
-      </w:pPr>
-    </w:p>
-    <w:p>
-      <w:pPr>
-        <w:tabs>
-          <w:tab w:val="left" w:pos="4571"/>
-        </w:tabs>
-        <w:ind w:firstLine="118"/>
-        <w:rPr>
-          <w:rFonts w:ascii="Arial" w:hAnsi="Arial" w:cs="David"/>
-          <w:b/>
-          <w:bCs/>
-          <w:sz w:val="28"/>
-          <w:szCs w:val="28"/>
-          <w:rtl/>
-        </w:rPr>
-      </w:pPr>
-    </w:p>
-    <w:p>
-      <w:pPr>
-        <w:tabs>
-          <w:tab w:val="left" w:pos="4571"/>
-        </w:tabs>
-        <w:ind w:firstLine="118"/>
-        <w:rPr>
-          <w:rFonts w:ascii="Arial" w:hAnsi="Arial" w:cs="David"/>
-          <w:b/>
-          <w:bCs/>
-          <w:sz w:val="28"/>
-          <w:szCs w:val="28"/>
-          <w:rtl/>
-        </w:rPr>
-      </w:pPr>
-      <w:r>
-        <w:rPr>
-          <w:rFonts w:ascii="Arial" w:hAnsi="Arial" w:cs="David" w:hint="cs"/>
-          <w:b/>
-          <w:bCs/>
-          <w:sz w:val="28"/>
-          <w:szCs w:val="28"/>
-          <w:rtl/>
-        </w:rPr>
-        <w:t>נספח ג: נתונים של האלומיניום דל הפחמן:</w:t>
-      </w:r>
-    </w:p>
-    <w:p>
-      <w:pPr>
-        <w:tabs>
-          <w:tab w:val="left" w:pos="4571"/>
-        </w:tabs>
-        <w:ind w:firstLine="118"/>
-        <w:rPr>
-          <w:rFonts w:ascii="Arial" w:hAnsi="Arial" w:cs="Arial"/>
-          <w:sz w:val="28"/>
-          <w:szCs w:val="28"/>
-          <w:rtl/>
-        </w:rPr>
-      </w:pPr>
-    </w:p>
-    <w:p>
-      <w:pPr>
-        <w:ind w:firstLine="118"/>
-        <w:jc w:val="center"/>
-        <w:rPr>
-          <w:rFonts w:ascii="Arial" w:hAnsi="Arial" w:cs="Arial"/>
-          <w:sz w:val="28"/>
-          <w:szCs w:val="28"/>
-          <w:rtl/>
-        </w:rPr>
-      </w:pPr>
-      <w:r>
-        <w:rPr>
-          <w:noProof/>
-          <w:lang w:eastAsia="en-US"/>
-        </w:rPr>
-        <w:drawing>
-          <wp:inline distT="0" distB="0" distL="0" distR="0" wp14:anchorId="02DD9581" wp14:editId="0D1BFFCE">
-            <wp:extent cx="5657850" cy="7747000"/>
-            <wp:effectExtent l="0" t="0" r="0" b="0"/>
-            <wp:docPr id="18" name="תמונה 1"/>
-            <wp:cNvGraphicFramePr>
-              <a:graphicFrameLocks xmlns:a="http://schemas.openxmlformats.org/drawingml/2006/main" noChangeAspect="1"/>
-            </wp:cNvGraphicFramePr>
-            <a:graphic xmlns:a="http://schemas.openxmlformats.org/drawingml/2006/main">
-              <a:graphicData uri="http://schemas.openxmlformats.org/drawingml/2006/picture">
-                <pic:pic xmlns:pic="http://schemas.openxmlformats.org/drawingml/2006/picture">
-                  <pic:nvPicPr>
-                    <pic:cNvPr id="0" name="תמונה 1"/>
-                    <pic:cNvPicPr>
-                      <a:picLocks noChangeAspect="1" noChangeArrowheads="1"/>
-                    </pic:cNvPicPr>
-                  </pic:nvPicPr>
-                  <pic:blipFill>
-                    <a:blip r:embed="rId37">
-                      <a:extLst>
-                        <a:ext uri="{28A0092B-C50C-407E-A947-70E740481C1C}">
-                          <a14:useLocalDpi xmlns:a14="http://schemas.microsoft.com/office/drawing/2010/main" val="0"/>
-                        </a:ext>
-                      </a:extLst>
-                    </a:blip>
-                    <a:srcRect/>
-                    <a:stretch>
-                      <a:fillRect/>
-                    </a:stretch>
-                  </pic:blipFill>
-                  <pic:spPr bwMode="auto">
-                    <a:xfrm>
-                      <a:off x="0" y="0"/>
-                      <a:ext cx="5657850" cy="7747000"/>
-                    </a:xfrm>
-                    <a:prstGeom prst="rect">
-                      <a:avLst/>
-                    </a:prstGeom>
-                    <a:noFill/>
-                    <a:ln>
-                      <a:noFill/>
-                    </a:ln>
-                  </pic:spPr>
-                </pic:pic>
-              </a:graphicData>
-            </a:graphic>
-          </wp:inline>
-        </w:drawing>
+      </w:pPr>
+      <w:r>
+        <w:rPr>
+          <w:color w:val="FFFFFF"/>
+          <w:sz w:val="10"/>
+          <w:szCs w:val="10"/>
+        </w:rPr>
+        <w:t xml:space="preserve">SIGNATUREHERE</w:t>
       </w:r>
     </w:p>
     <w:sectPr>

--- a/apps/api/templates/ע-קרינה-הצעת-מחיר-למיגון-קרינה-אלקטרומגנטית.docx
+++ b/apps/api/templates/ע-קרינה-הצעת-מחיר-למיגון-קרינה-אלקטרומגנטית.docx
@@ -5319,7 +5319,8 @@
     <w:tbl>
       <w:tblPr>
         <w:bidiVisual/>
-        <w:tblW w:w="0" w:type="auto"/>
+        <w:tblW w:w="10466" w:type="dxa"/>
+        <w:tblLayout w:type="fixed"/>
         <w:tblBorders>
           <w:top w:val="single" w:sz="4" w:space="0" w:color="auto"/>
           <w:left w:val="single" w:sz="4" w:space="0" w:color="auto"/>
@@ -5331,867 +5332,25 @@
         <w:tblLook w:val="04A0" w:firstRow="1" w:lastRow="0" w:firstColumn="1" w:lastColumn="0" w:noHBand="0" w:noVBand="1"/>
       </w:tblPr>
       <w:tblGrid>
-        <w:gridCol w:w="911"/>
-        <w:gridCol w:w="911"/>
-        <w:gridCol w:w="3142"/>
-        <w:gridCol w:w="851"/>
-        <w:gridCol w:w="1177"/>
-        <w:gridCol w:w="1073"/>
-        <w:gridCol w:w="1764"/>
+        <w:gridCol w:w="700"/>
+        <w:gridCol w:w="900"/>
+        <w:gridCol w:w="2900"/>
+        <w:gridCol w:w="900"/>
+        <w:gridCol w:w="1400"/>
+        <w:gridCol w:w="1400"/>
+        <w:gridCol w:w="2266"/>
       </w:tblGrid>
       <w:tr>
         <w:tc>
           <w:tcPr>
-            <w:tcW w:w="911" w:type="dxa"/>
-          </w:tcPr>
-          <w:p>
-            <w:pPr>
-              <w:rPr>
-                <w:rFonts w:cs="David" w:hint="cs"/>
-                <w:b/>
-                <w:bCs/>
-                <w:sz w:val="28"/>
-                <w:szCs w:val="28"/>
-                <w:rtl/>
-              </w:rPr>
-            </w:pPr>
-            <w:r>
-              <w:rPr>
-                <w:rFonts w:cs="David" w:hint="cs"/>
-                <w:b/>
-                <w:bCs/>
-                <w:sz w:val="28"/>
-                <w:szCs w:val="28"/>
-                <w:rtl/>
-              </w:rPr>
-              <w:t>שורה</w:t>
-            </w:r>
-          </w:p>
-        </w:tc>
-        <w:tc>
-          <w:tcPr>
-            <w:tcW w:w="911" w:type="dxa"/>
-          </w:tcPr>
-          <w:p>
-            <w:pPr>
-              <w:rPr>
-                <w:rFonts w:cs="David" w:hint="cs"/>
-                <w:b/>
-                <w:bCs/>
-                <w:sz w:val="28"/>
-                <w:szCs w:val="28"/>
-                <w:rtl/>
-              </w:rPr>
-            </w:pPr>
-            <w:r>
-              <w:rPr>
-                <w:rFonts w:cs="David" w:hint="cs"/>
-                <w:b/>
-                <w:bCs/>
-                <w:sz w:val="28"/>
-                <w:szCs w:val="28"/>
-                <w:rtl/>
-              </w:rPr>
-              <w:t xml:space="preserve">מק"ט </w:t>
-            </w:r>
-          </w:p>
-        </w:tc>
-        <w:tc>
-          <w:tcPr>
-            <w:tcW w:w="3142" w:type="dxa"/>
-          </w:tcPr>
-          <w:p>
-            <w:pPr>
-              <w:rPr>
-                <w:rFonts w:cs="David" w:hint="cs"/>
-                <w:b/>
-                <w:bCs/>
-                <w:sz w:val="28"/>
-                <w:szCs w:val="28"/>
-                <w:rtl/>
-              </w:rPr>
-            </w:pPr>
-            <w:r>
-              <w:rPr>
-                <w:rFonts w:cs="David" w:hint="cs"/>
-                <w:b/>
-                <w:bCs/>
-                <w:sz w:val="28"/>
-                <w:szCs w:val="28"/>
-                <w:rtl/>
-              </w:rPr>
-              <w:t>תיאור המוצר</w:t>
-            </w:r>
-          </w:p>
-        </w:tc>
-        <w:tc>
-          <w:tcPr>
-            <w:tcW w:w="851" w:type="dxa"/>
-          </w:tcPr>
-          <w:p>
-            <w:pPr>
-              <w:rPr>
-                <w:rFonts w:cs="David" w:hint="cs"/>
-                <w:b/>
-                <w:bCs/>
-                <w:sz w:val="28"/>
-                <w:szCs w:val="28"/>
-                <w:rtl/>
-              </w:rPr>
-            </w:pPr>
-            <w:r>
-              <w:rPr>
-                <w:rFonts w:cs="David" w:hint="cs"/>
-                <w:b/>
-                <w:bCs/>
-                <w:sz w:val="28"/>
-                <w:szCs w:val="28"/>
-                <w:rtl/>
-              </w:rPr>
-              <w:t>כמות</w:t>
-            </w:r>
-          </w:p>
-        </w:tc>
-        <w:tc>
-          <w:tcPr>
-            <w:tcW w:w="1177" w:type="dxa"/>
-          </w:tcPr>
-          <w:p>
-            <w:pPr>
-              <w:rPr>
-                <w:rFonts w:cs="David" w:hint="cs"/>
-                <w:b/>
-                <w:bCs/>
-                <w:sz w:val="28"/>
-                <w:szCs w:val="28"/>
-                <w:rtl/>
-              </w:rPr>
-            </w:pPr>
-            <w:r>
-              <w:rPr>
-                <w:rFonts w:cs="David" w:hint="cs"/>
-                <w:b/>
-                <w:bCs/>
-                <w:sz w:val="28"/>
-                <w:szCs w:val="28"/>
-                <w:rtl/>
-              </w:rPr>
-              <w:t>מחיר ליחידה</w:t>
-            </w:r>
-          </w:p>
-        </w:tc>
-        <w:tc>
-          <w:tcPr>
-            <w:tcW w:w="1073" w:type="dxa"/>
-          </w:tcPr>
-          <w:p>
-            <w:pPr>
-              <w:rPr>
-                <w:rFonts w:cs="David" w:hint="cs"/>
-                <w:b/>
-                <w:bCs/>
-                <w:sz w:val="28"/>
-                <w:szCs w:val="28"/>
-                <w:rtl/>
-              </w:rPr>
-            </w:pPr>
-            <w:r>
-              <w:rPr>
-                <w:rFonts w:cs="David" w:hint="cs"/>
-                <w:b/>
-                <w:bCs/>
-                <w:sz w:val="28"/>
-                <w:szCs w:val="28"/>
-                <w:rtl/>
-              </w:rPr>
-              <w:t xml:space="preserve">% הנחה לשורה </w:t>
-            </w:r>
-          </w:p>
-        </w:tc>
-        <w:tc>
-          <w:tcPr>
-            <w:tcW w:w="1764" w:type="dxa"/>
-          </w:tcPr>
-          <w:p>
-            <w:pPr>
-              <w:rPr>
-                <w:rFonts w:cs="David" w:hint="cs"/>
-                <w:b/>
-                <w:bCs/>
-                <w:sz w:val="28"/>
-                <w:szCs w:val="28"/>
-                <w:rtl/>
-              </w:rPr>
-            </w:pPr>
-            <w:r>
-              <w:rPr>
-                <w:rFonts w:cs="David" w:hint="cs"/>
-                <w:b/>
-                <w:bCs/>
-                <w:sz w:val="28"/>
-                <w:szCs w:val="28"/>
-                <w:rtl/>
-              </w:rPr>
-              <w:t>סה"כ ₪</w:t>
-            </w:r>
-          </w:p>
-          <w:p>
-            <w:pPr>
-              <w:rPr>
-                <w:rFonts w:cs="David" w:hint="cs"/>
-                <w:b/>
-                <w:bCs/>
-                <w:sz w:val="28"/>
-                <w:szCs w:val="28"/>
-                <w:rtl/>
-              </w:rPr>
-            </w:pPr>
-          </w:p>
-        </w:tc>
-      </w:tr>
-      <w:tr>
-        <w:tc>
-          <w:tcPr>
-            <w:tcW w:w="911" w:type="dxa"/>
-          </w:tcPr>
-          <w:p>
-            <w:pPr>
-              <w:rPr>
-                <w:rFonts w:cs="David" w:hint="cs"/>
-                <w:b/>
-                <w:bCs/>
-                <w:sz w:val="28"/>
-                <w:szCs w:val="28"/>
-                <w:rtl/>
-              </w:rPr>
-            </w:pPr>
-            <w:r>
-              <w:rPr>
-                <w:rFonts w:cs="David" w:hint="cs"/>
-                <w:b/>
-                <w:bCs/>
-                <w:sz w:val="28"/>
-                <w:szCs w:val="28"/>
-                <w:rtl/>
-              </w:rPr>
-              <w:t xml:space="preserve">{#items}{lineNumber}</w:t>
-            </w:r>
-          </w:p>
-        </w:tc>
-        <w:tc>
-          <w:tcPr>
-            <w:tcW w:w="911" w:type="dxa"/>
-          </w:tcPr>
-          <w:p>
-            <w:pPr>
-              <w:rPr>
-                <w:rFonts w:cs="David" w:hint="cs"/>
-                <w:b/>
-                <w:bCs/>
-                <w:sz w:val="28"/>
-                <w:szCs w:val="28"/>
-                <w:rtl/>
-              </w:rPr>
-            </w:pPr>
-            <w:r>
-              <w:rPr>
-                <w:rFonts w:cs="David" w:hint="cs"/>
-                <w:b/>
-                <w:bCs/>
-                <w:sz w:val="28"/>
-                <w:szCs w:val="28"/>
-                <w:rtl/>
-              </w:rPr>
-              <w:t xml:space="preserve">{itemCode}</w:t>
-            </w:r>
-          </w:p>
-        </w:tc>
-        <w:tc>
-          <w:tcPr>
-            <w:tcW w:w="3142" w:type="dxa"/>
-          </w:tcPr>
-          <w:p>
-            <w:pPr>
-              <w:rPr>
-                <w:rFonts w:cs="David" w:hint="cs"/>
-                <w:b/>
-                <w:bCs/>
-                <w:sz w:val="28"/>
-                <w:szCs w:val="28"/>
-                <w:rtl/>
-              </w:rPr>
-            </w:pPr>
-            <w:r>
-              <w:rPr>
-                <w:rFonts w:cs="David" w:hint="cs"/>
-                <w:b/>
-                <w:bCs/>
-                <w:sz w:val="28"/>
-                <w:szCs w:val="28"/>
-                <w:rtl/>
-              </w:rPr>
-              <w:t xml:space="preserve">{description}</w:t>
-            </w:r>
-          </w:p>
-        </w:tc>
-        <w:tc>
-          <w:tcPr>
-            <w:tcW w:w="851" w:type="dxa"/>
-          </w:tcPr>
-          <w:p>
-            <w:pPr>
-              <w:rPr>
-                <w:rFonts w:cs="David" w:hint="cs"/>
-                <w:b/>
-                <w:bCs/>
-                <w:sz w:val="28"/>
-                <w:szCs w:val="28"/>
-                <w:rtl/>
-              </w:rPr>
-            </w:pPr>
-            <w:r>
-              <w:rPr>
-                <w:rFonts w:cs="David" w:hint="cs"/>
-                <w:b/>
-                <w:bCs/>
-                <w:sz w:val="28"/>
-                <w:szCs w:val="28"/>
-                <w:rtl/>
-              </w:rPr>
-              <w:t xml:space="preserve">{quantity}</w:t>
-            </w:r>
-          </w:p>
-        </w:tc>
-        <w:tc>
-          <w:tcPr>
-            <w:tcW w:w="1177" w:type="dxa"/>
-          </w:tcPr>
-          <w:p>
-            <w:pPr>
-              <w:rPr>
-                <w:rFonts w:cs="David" w:hint="cs"/>
-                <w:b/>
-                <w:bCs/>
-                <w:sz w:val="28"/>
-                <w:szCs w:val="28"/>
-                <w:rtl/>
-              </w:rPr>
-            </w:pPr>
-            <w:r>
-              <w:rPr>
-                <w:rFonts w:cs="David" w:hint="cs"/>
-                <w:b/>
-                <w:bCs/>
-                <w:sz w:val="28"/>
-                <w:szCs w:val="28"/>
-                <w:rtl/>
-              </w:rPr>
-              <w:t xml:space="preserve">{unitPrice}</w:t>
-            </w:r>
-          </w:p>
-        </w:tc>
-        <w:tc>
-          <w:tcPr>
-            <w:tcW w:w="1073" w:type="dxa"/>
-          </w:tcPr>
-          <w:p>
-            <w:pPr>
-              <w:rPr>
-                <w:rFonts w:cs="David" w:hint="cs"/>
-                <w:b/>
-                <w:bCs/>
-                <w:sz w:val="28"/>
-                <w:szCs w:val="28"/>
-                <w:rtl/>
-              </w:rPr>
-            </w:pPr>
-            <w:r>
-              <w:rPr>
-                <w:rFonts w:cs="David" w:hint="cs"/>
-                <w:b/>
-                <w:bCs/>
-                <w:sz w:val="28"/>
-                <w:szCs w:val="28"/>
-                <w:rtl/>
-              </w:rPr>
-              <w:t xml:space="preserve">{lineDiscountPercent}</w:t>
-            </w:r>
-          </w:p>
-        </w:tc>
-        <w:tc>
-          <w:tcPr>
-            <w:tcW w:w="1764" w:type="dxa"/>
-          </w:tcPr>
-          <w:p>
-            <w:pPr>
-              <w:rPr>
-                <w:rFonts w:cs="David" w:hint="cs"/>
-                <w:b/>
-                <w:bCs/>
-                <w:sz w:val="28"/>
-                <w:szCs w:val="28"/>
-                <w:rtl/>
-              </w:rPr>
-            </w:pPr>
-            <w:r>
-              <w:rPr>
-                <w:rFonts w:cs="David" w:hint="cs"/>
-                <w:b/>
-                <w:bCs/>
-                <w:sz w:val="28"/>
-                <w:szCs w:val="28"/>
-                <w:rtl/>
-              </w:rPr>
-              <w:t xml:space="preserve">{lineTotal}{/items}</w:t>
-            </w:r>
-          </w:p>
-        </w:tc>
-      </w:tr>
-    </w:tbl>
-    <w:p>
-      <w:pPr>
-        <w:rPr>
-          <w:vanish/>
-        </w:rPr>
-      </w:pPr>
-    </w:p>
-    <w:tbl>
-      <w:tblPr>
-        <w:tblpPr w:leftFromText="180" w:rightFromText="180" w:vertAnchor="text" w:horzAnchor="page" w:tblpX="1340" w:tblpY="199"/>
-        <w:bidiVisual/>
-        <w:tblW w:w="0" w:type="auto"/>
-        <w:tblBorders>
-          <w:top w:val="single" w:sz="4" w:space="0" w:color="auto"/>
-          <w:left w:val="single" w:sz="4" w:space="0" w:color="auto"/>
-          <w:bottom w:val="single" w:sz="4" w:space="0" w:color="auto"/>
-          <w:right w:val="single" w:sz="4" w:space="0" w:color="auto"/>
-          <w:insideH w:val="single" w:sz="4" w:space="0" w:color="auto"/>
-          <w:insideV w:val="single" w:sz="4" w:space="0" w:color="auto"/>
-        </w:tblBorders>
-        <w:tblLook w:val="04A0" w:firstRow="1" w:lastRow="0" w:firstColumn="1" w:lastColumn="0" w:noHBand="0" w:noVBand="1"/>
-      </w:tblPr>
-      <w:tblGrid>
-        <w:gridCol w:w="1764"/>
-        <w:gridCol w:w="1764"/>
-      </w:tblGrid>
-      <w:tr>
-        <w:tc>
-          <w:tcPr>
-            <w:tcW w:w="1764" w:type="dxa"/>
-          </w:tcPr>
-          <w:p>
-            <w:pPr>
-              <w:rPr>
-                <w:rFonts w:cs="David" w:hint="cs"/>
-                <w:b/>
-                <w:bCs/>
-                <w:sz w:val="28"/>
-                <w:szCs w:val="28"/>
-                <w:rtl/>
-              </w:rPr>
-            </w:pPr>
-            <w:r>
-              <w:rPr>
-                <w:rFonts w:cs="David" w:hint="cs"/>
-                <w:b/>
-                <w:bCs/>
-                <w:sz w:val="28"/>
-                <w:szCs w:val="28"/>
-                <w:rtl/>
-              </w:rPr>
-              <w:t>% הנחה</w:t>
-            </w:r>
-            <w:r>
-              <w:rPr>
-                <w:rFonts w:cs="David"/>
-                <w:b/>
-                <w:bCs/>
-                <w:sz w:val="28"/>
-                <w:szCs w:val="28"/>
-                <w:rtl/>
-              </w:rPr>
-              <w:br/>
-            </w:r>
-          </w:p>
-        </w:tc>
-        <w:tc>
-          <w:tcPr>
-            <w:tcW w:w="1764" w:type="dxa"/>
-          </w:tcPr>
-          <w:p>
-            <w:pPr>
-              <w:rPr>
-                <w:rFonts w:cs="David" w:hint="cs"/>
-                <w:b/>
-                <w:bCs/>
-                <w:sz w:val="28"/>
-                <w:szCs w:val="28"/>
-                <w:rtl/>
-              </w:rPr>
-            </w:pPr>
-            <w:r>
-              <w:rPr>
-                <w:rFonts w:cs="David" w:hint="cs"/>
-                <w:b/>
-                <w:bCs/>
-                <w:sz w:val="28"/>
-                <w:szCs w:val="28"/>
-                <w:rtl/>
-              </w:rPr>
-              <w:t xml:space="preserve">{discountPercent}</w:t>
-            </w:r>
-          </w:p>
-        </w:tc>
-      </w:tr>
-      <w:tr>
-        <w:tc>
-          <w:tcPr>
-            <w:tcW w:w="1764" w:type="dxa"/>
-          </w:tcPr>
-          <w:p>
-            <w:pPr>
-              <w:rPr>
-                <w:rFonts w:cs="David" w:hint="cs"/>
-                <w:b/>
-                <w:bCs/>
-                <w:sz w:val="28"/>
-                <w:szCs w:val="28"/>
-                <w:rtl/>
-              </w:rPr>
-            </w:pPr>
-            <w:r>
-              <w:rPr>
-                <w:rFonts w:cs="David" w:hint="cs"/>
-                <w:b/>
-                <w:bCs/>
-                <w:sz w:val="28"/>
-                <w:szCs w:val="28"/>
-                <w:rtl/>
-              </w:rPr>
-              <w:t>סה"כ לאחר הנחה</w:t>
-            </w:r>
-          </w:p>
-        </w:tc>
-        <w:tc>
-          <w:tcPr>
-            <w:tcW w:w="1764" w:type="dxa"/>
-          </w:tcPr>
-          <w:p>
-            <w:pPr>
-              <w:rPr>
-                <w:rFonts w:cs="David" w:hint="cs"/>
-                <w:b/>
-                <w:bCs/>
-                <w:sz w:val="28"/>
-                <w:szCs w:val="28"/>
-                <w:rtl/>
-              </w:rPr>
-            </w:pPr>
-            <w:r>
-              <w:rPr>
-                <w:rFonts w:cs="David" w:hint="cs"/>
-                <w:b/>
-                <w:bCs/>
-                <w:sz w:val="28"/>
-                <w:szCs w:val="28"/>
-                <w:rtl/>
-              </w:rPr>
-              <w:t xml:space="preserve">{subtotalAfterDiscount}</w:t>
-            </w:r>
-          </w:p>
-        </w:tc>
-      </w:tr>
-      <w:tr>
-        <w:tc>
-          <w:tcPr>
-            <w:tcW w:w="1764" w:type="dxa"/>
-          </w:tcPr>
-          <w:p>
-            <w:pPr>
-              <w:rPr>
-                <w:rFonts w:cs="David" w:hint="cs"/>
-                <w:b/>
-                <w:bCs/>
-                <w:sz w:val="28"/>
-                <w:szCs w:val="28"/>
-                <w:rtl/>
-              </w:rPr>
-            </w:pPr>
-            <w:r>
-              <w:rPr>
-                <w:rFonts w:cs="David" w:hint="cs"/>
-                <w:b/>
-                <w:bCs/>
-                <w:sz w:val="28"/>
-                <w:szCs w:val="28"/>
-                <w:rtl/>
-              </w:rPr>
-              <w:t>מע"מ 1</w:t>
-            </w:r>
-            <w:r>
-              <w:rPr>
-                <w:rFonts w:cs="David" w:hint="cs"/>
-                <w:b/>
-                <w:bCs/>
-                <w:sz w:val="28"/>
-                <w:szCs w:val="28"/>
-                <w:rtl/>
-              </w:rPr>
-              <w:t>8</w:t>
-            </w:r>
-            <w:r>
-              <w:rPr>
-                <w:rFonts w:cs="David" w:hint="cs"/>
-                <w:b/>
-                <w:bCs/>
-                <w:sz w:val="28"/>
-                <w:szCs w:val="28"/>
-                <w:rtl/>
-              </w:rPr>
-              <w:t>%</w:t>
-            </w:r>
-          </w:p>
-        </w:tc>
-        <w:tc>
-          <w:tcPr>
-            <w:tcW w:w="1764" w:type="dxa"/>
-          </w:tcPr>
-          <w:p>
-            <w:pPr>
-              <w:rPr>
-                <w:rFonts w:cs="David" w:hint="cs"/>
-                <w:b/>
-                <w:bCs/>
-                <w:sz w:val="28"/>
-                <w:szCs w:val="28"/>
-                <w:rtl/>
-              </w:rPr>
-            </w:pPr>
-            <w:r>
-              <w:rPr>
-                <w:rFonts w:cs="David" w:hint="cs"/>
-                <w:b/>
-                <w:bCs/>
-                <w:sz w:val="28"/>
-                <w:szCs w:val="28"/>
-                <w:rtl/>
-              </w:rPr>
-              <w:t xml:space="preserve">{vatAmount}</w:t>
-            </w:r>
-          </w:p>
-        </w:tc>
-      </w:tr>
-      <w:tr>
-        <w:tc>
-          <w:tcPr>
-            <w:tcW w:w="1764" w:type="dxa"/>
-          </w:tcPr>
-          <w:p>
-            <w:pPr>
-              <w:rPr>
-                <w:rFonts w:cs="David" w:hint="cs"/>
-                <w:b/>
-                <w:bCs/>
-                <w:sz w:val="28"/>
-                <w:szCs w:val="28"/>
-                <w:rtl/>
-              </w:rPr>
-            </w:pPr>
-            <w:r>
-              <w:rPr>
-                <w:rFonts w:cs="David" w:hint="cs"/>
-                <w:b/>
-                <w:bCs/>
-                <w:sz w:val="28"/>
-                <w:szCs w:val="28"/>
-                <w:rtl/>
-              </w:rPr>
-              <w:t xml:space="preserve">סה"כ לתשלום </w:t>
-            </w:r>
-          </w:p>
-        </w:tc>
-        <w:tc>
-          <w:tcPr>
-            <w:tcW w:w="1764" w:type="dxa"/>
-          </w:tcPr>
-          <w:p>
-            <w:pPr>
-              <w:rPr>
-                <w:rFonts w:cs="David" w:hint="cs"/>
-                <w:b/>
-                <w:bCs/>
-                <w:sz w:val="28"/>
-                <w:szCs w:val="28"/>
-                <w:rtl/>
-              </w:rPr>
-            </w:pPr>
-            <w:r>
-              <w:rPr>
-                <w:rFonts w:cs="David" w:hint="cs"/>
-                <w:b/>
-                <w:bCs/>
-                <w:sz w:val="28"/>
-                <w:szCs w:val="28"/>
-                <w:rtl/>
-              </w:rPr>
-              <w:t xml:space="preserve">{totalAmount}</w:t>
-            </w:r>
-          </w:p>
-        </w:tc>
-      </w:tr>
-    </w:tbl>
-    <w:p>
-      <w:pPr>
-        <w:rPr>
-          <w:vanish/>
-        </w:rPr>
-      </w:pPr>
-      <w:r>
-        <w:rPr>
-          <w:vanish/>
-        </w:rPr>
-        <w:t xml:space="preserve">{/hasDiscount}</w:t>
-      </w:r>
-    </w:p>
-    <w:p>
-      <w:pPr>
-        <w:rPr>
-          <w:rFonts w:cs="David"/>
-          <w:sz w:val="28"/>
-          <w:szCs w:val="28"/>
-          <w:rtl/>
-        </w:rPr>
-      </w:pPr>
-    </w:p>
-    <w:p>
-      <w:pPr>
-        <w:rPr>
-          <w:rFonts w:cs="David"/>
-          <w:sz w:val="28"/>
-          <w:szCs w:val="28"/>
-          <w:rtl/>
-        </w:rPr>
-      </w:pPr>
-    </w:p>
-    <w:p>
-      <w:pPr>
-        <w:rPr>
-          <w:rFonts w:cs="David"/>
-          <w:sz w:val="28"/>
-          <w:szCs w:val="28"/>
-          <w:rtl/>
-        </w:rPr>
-      </w:pPr>
-    </w:p>
-    <w:p>
-      <w:pPr>
-        <w:rPr>
-          <w:rFonts w:cs="David"/>
-          <w:sz w:val="28"/>
-          <w:szCs w:val="28"/>
-          <w:rtl/>
-        </w:rPr>
-      </w:pPr>
-    </w:p>
-    <w:p>
-      <w:pPr>
-        <w:rPr>
-          <w:rFonts w:cs="David"/>
-          <w:sz w:val="28"/>
-          <w:szCs w:val="28"/>
-          <w:rtl/>
-        </w:rPr>
-      </w:pPr>
-    </w:p>
-    <w:p>
-      <w:pPr>
-        <w:rPr>
-          <w:rFonts w:cs="David"/>
-          <w:sz w:val="28"/>
-          <w:szCs w:val="28"/>
-          <w:rtl/>
-        </w:rPr>
-      </w:pPr>
-    </w:p>
-    <w:p>
-      <w:pPr>
-        <w:rPr>
-          <w:rFonts w:cs="David"/>
-          <w:sz w:val="28"/>
-          <w:szCs w:val="28"/>
-          <w:rtl/>
-        </w:rPr>
-      </w:pPr>
-    </w:p>
-    <w:p>
-      <w:pPr>
-        <w:rPr>
-          <w:rFonts w:cs="David"/>
-          <w:sz w:val="28"/>
-          <w:szCs w:val="28"/>
-          <w:rtl/>
-        </w:rPr>
-      </w:pPr>
-    </w:p>
-    <w:p>
-      <w:pPr>
-        <w:rPr>
-          <w:rFonts w:cs="David"/>
-          <w:sz w:val="28"/>
-          <w:szCs w:val="28"/>
-          <w:rtl/>
-        </w:rPr>
-      </w:pPr>
-    </w:p>
-    <w:p>
-      <w:pPr>
-        <w:rPr>
-          <w:rFonts w:cs="David"/>
-          <w:sz w:val="28"/>
-          <w:szCs w:val="28"/>
-          <w:rtl/>
-        </w:rPr>
-      </w:pPr>
-    </w:p>
-    <w:p>
-      <w:pPr>
-        <w:rPr>
-          <w:vanish/>
-        </w:rPr>
-      </w:pPr>
-      <w:r>
-        <w:rPr>
-          <w:vanish/>
-        </w:rPr>
-        <w:t xml:space="preserve">{^hasDiscount}</w:t>
-      </w:r>
-    </w:p>
-    <w:tbl>
-      <w:tblPr>
-        <w:bidiVisual/>
-        <w:tblW w:w="0" w:type="auto"/>
-        <w:tblBorders>
-          <w:top w:val="single" w:sz="4" w:space="0" w:color="auto"/>
-          <w:left w:val="single" w:sz="4" w:space="0" w:color="auto"/>
-          <w:bottom w:val="single" w:sz="4" w:space="0" w:color="auto"/>
-          <w:right w:val="single" w:sz="4" w:space="0" w:color="auto"/>
-          <w:insideH w:val="single" w:sz="4" w:space="0" w:color="auto"/>
-          <w:insideV w:val="single" w:sz="4" w:space="0" w:color="auto"/>
-        </w:tblBorders>
-        <w:tblLook w:val="04A0" w:firstRow="1" w:lastRow="0" w:firstColumn="1" w:lastColumn="0" w:noHBand="0" w:noVBand="1"/>
-      </w:tblPr>
-      <w:tblGrid>
-        <w:gridCol w:w="911"/>
-        <w:gridCol w:w="911"/>
-        <w:gridCol w:w="3142"/>
-        <w:gridCol w:w="851"/>
-        <w:gridCol w:w="1177"/>
-        <w:gridCol w:w="1764"/>
-      </w:tblGrid>
-      <w:tr>
-        <w:tc>
-          <w:tcPr>
-            <w:tcW w:w="911" w:type="dxa"/>
+            <w:tcW w:w="700" w:type="dxa"/>
+            <w:tcBorders>
+              <w:top w:val="single" w:sz="4" w:space="0" w:color="auto"/>
+              <w:left w:val="single" w:sz="4" w:space="0" w:color="auto"/>
+              <w:bottom w:val="single" w:sz="4" w:space="0" w:color="auto"/>
+              <w:right w:val="single" w:sz="4" w:space="0" w:color="auto"/>
+            </w:tcBorders>
+            <w:hideMark/>
           </w:tcPr>
           <w:p>
             <w:pPr>
@@ -6206,7 +5365,7 @@
             </w:pPr>
             <w:r>
               <w:rPr>
-                <w:rFonts w:cs="David" w:hint="cs"/>
+                <w:rFonts w:cs="David"/>
                 <w:b/>
                 <w:bCs/>
                 <w:sz w:val="28"/>
@@ -6219,7 +5378,14 @@
         </w:tc>
         <w:tc>
           <w:tcPr>
-            <w:tcW w:w="911" w:type="dxa"/>
+            <w:tcW w:w="900" w:type="dxa"/>
+            <w:tcBorders>
+              <w:top w:val="single" w:sz="4" w:space="0" w:color="auto"/>
+              <w:left w:val="single" w:sz="4" w:space="0" w:color="auto"/>
+              <w:bottom w:val="single" w:sz="4" w:space="0" w:color="auto"/>
+              <w:right w:val="single" w:sz="4" w:space="0" w:color="auto"/>
+            </w:tcBorders>
+            <w:hideMark/>
           </w:tcPr>
           <w:p>
             <w:pPr>
@@ -6234,7 +5400,7 @@
             </w:pPr>
             <w:r>
               <w:rPr>
-                <w:rFonts w:cs="David" w:hint="cs"/>
+                <w:rFonts w:cs="David"/>
                 <w:b/>
                 <w:bCs/>
                 <w:sz w:val="28"/>
@@ -6247,7 +5413,14 @@
         </w:tc>
         <w:tc>
           <w:tcPr>
-            <w:tcW w:w="3142" w:type="dxa"/>
+            <w:tcW w:w="2900" w:type="dxa"/>
+            <w:tcBorders>
+              <w:top w:val="single" w:sz="4" w:space="0" w:color="auto"/>
+              <w:left w:val="single" w:sz="4" w:space="0" w:color="auto"/>
+              <w:bottom w:val="single" w:sz="4" w:space="0" w:color="auto"/>
+              <w:right w:val="single" w:sz="4" w:space="0" w:color="auto"/>
+            </w:tcBorders>
+            <w:hideMark/>
           </w:tcPr>
           <w:p>
             <w:pPr>
@@ -6262,7 +5435,7 @@
             </w:pPr>
             <w:r>
               <w:rPr>
-                <w:rFonts w:cs="David" w:hint="cs"/>
+                <w:rFonts w:cs="David"/>
                 <w:b/>
                 <w:bCs/>
                 <w:sz w:val="28"/>
@@ -6275,7 +5448,14 @@
         </w:tc>
         <w:tc>
           <w:tcPr>
-            <w:tcW w:w="851" w:type="dxa"/>
+            <w:tcW w:w="900" w:type="dxa"/>
+            <w:tcBorders>
+              <w:top w:val="single" w:sz="4" w:space="0" w:color="auto"/>
+              <w:left w:val="single" w:sz="4" w:space="0" w:color="auto"/>
+              <w:bottom w:val="single" w:sz="4" w:space="0" w:color="auto"/>
+              <w:right w:val="single" w:sz="4" w:space="0" w:color="auto"/>
+            </w:tcBorders>
+            <w:hideMark/>
           </w:tcPr>
           <w:p>
             <w:pPr>
@@ -6290,7 +5470,7 @@
             </w:pPr>
             <w:r>
               <w:rPr>
-                <w:rFonts w:cs="David" w:hint="cs"/>
+                <w:rFonts w:cs="David"/>
                 <w:b/>
                 <w:bCs/>
                 <w:sz w:val="28"/>
@@ -6303,7 +5483,14 @@
         </w:tc>
         <w:tc>
           <w:tcPr>
-            <w:tcW w:w="1177" w:type="dxa"/>
+            <w:tcW w:w="1400" w:type="dxa"/>
+            <w:tcBorders>
+              <w:top w:val="single" w:sz="4" w:space="0" w:color="auto"/>
+              <w:left w:val="single" w:sz="4" w:space="0" w:color="auto"/>
+              <w:bottom w:val="single" w:sz="4" w:space="0" w:color="auto"/>
+              <w:right w:val="single" w:sz="4" w:space="0" w:color="auto"/>
+            </w:tcBorders>
+            <w:hideMark/>
           </w:tcPr>
           <w:p>
             <w:pPr>
@@ -6318,7 +5505,7 @@
             </w:pPr>
             <w:r>
               <w:rPr>
-                <w:rFonts w:cs="David" w:hint="cs"/>
+                <w:rFonts w:cs="David"/>
                 <w:b/>
                 <w:bCs/>
                 <w:sz w:val="28"/>
@@ -6331,7 +5518,14 @@
         </w:tc>
         <w:tc>
           <w:tcPr>
-            <w:tcW w:w="1764" w:type="dxa"/>
+            <w:tcW w:w="1400" w:type="dxa"/>
+            <w:tcBorders>
+              <w:top w:val="single" w:sz="4" w:space="0" w:color="auto"/>
+              <w:left w:val="single" w:sz="4" w:space="0" w:color="auto"/>
+              <w:bottom w:val="single" w:sz="4" w:space="0" w:color="auto"/>
+              <w:right w:val="single" w:sz="4" w:space="0" w:color="auto"/>
+            </w:tcBorders>
+            <w:hideMark/>
           </w:tcPr>
           <w:p>
             <w:pPr>
@@ -6346,7 +5540,41 @@
             </w:pPr>
             <w:r>
               <w:rPr>
-                <w:rFonts w:cs="David" w:hint="cs"/>
+                <w:rFonts w:cs="David"/>
+                <w:b/>
+                <w:bCs/>
+                <w:sz w:val="28"/>
+                <w:szCs w:val="28"/>
+                <w:rtl/>
+              </w:rPr>
+              <w:t xml:space="preserve">% הנחה לשורה </w:t>
+            </w:r>
+          </w:p>
+        </w:tc>
+        <w:tc>
+          <w:tcPr>
+            <w:tcW w:w="2266" w:type="dxa"/>
+            <w:tcBorders>
+              <w:top w:val="single" w:sz="4" w:space="0" w:color="auto"/>
+              <w:left w:val="single" w:sz="4" w:space="0" w:color="auto"/>
+              <w:bottom w:val="single" w:sz="4" w:space="0" w:color="auto"/>
+              <w:right w:val="single" w:sz="4" w:space="0" w:color="auto"/>
+            </w:tcBorders>
+          </w:tcPr>
+          <w:p>
+            <w:pPr>
+              <w:rPr>
+                <w:rFonts w:cs="David"/>
+                <w:b/>
+                <w:bCs/>
+                <w:sz w:val="28"/>
+                <w:szCs w:val="28"/>
+                <w:rtl/>
+              </w:rPr>
+            </w:pPr>
+            <w:r>
+              <w:rPr>
+                <w:rFonts w:cs="David"/>
                 <w:b/>
                 <w:bCs/>
                 <w:sz w:val="28"/>
@@ -6373,7 +5601,574 @@
       <w:tr>
         <w:tc>
           <w:tcPr>
-            <w:tcW w:w="911" w:type="dxa"/>
+            <w:tcW w:w="700" w:type="dxa"/>
+            <w:tcBorders>
+              <w:top w:val="single" w:sz="4" w:space="0" w:color="auto"/>
+              <w:left w:val="single" w:sz="4" w:space="0" w:color="auto"/>
+              <w:bottom w:val="single" w:sz="4" w:space="0" w:color="auto"/>
+              <w:right w:val="single" w:sz="4" w:space="0" w:color="auto"/>
+            </w:tcBorders>
+          </w:tcPr>
+          <w:p>
+            <w:pPr>
+              <w:rPr>
+                <w:rFonts w:cs="David"/>
+                <w:b/>
+                <w:bCs/>
+                <w:sz w:val="28"/>
+                <w:szCs w:val="28"/>
+                <w:rtl/>
+              </w:rPr>
+            </w:pPr>
+            <w:bookmarkStart w:id="7" w:name="fldLine"/>
+            <w:bookmarkEnd w:id="7"/>
+            <w:r>
+              <w:rPr>
+                <w:rFonts w:cs="David" w:hint="cs"/>
+                <w:b/>
+                <w:bCs/>
+                <w:sz w:val="28"/>
+                <w:szCs w:val="28"/>
+                <w:rtl/>
+              </w:rPr>
+              <w:t>{#items}{lineNumber}</w:t>
+            </w:r>
+          </w:p>
+        </w:tc>
+        <w:tc>
+          <w:tcPr>
+            <w:tcW w:w="900" w:type="dxa"/>
+            <w:tcBorders>
+              <w:top w:val="single" w:sz="4" w:space="0" w:color="auto"/>
+              <w:left w:val="single" w:sz="4" w:space="0" w:color="auto"/>
+              <w:bottom w:val="single" w:sz="4" w:space="0" w:color="auto"/>
+              <w:right w:val="single" w:sz="4" w:space="0" w:color="auto"/>
+            </w:tcBorders>
+          </w:tcPr>
+          <w:p>
+            <w:pPr>
+              <w:rPr>
+                <w:rFonts w:cs="David"/>
+                <w:b/>
+                <w:bCs/>
+                <w:sz w:val="28"/>
+                <w:szCs w:val="28"/>
+                <w:rtl/>
+              </w:rPr>
+            </w:pPr>
+            <w:bookmarkStart w:id="8" w:name="fldMakat"/>
+            <w:bookmarkEnd w:id="8"/>
+            <w:r>
+              <w:rPr>
+                <w:rFonts w:cs="David" w:hint="cs"/>
+                <w:b/>
+                <w:bCs/>
+                <w:sz w:val="28"/>
+                <w:szCs w:val="28"/>
+                <w:rtl/>
+              </w:rPr>
+              <w:t>{</w:t>
+            </w:r>
+            <w:proofErr w:type="spellStart"/>
+            <w:r>
+              <w:rPr>
+                <w:rFonts w:cs="David" w:hint="cs"/>
+                <w:b/>
+                <w:bCs/>
+                <w:sz w:val="28"/>
+                <w:szCs w:val="28"/>
+                <w:rtl/>
+              </w:rPr>
+              <w:t>itemCode</w:t>
+            </w:r>
+            <w:proofErr w:type="spellEnd"/>
+            <w:r>
+              <w:rPr>
+                <w:rFonts w:cs="David" w:hint="cs"/>
+                <w:b/>
+                <w:bCs/>
+                <w:sz w:val="28"/>
+                <w:szCs w:val="28"/>
+                <w:rtl/>
+              </w:rPr>
+              <w:t>}</w:t>
+            </w:r>
+          </w:p>
+        </w:tc>
+        <w:tc>
+          <w:tcPr>
+            <w:tcW w:w="2900" w:type="dxa"/>
+            <w:tcBorders>
+              <w:top w:val="single" w:sz="4" w:space="0" w:color="auto"/>
+              <w:left w:val="single" w:sz="4" w:space="0" w:color="auto"/>
+              <w:bottom w:val="single" w:sz="4" w:space="0" w:color="auto"/>
+              <w:right w:val="single" w:sz="4" w:space="0" w:color="auto"/>
+            </w:tcBorders>
+          </w:tcPr>
+          <w:p>
+            <w:pPr>
+              <w:rPr>
+                <w:rFonts w:cs="David"/>
+                <w:b/>
+                <w:bCs/>
+                <w:sz w:val="28"/>
+                <w:szCs w:val="28"/>
+                <w:rtl/>
+              </w:rPr>
+            </w:pPr>
+            <w:bookmarkStart w:id="9" w:name="fldProduct"/>
+            <w:bookmarkEnd w:id="9"/>
+            <w:r>
+              <w:rPr>
+                <w:rFonts w:cs="David" w:hint="cs"/>
+                <w:b/>
+                <w:bCs/>
+                <w:sz w:val="28"/>
+                <w:szCs w:val="28"/>
+                <w:rtl/>
+              </w:rPr>
+              <w:t>{</w:t>
+            </w:r>
+            <w:proofErr w:type="spellStart"/>
+            <w:r>
+              <w:rPr>
+                <w:rFonts w:cs="David" w:hint="cs"/>
+                <w:b/>
+                <w:bCs/>
+                <w:sz w:val="28"/>
+                <w:szCs w:val="28"/>
+                <w:rtl/>
+              </w:rPr>
+              <w:t>description</w:t>
+            </w:r>
+            <w:proofErr w:type="spellEnd"/>
+            <w:r>
+              <w:rPr>
+                <w:rFonts w:cs="David" w:hint="cs"/>
+                <w:b/>
+                <w:bCs/>
+                <w:sz w:val="28"/>
+                <w:szCs w:val="28"/>
+                <w:rtl/>
+              </w:rPr>
+              <w:t>}</w:t>
+            </w:r>
+          </w:p>
+        </w:tc>
+        <w:tc>
+          <w:tcPr>
+            <w:tcW w:w="900" w:type="dxa"/>
+            <w:tcBorders>
+              <w:top w:val="single" w:sz="4" w:space="0" w:color="auto"/>
+              <w:left w:val="single" w:sz="4" w:space="0" w:color="auto"/>
+              <w:bottom w:val="single" w:sz="4" w:space="0" w:color="auto"/>
+              <w:right w:val="single" w:sz="4" w:space="0" w:color="auto"/>
+            </w:tcBorders>
+          </w:tcPr>
+          <w:p>
+            <w:pPr>
+              <w:rPr>
+                <w:rFonts w:cs="David"/>
+                <w:b/>
+                <w:bCs/>
+                <w:sz w:val="28"/>
+                <w:szCs w:val="28"/>
+                <w:rtl/>
+              </w:rPr>
+            </w:pPr>
+            <w:bookmarkStart w:id="10" w:name="fldAmmount"/>
+            <w:bookmarkEnd w:id="10"/>
+            <w:r>
+              <w:rPr>
+                <w:rFonts w:cs="David" w:hint="cs"/>
+                <w:b/>
+                <w:bCs/>
+                <w:sz w:val="28"/>
+                <w:szCs w:val="28"/>
+                <w:rtl/>
+              </w:rPr>
+              <w:t>{</w:t>
+            </w:r>
+            <w:proofErr w:type="spellStart"/>
+            <w:r>
+              <w:rPr>
+                <w:rFonts w:cs="David" w:hint="cs"/>
+                <w:b/>
+                <w:bCs/>
+                <w:sz w:val="28"/>
+                <w:szCs w:val="28"/>
+                <w:rtl/>
+              </w:rPr>
+              <w:t>quantity</w:t>
+            </w:r>
+            <w:proofErr w:type="spellEnd"/>
+            <w:r>
+              <w:rPr>
+                <w:rFonts w:cs="David" w:hint="cs"/>
+                <w:b/>
+                <w:bCs/>
+                <w:sz w:val="28"/>
+                <w:szCs w:val="28"/>
+                <w:rtl/>
+              </w:rPr>
+              <w:t>}</w:t>
+            </w:r>
+          </w:p>
+        </w:tc>
+        <w:tc>
+          <w:tcPr>
+            <w:tcW w:w="1400" w:type="dxa"/>
+            <w:tcBorders>
+              <w:top w:val="single" w:sz="4" w:space="0" w:color="auto"/>
+              <w:left w:val="single" w:sz="4" w:space="0" w:color="auto"/>
+              <w:bottom w:val="single" w:sz="4" w:space="0" w:color="auto"/>
+              <w:right w:val="single" w:sz="4" w:space="0" w:color="auto"/>
+            </w:tcBorders>
+          </w:tcPr>
+          <w:p>
+            <w:pPr>
+              <w:rPr>
+                <w:rFonts w:cs="David"/>
+                <w:b/>
+                <w:bCs/>
+                <w:sz w:val="28"/>
+                <w:szCs w:val="28"/>
+                <w:rtl/>
+              </w:rPr>
+            </w:pPr>
+            <w:bookmarkStart w:id="11" w:name="fldPrice"/>
+            <w:bookmarkEnd w:id="11"/>
+            <w:r>
+              <w:rPr>
+                <w:rFonts w:cs="David" w:hint="cs"/>
+                <w:b/>
+                <w:bCs/>
+                <w:sz w:val="28"/>
+                <w:szCs w:val="28"/>
+                <w:rtl/>
+              </w:rPr>
+              <w:t>{</w:t>
+            </w:r>
+            <w:proofErr w:type="spellStart"/>
+            <w:r>
+              <w:rPr>
+                <w:rFonts w:cs="David" w:hint="cs"/>
+                <w:b/>
+                <w:bCs/>
+                <w:sz w:val="28"/>
+                <w:szCs w:val="28"/>
+                <w:rtl/>
+              </w:rPr>
+              <w:t>unitPrice</w:t>
+            </w:r>
+            <w:proofErr w:type="spellEnd"/>
+            <w:r>
+              <w:rPr>
+                <w:rFonts w:cs="David" w:hint="cs"/>
+                <w:b/>
+                <w:bCs/>
+                <w:sz w:val="28"/>
+                <w:szCs w:val="28"/>
+                <w:rtl/>
+              </w:rPr>
+              <w:t>}</w:t>
+            </w:r>
+          </w:p>
+        </w:tc>
+        <w:tc>
+          <w:tcPr>
+            <w:tcW w:w="1400" w:type="dxa"/>
+            <w:tcBorders>
+              <w:top w:val="single" w:sz="4" w:space="0" w:color="auto"/>
+              <w:left w:val="single" w:sz="4" w:space="0" w:color="auto"/>
+              <w:bottom w:val="single" w:sz="4" w:space="0" w:color="auto"/>
+              <w:right w:val="single" w:sz="4" w:space="0" w:color="auto"/>
+            </w:tcBorders>
+          </w:tcPr>
+          <w:p>
+            <w:pPr>
+              <w:rPr>
+                <w:rFonts w:cs="David"/>
+                <w:b/>
+                <w:bCs/>
+                <w:sz w:val="28"/>
+                <w:szCs w:val="28"/>
+                <w:rtl/>
+              </w:rPr>
+            </w:pPr>
+            <w:bookmarkStart w:id="12" w:name="fldLineDiscount"/>
+            <w:bookmarkEnd w:id="12"/>
+            <w:r>
+              <w:rPr>
+                <w:rFonts w:cs="David" w:hint="cs"/>
+                <w:b/>
+                <w:bCs/>
+                <w:sz w:val="28"/>
+                <w:szCs w:val="28"/>
+                <w:rtl/>
+              </w:rPr>
+              <w:t>{</w:t>
+            </w:r>
+            <w:proofErr w:type="spellStart"/>
+            <w:r>
+              <w:rPr>
+                <w:rFonts w:cs="David" w:hint="cs"/>
+                <w:b/>
+                <w:bCs/>
+                <w:sz w:val="28"/>
+                <w:szCs w:val="28"/>
+                <w:rtl/>
+              </w:rPr>
+              <w:t>lineDiscountPercent</w:t>
+            </w:r>
+            <w:proofErr w:type="spellEnd"/>
+            <w:r>
+              <w:rPr>
+                <w:rFonts w:cs="David" w:hint="cs"/>
+                <w:b/>
+                <w:bCs/>
+                <w:sz w:val="28"/>
+                <w:szCs w:val="28"/>
+                <w:rtl/>
+              </w:rPr>
+              <w:t>}</w:t>
+            </w:r>
+          </w:p>
+        </w:tc>
+        <w:tc>
+          <w:tcPr>
+            <w:tcW w:w="2266" w:type="dxa"/>
+            <w:tcBorders>
+              <w:top w:val="single" w:sz="4" w:space="0" w:color="auto"/>
+              <w:left w:val="single" w:sz="4" w:space="0" w:color="auto"/>
+              <w:bottom w:val="single" w:sz="4" w:space="0" w:color="auto"/>
+              <w:right w:val="single" w:sz="4" w:space="0" w:color="auto"/>
+            </w:tcBorders>
+          </w:tcPr>
+          <w:p>
+            <w:pPr>
+              <w:rPr>
+                <w:rFonts w:cs="David"/>
+                <w:b/>
+                <w:bCs/>
+                <w:sz w:val="28"/>
+                <w:szCs w:val="28"/>
+                <w:rtl/>
+              </w:rPr>
+            </w:pPr>
+            <w:bookmarkStart w:id="13" w:name="fldLineTotal"/>
+            <w:bookmarkEnd w:id="13"/>
+            <w:r>
+              <w:rPr>
+                <w:rFonts w:cs="David" w:hint="cs"/>
+                <w:b/>
+                <w:bCs/>
+                <w:sz w:val="28"/>
+                <w:szCs w:val="28"/>
+                <w:rtl/>
+              </w:rPr>
+              <w:t>{</w:t>
+            </w:r>
+            <w:proofErr w:type="spellStart"/>
+            <w:r>
+              <w:rPr>
+                <w:rFonts w:cs="David" w:hint="cs"/>
+                <w:b/>
+                <w:bCs/>
+                <w:sz w:val="28"/>
+                <w:szCs w:val="28"/>
+                <w:rtl/>
+              </w:rPr>
+              <w:t>lineTotal</w:t>
+            </w:r>
+            <w:proofErr w:type="spellEnd"/>
+            <w:r>
+              <w:rPr>
+                <w:rFonts w:cs="David" w:hint="cs"/>
+                <w:b/>
+                <w:bCs/>
+                <w:sz w:val="28"/>
+                <w:szCs w:val="28"/>
+                <w:rtl/>
+              </w:rPr>
+              <w:t>}{/</w:t>
+            </w:r>
+            <w:proofErr w:type="spellStart"/>
+            <w:r>
+              <w:rPr>
+                <w:rFonts w:cs="David" w:hint="cs"/>
+                <w:b/>
+                <w:bCs/>
+                <w:sz w:val="28"/>
+                <w:szCs w:val="28"/>
+                <w:rtl/>
+              </w:rPr>
+              <w:t>items</w:t>
+            </w:r>
+            <w:proofErr w:type="spellEnd"/>
+            <w:r>
+              <w:rPr>
+                <w:rFonts w:cs="David" w:hint="cs"/>
+                <w:b/>
+                <w:bCs/>
+                <w:sz w:val="28"/>
+                <w:szCs w:val="28"/>
+                <w:rtl/>
+              </w:rPr>
+              <w:t>}</w:t>
+            </w:r>
+          </w:p>
+        </w:tc>
+      </w:tr>
+    </w:tbl>
+    <w:p>
+      <w:pPr>
+        <w:rPr>
+          <w:rFonts w:cs="David"/>
+          <w:vanish/>
+          <w:sz w:val="28"/>
+          <w:szCs w:val="28"/>
+          <w:rtl/>
+        </w:rPr>
+      </w:pPr>
+    </w:p>
+    <w:tbl>
+      <w:tblPr>
+        <w:tblpPr w:leftFromText="180" w:rightFromText="180" w:vertAnchor="text" w:horzAnchor="page" w:tblpX="67" w:tblpY="199"/>
+        <w:bidiVisual/>
+        <w:tblW w:w="0" w:type="auto"/>
+        <w:tblBorders>
+          <w:top w:val="single" w:sz="4" w:space="0" w:color="auto"/>
+          <w:left w:val="single" w:sz="4" w:space="0" w:color="auto"/>
+          <w:bottom w:val="single" w:sz="4" w:space="0" w:color="auto"/>
+          <w:right w:val="single" w:sz="4" w:space="0" w:color="auto"/>
+          <w:insideH w:val="single" w:sz="4" w:space="0" w:color="auto"/>
+          <w:insideV w:val="single" w:sz="4" w:space="0" w:color="auto"/>
+        </w:tblBorders>
+        <w:tblLook w:val="04A0" w:firstRow="1" w:lastRow="0" w:firstColumn="1" w:lastColumn="0" w:noHBand="0" w:noVBand="1"/>
+      </w:tblPr>
+      <w:tblGrid>
+        <w:gridCol w:w="1764"/>
+        <w:gridCol w:w="3145"/>
+      </w:tblGrid>
+      <w:tr>
+        <w:tc>
+          <w:tcPr>
+            <w:tcW w:w="1764" w:type="dxa"/>
+            <w:tcBorders>
+              <w:top w:val="single" w:sz="4" w:space="0" w:color="auto"/>
+              <w:left w:val="single" w:sz="4" w:space="0" w:color="auto"/>
+              <w:bottom w:val="single" w:sz="4" w:space="0" w:color="auto"/>
+              <w:right w:val="single" w:sz="4" w:space="0" w:color="auto"/>
+            </w:tcBorders>
+            <w:hideMark/>
+          </w:tcPr>
+          <w:p>
+            <w:pPr>
+              <w:rPr>
+                <w:rFonts w:cs="David"/>
+                <w:b/>
+                <w:bCs/>
+                <w:sz w:val="28"/>
+                <w:szCs w:val="28"/>
+              </w:rPr>
+            </w:pPr>
+            <w:r>
+              <w:rPr>
+                <w:rFonts w:cs="David"/>
+                <w:b/>
+                <w:bCs/>
+                <w:sz w:val="28"/>
+                <w:szCs w:val="28"/>
+                <w:rtl/>
+              </w:rPr>
+              <w:t>% הנחה</w:t>
+            </w:r>
+            <w:r>
+              <w:rPr>
+                <w:rFonts w:cs="David"/>
+                <w:b/>
+                <w:bCs/>
+                <w:sz w:val="28"/>
+                <w:szCs w:val="28"/>
+                <w:rtl/>
+              </w:rPr>
+              <w:br/>
+            </w:r>
+          </w:p>
+        </w:tc>
+        <w:tc>
+          <w:tcPr>
+            <w:tcW w:w="2414" w:type="dxa"/>
+            <w:tcBorders>
+              <w:top w:val="single" w:sz="4" w:space="0" w:color="auto"/>
+              <w:left w:val="single" w:sz="4" w:space="0" w:color="auto"/>
+              <w:bottom w:val="single" w:sz="4" w:space="0" w:color="auto"/>
+              <w:right w:val="single" w:sz="4" w:space="0" w:color="auto"/>
+            </w:tcBorders>
+          </w:tcPr>
+          <w:p>
+            <w:pPr>
+              <w:rPr>
+                <w:rFonts w:cs="David"/>
+                <w:b/>
+                <w:bCs/>
+                <w:sz w:val="28"/>
+                <w:szCs w:val="28"/>
+                <w:rtl/>
+              </w:rPr>
+            </w:pPr>
+            <w:bookmarkStart w:id="14" w:name="fldDiscount"/>
+            <w:bookmarkEnd w:id="14"/>
+            <w:r>
+              <w:rPr>
+                <w:rFonts w:cs="David" w:hint="cs"/>
+                <w:b/>
+                <w:bCs/>
+                <w:sz w:val="28"/>
+                <w:szCs w:val="28"/>
+                <w:rtl/>
+              </w:rPr>
+              <w:t>{</w:t>
+            </w:r>
+            <w:proofErr w:type="spellStart"/>
+            <w:r>
+              <w:rPr>
+                <w:rFonts w:cs="David" w:hint="cs"/>
+                <w:b/>
+                <w:bCs/>
+                <w:sz w:val="28"/>
+                <w:szCs w:val="28"/>
+                <w:rtl/>
+              </w:rPr>
+              <w:t>discountPercent</w:t>
+            </w:r>
+            <w:proofErr w:type="spellEnd"/>
+            <w:r>
+              <w:rPr>
+                <w:rFonts w:cs="David" w:hint="cs"/>
+                <w:b/>
+                <w:bCs/>
+                <w:sz w:val="28"/>
+                <w:szCs w:val="28"/>
+                <w:rtl/>
+              </w:rPr>
+              <w:t>}</w:t>
+            </w:r>
+          </w:p>
+        </w:tc>
+      </w:tr>
+      <w:tr>
+        <w:tc>
+          <w:tcPr>
+            <w:tcW w:w="1764" w:type="dxa"/>
+            <w:tcBorders>
+              <w:top w:val="single" w:sz="4" w:space="0" w:color="auto"/>
+              <w:left w:val="single" w:sz="4" w:space="0" w:color="auto"/>
+              <w:bottom w:val="single" w:sz="4" w:space="0" w:color="auto"/>
+              <w:right w:val="single" w:sz="4" w:space="0" w:color="auto"/>
+            </w:tcBorders>
+            <w:hideMark/>
           </w:tcPr>
           <w:p>
             <w:pPr>
@@ -6388,6 +6183,42 @@
             </w:pPr>
             <w:r>
               <w:rPr>
+                <w:rFonts w:cs="David"/>
+                <w:b/>
+                <w:bCs/>
+                <w:sz w:val="28"/>
+                <w:szCs w:val="28"/>
+                <w:rtl/>
+              </w:rPr>
+              <w:t>סה"כ לאחר הנחה</w:t>
+            </w:r>
+          </w:p>
+        </w:tc>
+        <w:tc>
+          <w:tcPr>
+            <w:tcW w:w="2414" w:type="dxa"/>
+            <w:tcBorders>
+              <w:top w:val="single" w:sz="4" w:space="0" w:color="auto"/>
+              <w:left w:val="single" w:sz="4" w:space="0" w:color="auto"/>
+              <w:bottom w:val="single" w:sz="4" w:space="0" w:color="auto"/>
+              <w:right w:val="single" w:sz="4" w:space="0" w:color="auto"/>
+            </w:tcBorders>
+          </w:tcPr>
+          <w:p>
+            <w:pPr>
+              <w:rPr>
+                <w:rFonts w:cs="David"/>
+                <w:b/>
+                <w:bCs/>
+                <w:sz w:val="28"/>
+                <w:szCs w:val="28"/>
+                <w:rtl/>
+              </w:rPr>
+            </w:pPr>
+            <w:bookmarkStart w:id="15" w:name="fldTotalAfterDiscount"/>
+            <w:bookmarkEnd w:id="15"/>
+            <w:r>
+              <w:rPr>
                 <w:rFonts w:cs="David" w:hint="cs"/>
                 <w:b/>
                 <w:bCs/>
@@ -6395,13 +6226,46 @@
                 <w:szCs w:val="28"/>
                 <w:rtl/>
               </w:rPr>
-              <w:t xml:space="preserve">{#items}{lineNumber}</w:t>
+              <w:t>{</w:t>
+            </w:r>
+            <w:proofErr w:type="spellStart"/>
+            <w:r>
+              <w:rPr>
+                <w:rFonts w:cs="David" w:hint="cs"/>
+                <w:b/>
+                <w:bCs/>
+                <w:sz w:val="28"/>
+                <w:szCs w:val="28"/>
+                <w:rtl/>
+              </w:rPr>
+              <w:t>subtotalAfterDiscount</w:t>
+            </w:r>
+            <w:proofErr w:type="spellEnd"/>
+            <w:r>
+              <w:rPr>
+                <w:rFonts w:cs="David" w:hint="cs"/>
+                <w:b/>
+                <w:bCs/>
+                <w:sz w:val="28"/>
+                <w:szCs w:val="28"/>
+                <w:rtl/>
+              </w:rPr>
+              <w:t>}</w:t>
             </w:r>
           </w:p>
         </w:tc>
+      </w:tr>
+      <w:tr>
         <w:tc>
           <w:tcPr>
-            <w:tcW w:w="911" w:type="dxa"/>
+            <w:tcW w:w="1764" w:type="dxa"/>
+            <w:tcBorders>
+              <w:top w:val="single" w:sz="4" w:space="0" w:color="auto"/>
+              <w:left w:val="single" w:sz="4" w:space="0" w:color="auto"/>
+              <w:bottom w:val="single" w:sz="4" w:space="0" w:color="auto"/>
+              <w:right w:val="single" w:sz="4" w:space="0" w:color="auto"/>
+            </w:tcBorders>
+            <w:hideMark/>
           </w:tcPr>
           <w:p>
             <w:pPr>
@@ -6416,6 +6280,42 @@
             </w:pPr>
             <w:r>
               <w:rPr>
+                <w:rFonts w:cs="David"/>
+                <w:b/>
+                <w:bCs/>
+                <w:sz w:val="28"/>
+                <w:szCs w:val="28"/>
+                <w:rtl/>
+              </w:rPr>
+              <w:t>מע"מ 18%</w:t>
+            </w:r>
+          </w:p>
+        </w:tc>
+        <w:tc>
+          <w:tcPr>
+            <w:tcW w:w="2414" w:type="dxa"/>
+            <w:tcBorders>
+              <w:top w:val="single" w:sz="4" w:space="0" w:color="auto"/>
+              <w:left w:val="single" w:sz="4" w:space="0" w:color="auto"/>
+              <w:bottom w:val="single" w:sz="4" w:space="0" w:color="auto"/>
+              <w:right w:val="single" w:sz="4" w:space="0" w:color="auto"/>
+            </w:tcBorders>
+          </w:tcPr>
+          <w:p>
+            <w:pPr>
+              <w:rPr>
+                <w:rFonts w:cs="David"/>
+                <w:b/>
+                <w:bCs/>
+                <w:sz w:val="28"/>
+                <w:szCs w:val="28"/>
+                <w:rtl/>
+              </w:rPr>
+            </w:pPr>
+            <w:bookmarkStart w:id="16" w:name="fldMAAM"/>
+            <w:bookmarkEnd w:id="16"/>
+            <w:r>
+              <w:rPr>
                 <w:rFonts w:cs="David" w:hint="cs"/>
                 <w:b/>
                 <w:bCs/>
@@ -6423,13 +6323,46 @@
                 <w:szCs w:val="28"/>
                 <w:rtl/>
               </w:rPr>
-              <w:t xml:space="preserve">{itemCode}</w:t>
+              <w:t>{</w:t>
+            </w:r>
+            <w:proofErr w:type="spellStart"/>
+            <w:r>
+              <w:rPr>
+                <w:rFonts w:cs="David" w:hint="cs"/>
+                <w:b/>
+                <w:bCs/>
+                <w:sz w:val="28"/>
+                <w:szCs w:val="28"/>
+                <w:rtl/>
+              </w:rPr>
+              <w:t>vatAmount</w:t>
+            </w:r>
+            <w:proofErr w:type="spellEnd"/>
+            <w:r>
+              <w:rPr>
+                <w:rFonts w:cs="David" w:hint="cs"/>
+                <w:b/>
+                <w:bCs/>
+                <w:sz w:val="28"/>
+                <w:szCs w:val="28"/>
+                <w:rtl/>
+              </w:rPr>
+              <w:t>}</w:t>
             </w:r>
           </w:p>
         </w:tc>
+      </w:tr>
+      <w:tr>
         <w:tc>
           <w:tcPr>
-            <w:tcW w:w="3142" w:type="dxa"/>
+            <w:tcW w:w="1764" w:type="dxa"/>
+            <w:tcBorders>
+              <w:top w:val="single" w:sz="4" w:space="0" w:color="auto"/>
+              <w:left w:val="single" w:sz="4" w:space="0" w:color="auto"/>
+              <w:bottom w:val="single" w:sz="4" w:space="0" w:color="auto"/>
+              <w:right w:val="single" w:sz="4" w:space="0" w:color="auto"/>
+            </w:tcBorders>
+            <w:hideMark/>
           </w:tcPr>
           <w:p>
             <w:pPr>
@@ -6444,20 +6377,26 @@
             </w:pPr>
             <w:r>
               <w:rPr>
-                <w:rFonts w:cs="David" w:hint="cs"/>
+                <w:rFonts w:cs="David"/>
                 <w:b/>
                 <w:bCs/>
                 <w:sz w:val="28"/>
                 <w:szCs w:val="28"/>
                 <w:rtl/>
               </w:rPr>
-              <w:t xml:space="preserve">{description}</w:t>
+              <w:t xml:space="preserve">סה"כ לתשלום </w:t>
             </w:r>
           </w:p>
         </w:tc>
         <w:tc>
           <w:tcPr>
-            <w:tcW w:w="851" w:type="dxa"/>
+            <w:tcW w:w="2414" w:type="dxa"/>
+            <w:tcBorders>
+              <w:top w:val="single" w:sz="4" w:space="0" w:color="auto"/>
+              <w:left w:val="single" w:sz="4" w:space="0" w:color="auto"/>
+              <w:bottom w:val="single" w:sz="4" w:space="0" w:color="auto"/>
+              <w:right w:val="single" w:sz="4" w:space="0" w:color="auto"/>
+            </w:tcBorders>
           </w:tcPr>
           <w:p>
             <w:pPr>
@@ -6470,6 +6409,8 @@
                 <w:rtl/>
               </w:rPr>
             </w:pPr>
+            <w:bookmarkStart w:id="17" w:name="fldTotalAfterMaaM"/>
+            <w:bookmarkEnd w:id="17"/>
             <w:r>
               <w:rPr>
                 <w:rFonts w:cs="David" w:hint="cs"/>
@@ -6479,25 +6420,9 @@
                 <w:szCs w:val="28"/>
                 <w:rtl/>
               </w:rPr>
-              <w:t xml:space="preserve">{quantity}</w:t>
+              <w:t>{</w:t>
             </w:r>
-          </w:p>
-        </w:tc>
-        <w:tc>
-          <w:tcPr>
-            <w:tcW w:w="1177" w:type="dxa"/>
-          </w:tcPr>
-          <w:p>
-            <w:pPr>
-              <w:rPr>
-                <w:rFonts w:cs="David"/>
-                <w:b/>
-                <w:bCs/>
-                <w:sz w:val="28"/>
-                <w:szCs w:val="28"/>
-                <w:rtl/>
-              </w:rPr>
-            </w:pPr>
+            <w:proofErr w:type="spellStart"/>
             <w:r>
               <w:rPr>
                 <w:rFonts w:cs="David" w:hint="cs"/>
@@ -6507,25 +6432,9 @@
                 <w:szCs w:val="28"/>
                 <w:rtl/>
               </w:rPr>
-              <w:t xml:space="preserve">{unitPrice}</w:t>
+              <w:t>totalAmount</w:t>
             </w:r>
-          </w:p>
-        </w:tc>
-        <w:tc>
-          <w:tcPr>
-            <w:tcW w:w="1764" w:type="dxa"/>
-          </w:tcPr>
-          <w:p>
-            <w:pPr>
-              <w:rPr>
-                <w:rFonts w:cs="David" w:hint="cs"/>
-                <w:b/>
-                <w:bCs/>
-                <w:sz w:val="28"/>
-                <w:szCs w:val="28"/>
-                <w:rtl/>
-              </w:rPr>
-            </w:pPr>
+            <w:proofErr w:type="spellEnd"/>
             <w:r>
               <w:rPr>
                 <w:rFonts w:cs="David" w:hint="cs"/>
@@ -6535,230 +6444,7 @@
                 <w:szCs w:val="28"/>
                 <w:rtl/>
               </w:rPr>
-              <w:t xml:space="preserve">{lineTotal}{/items}</w:t>
-            </w:r>
-          </w:p>
-        </w:tc>
-      </w:tr>
-    </w:tbl>
-    <w:p>
-      <w:pPr>
-        <w:rPr>
-          <w:vanish/>
-        </w:rPr>
-      </w:pPr>
-    </w:p>
-    <w:tbl>
-      <w:tblPr>
-        <w:tblpPr w:leftFromText="180" w:rightFromText="180" w:vertAnchor="text" w:horzAnchor="page" w:tblpX="2434" w:tblpY="249"/>
-        <w:bidiVisual/>
-        <w:tblW w:w="0" w:type="auto"/>
-        <w:tblBorders>
-          <w:top w:val="single" w:sz="4" w:space="0" w:color="auto"/>
-          <w:left w:val="single" w:sz="4" w:space="0" w:color="auto"/>
-          <w:bottom w:val="single" w:sz="4" w:space="0" w:color="auto"/>
-          <w:right w:val="single" w:sz="4" w:space="0" w:color="auto"/>
-          <w:insideH w:val="single" w:sz="4" w:space="0" w:color="auto"/>
-          <w:insideV w:val="single" w:sz="4" w:space="0" w:color="auto"/>
-        </w:tblBorders>
-        <w:tblLook w:val="04A0" w:firstRow="1" w:lastRow="0" w:firstColumn="1" w:lastColumn="0" w:noHBand="0" w:noVBand="1"/>
-      </w:tblPr>
-      <w:tblGrid>
-        <w:gridCol w:w="1764"/>
-        <w:gridCol w:w="1764"/>
-      </w:tblGrid>
-      <w:tr>
-        <w:tc>
-          <w:tcPr>
-            <w:tcW w:w="1764" w:type="dxa"/>
-          </w:tcPr>
-          <w:p>
-            <w:pPr>
-              <w:rPr>
-                <w:rFonts w:cs="David"/>
-                <w:b/>
-                <w:bCs/>
-                <w:sz w:val="28"/>
-                <w:szCs w:val="28"/>
-                <w:rtl/>
-              </w:rPr>
-            </w:pPr>
-            <w:r>
-              <w:rPr>
-                <w:rFonts w:cs="David" w:hint="cs"/>
-                <w:b/>
-                <w:bCs/>
-                <w:sz w:val="28"/>
-                <w:szCs w:val="28"/>
-                <w:rtl/>
-              </w:rPr>
-              <w:t>סה"כ</w:t>
-            </w:r>
-          </w:p>
-        </w:tc>
-        <w:tc>
-          <w:tcPr>
-            <w:tcW w:w="1764" w:type="dxa"/>
-          </w:tcPr>
-          <w:p>
-            <w:pPr>
-              <w:rPr>
-                <w:rFonts w:cs="David"/>
-                <w:b/>
-                <w:bCs/>
-                <w:sz w:val="28"/>
-                <w:szCs w:val="28"/>
-                <w:rtl/>
-              </w:rPr>
-            </w:pPr>
-            <w:r>
-              <w:rPr>
-                <w:rFonts w:cs="David" w:hint="cs"/>
-                <w:b/>
-                <w:bCs/>
-                <w:sz w:val="28"/>
-                <w:szCs w:val="28"/>
-                <w:rtl/>
-              </w:rPr>
-              <w:t xml:space="preserve">{subtotalAfterDiscount}</w:t>
-            </w:r>
-          </w:p>
-        </w:tc>
-      </w:tr>
-      <w:tr>
-        <w:tc>
-          <w:tcPr>
-            <w:tcW w:w="1764" w:type="dxa"/>
-          </w:tcPr>
-          <w:p>
-            <w:pPr>
-              <w:rPr>
-                <w:rFonts w:cs="David"/>
-                <w:b/>
-                <w:bCs/>
-                <w:sz w:val="28"/>
-                <w:szCs w:val="28"/>
-                <w:rtl/>
-              </w:rPr>
-            </w:pPr>
-            <w:r>
-              <w:rPr>
-                <w:rFonts w:cs="David" w:hint="cs"/>
-                <w:b/>
-                <w:bCs/>
-                <w:sz w:val="28"/>
-                <w:szCs w:val="28"/>
-                <w:rtl/>
-              </w:rPr>
-              <w:t>מע"מ 1</w:t>
-            </w:r>
-            <w:r>
-              <w:rPr>
-                <w:rFonts w:cs="David" w:hint="cs"/>
-                <w:b/>
-                <w:bCs/>
-                <w:sz w:val="28"/>
-                <w:szCs w:val="28"/>
-                <w:rtl/>
-              </w:rPr>
-              <w:t>8</w:t>
-            </w:r>
-            <w:r>
-              <w:rPr>
-                <w:rFonts w:cs="David" w:hint="cs"/>
-                <w:b/>
-                <w:bCs/>
-                <w:sz w:val="28"/>
-                <w:szCs w:val="28"/>
-                <w:rtl/>
-              </w:rPr>
-              <w:t>%</w:t>
-            </w:r>
-          </w:p>
-        </w:tc>
-        <w:tc>
-          <w:tcPr>
-            <w:tcW w:w="1764" w:type="dxa"/>
-          </w:tcPr>
-          <w:p>
-            <w:pPr>
-              <w:rPr>
-                <w:rFonts w:cs="David"/>
-                <w:b/>
-                <w:bCs/>
-                <w:sz w:val="28"/>
-                <w:szCs w:val="28"/>
-                <w:rtl/>
-              </w:rPr>
-            </w:pPr>
-            <w:r>
-              <w:rPr>
-                <w:rFonts w:cs="David" w:hint="cs"/>
-                <w:b/>
-                <w:bCs/>
-                <w:sz w:val="28"/>
-                <w:szCs w:val="28"/>
-                <w:rtl/>
-              </w:rPr>
-              <w:t xml:space="preserve">{vatAmount}</w:t>
-            </w:r>
-          </w:p>
-        </w:tc>
-      </w:tr>
-      <w:tr>
-        <w:tc>
-          <w:tcPr>
-            <w:tcW w:w="1764" w:type="dxa"/>
-          </w:tcPr>
-          <w:p>
-            <w:pPr>
-              <w:rPr>
-                <w:rFonts w:cs="David"/>
-                <w:b/>
-                <w:bCs/>
-                <w:sz w:val="28"/>
-                <w:szCs w:val="28"/>
-                <w:rtl/>
-              </w:rPr>
-            </w:pPr>
-            <w:r>
-              <w:rPr>
-                <w:rFonts w:cs="David" w:hint="cs"/>
-                <w:b/>
-                <w:bCs/>
-                <w:sz w:val="28"/>
-                <w:szCs w:val="28"/>
-                <w:rtl/>
-              </w:rPr>
-              <w:t xml:space="preserve">סה"כ לתשלום </w:t>
-            </w:r>
-          </w:p>
-        </w:tc>
-        <w:tc>
-          <w:tcPr>
-            <w:tcW w:w="1764" w:type="dxa"/>
-          </w:tcPr>
-          <w:p>
-            <w:pPr>
-              <w:rPr>
-                <w:rFonts w:cs="David"/>
-                <w:b/>
-                <w:bCs/>
-                <w:sz w:val="28"/>
-                <w:szCs w:val="28"/>
-                <w:rtl/>
-              </w:rPr>
-            </w:pPr>
-            <w:r>
-              <w:rPr>
-                <w:rFonts w:cs="David" w:hint="cs"/>
-                <w:b/>
-                <w:bCs/>
-                <w:sz w:val="28"/>
-                <w:szCs w:val="28"/>
-                <w:rtl/>
-              </w:rPr>
-              <w:t xml:space="preserve">{totalAmount}</w:t>
+              <w:t>}</w:t>
             </w:r>
           </w:p>
         </w:tc>

--- a/apps/api/templates/ע-קרינה-הצעת-מחיר-למיגון-קרינה-אלקטרומגנטית.docx
+++ b/apps/api/templates/ע-קרינה-הצעת-מחיר-למיגון-קרינה-אלקטרומגנטית.docx
@@ -5303,24 +5303,12 @@
         </w:rPr>
       </w:pPr>
     </w:p>
-    <w:p>
-      <w:pPr>
-        <w:rPr>
-          <w:vanish/>
-        </w:rPr>
-      </w:pPr>
-      <w:r>
-        <w:rPr>
-          <w:vanish/>
-        </w:rPr>
-        <w:t xml:space="preserve">{#hasDiscount}</w:t>
-      </w:r>
-    </w:p>
     <w:tbl>
       <w:tblPr>
         <w:bidiVisual/>
-        <w:tblW w:w="10466" w:type="dxa"/>
-        <w:tblLayout w:type="fixed"/>
+        <w:tblW w:w="0" w:type="auto"/>
+        <w:tblLayout w:type="autofit"/>
+        <w:jc w:val="right"/>
         <w:tblBorders>
           <w:top w:val="single" w:sz="4" w:space="0" w:color="auto"/>
           <w:left w:val="single" w:sz="4" w:space="0" w:color="auto"/>
@@ -5332,30 +5320,23 @@
         <w:tblLook w:val="04A0" w:firstRow="1" w:lastRow="0" w:firstColumn="1" w:lastColumn="0" w:noHBand="0" w:noVBand="1"/>
       </w:tblPr>
       <w:tblGrid>
-        <w:gridCol w:w="700"/>
-        <w:gridCol w:w="900"/>
-        <w:gridCol w:w="2900"/>
-        <w:gridCol w:w="900"/>
-        <w:gridCol w:w="1400"/>
-        <w:gridCol w:w="1400"/>
-        <w:gridCol w:w="2266"/>
+        <w:gridCol/>
+        <w:gridCol/>
+        <w:gridCol/>
+        <w:gridCol/>
+        <w:gridCol/>
+        <w:gridCol/>
+        <w:gridCol/>
       </w:tblGrid>
       <w:tr>
         <w:tc>
           <w:tcPr>
-            <w:tcW w:w="700" w:type="dxa"/>
-            <w:tcBorders>
-              <w:top w:val="single" w:sz="4" w:space="0" w:color="auto"/>
-              <w:left w:val="single" w:sz="4" w:space="0" w:color="auto"/>
-              <w:bottom w:val="single" w:sz="4" w:space="0" w:color="auto"/>
-              <w:right w:val="single" w:sz="4" w:space="0" w:color="auto"/>
-            </w:tcBorders>
-            <w:hideMark/>
+            <w:tcW w:w="0" w:type="auto"/>
           </w:tcPr>
           <w:p>
             <w:pPr>
               <w:rPr>
-                <w:rFonts w:cs="David"/>
+                <w:rFonts w:cs="David" w:hint="cs"/>
                 <w:b/>
                 <w:bCs/>
                 <w:sz w:val="28"/>
@@ -5365,7 +5346,7 @@
             </w:pPr>
             <w:r>
               <w:rPr>
-                <w:rFonts w:cs="David"/>
+                <w:rFonts w:cs="David" w:hint="cs"/>
                 <w:b/>
                 <w:bCs/>
                 <w:sz w:val="28"/>
@@ -5378,19 +5359,12 @@
         </w:tc>
         <w:tc>
           <w:tcPr>
-            <w:tcW w:w="900" w:type="dxa"/>
-            <w:tcBorders>
-              <w:top w:val="single" w:sz="4" w:space="0" w:color="auto"/>
-              <w:left w:val="single" w:sz="4" w:space="0" w:color="auto"/>
-              <w:bottom w:val="single" w:sz="4" w:space="0" w:color="auto"/>
-              <w:right w:val="single" w:sz="4" w:space="0" w:color="auto"/>
-            </w:tcBorders>
-            <w:hideMark/>
+            <w:tcW w:w="0" w:type="auto"/>
           </w:tcPr>
           <w:p>
             <w:pPr>
               <w:rPr>
-                <w:rFonts w:cs="David"/>
+                <w:rFonts w:cs="David" w:hint="cs"/>
                 <w:b/>
                 <w:bCs/>
                 <w:sz w:val="28"/>
@@ -5400,7 +5374,7 @@
             </w:pPr>
             <w:r>
               <w:rPr>
-                <w:rFonts w:cs="David"/>
+                <w:rFonts w:cs="David" w:hint="cs"/>
                 <w:b/>
                 <w:bCs/>
                 <w:sz w:val="28"/>
@@ -5413,19 +5387,12 @@
         </w:tc>
         <w:tc>
           <w:tcPr>
-            <w:tcW w:w="2900" w:type="dxa"/>
-            <w:tcBorders>
-              <w:top w:val="single" w:sz="4" w:space="0" w:color="auto"/>
-              <w:left w:val="single" w:sz="4" w:space="0" w:color="auto"/>
-              <w:bottom w:val="single" w:sz="4" w:space="0" w:color="auto"/>
-              <w:right w:val="single" w:sz="4" w:space="0" w:color="auto"/>
-            </w:tcBorders>
-            <w:hideMark/>
+            <w:tcW w:w="0" w:type="auto"/>
           </w:tcPr>
           <w:p>
             <w:pPr>
               <w:rPr>
-                <w:rFonts w:cs="David"/>
+                <w:rFonts w:cs="David" w:hint="cs"/>
                 <w:b/>
                 <w:bCs/>
                 <w:sz w:val="28"/>
@@ -5435,7 +5402,7 @@
             </w:pPr>
             <w:r>
               <w:rPr>
-                <w:rFonts w:cs="David"/>
+                <w:rFonts w:cs="David" w:hint="cs"/>
                 <w:b/>
                 <w:bCs/>
                 <w:sz w:val="28"/>
@@ -5448,19 +5415,12 @@
         </w:tc>
         <w:tc>
           <w:tcPr>
-            <w:tcW w:w="900" w:type="dxa"/>
-            <w:tcBorders>
-              <w:top w:val="single" w:sz="4" w:space="0" w:color="auto"/>
-              <w:left w:val="single" w:sz="4" w:space="0" w:color="auto"/>
-              <w:bottom w:val="single" w:sz="4" w:space="0" w:color="auto"/>
-              <w:right w:val="single" w:sz="4" w:space="0" w:color="auto"/>
-            </w:tcBorders>
-            <w:hideMark/>
+            <w:tcW w:w="0" w:type="auto"/>
           </w:tcPr>
           <w:p>
             <w:pPr>
               <w:rPr>
-                <w:rFonts w:cs="David"/>
+                <w:rFonts w:cs="David" w:hint="cs"/>
                 <w:b/>
                 <w:bCs/>
                 <w:sz w:val="28"/>
@@ -5470,7 +5430,7 @@
             </w:pPr>
             <w:r>
               <w:rPr>
-                <w:rFonts w:cs="David"/>
+                <w:rFonts w:cs="David" w:hint="cs"/>
                 <w:b/>
                 <w:bCs/>
                 <w:sz w:val="28"/>
@@ -5483,19 +5443,12 @@
         </w:tc>
         <w:tc>
           <w:tcPr>
-            <w:tcW w:w="1400" w:type="dxa"/>
-            <w:tcBorders>
-              <w:top w:val="single" w:sz="4" w:space="0" w:color="auto"/>
-              <w:left w:val="single" w:sz="4" w:space="0" w:color="auto"/>
-              <w:bottom w:val="single" w:sz="4" w:space="0" w:color="auto"/>
-              <w:right w:val="single" w:sz="4" w:space="0" w:color="auto"/>
-            </w:tcBorders>
-            <w:hideMark/>
+            <w:tcW w:w="0" w:type="auto"/>
           </w:tcPr>
           <w:p>
             <w:pPr>
               <w:rPr>
-                <w:rFonts w:cs="David"/>
+                <w:rFonts w:cs="David" w:hint="cs"/>
                 <w:b/>
                 <w:bCs/>
                 <w:sz w:val="28"/>
@@ -5505,7 +5458,7 @@
             </w:pPr>
             <w:r>
               <w:rPr>
-                <w:rFonts w:cs="David"/>
+                <w:rFonts w:cs="David" w:hint="cs"/>
                 <w:b/>
                 <w:bCs/>
                 <w:sz w:val="28"/>
@@ -5518,19 +5471,12 @@
         </w:tc>
         <w:tc>
           <w:tcPr>
-            <w:tcW w:w="1400" w:type="dxa"/>
-            <w:tcBorders>
-              <w:top w:val="single" w:sz="4" w:space="0" w:color="auto"/>
-              <w:left w:val="single" w:sz="4" w:space="0" w:color="auto"/>
-              <w:bottom w:val="single" w:sz="4" w:space="0" w:color="auto"/>
-              <w:right w:val="single" w:sz="4" w:space="0" w:color="auto"/>
-            </w:tcBorders>
-            <w:hideMark/>
+            <w:tcW w:w="0" w:type="auto"/>
           </w:tcPr>
           <w:p>
             <w:pPr>
               <w:rPr>
-                <w:rFonts w:cs="David"/>
+                <w:rFonts w:cs="David" w:hint="cs"/>
                 <w:b/>
                 <w:bCs/>
                 <w:sz w:val="28"/>
@@ -5540,7 +5486,7 @@
             </w:pPr>
             <w:r>
               <w:rPr>
-                <w:rFonts w:cs="David"/>
+                <w:rFonts w:cs="David" w:hint="cs"/>
                 <w:b/>
                 <w:bCs/>
                 <w:sz w:val="28"/>
@@ -5553,18 +5499,12 @@
         </w:tc>
         <w:tc>
           <w:tcPr>
-            <w:tcW w:w="2266" w:type="dxa"/>
-            <w:tcBorders>
-              <w:top w:val="single" w:sz="4" w:space="0" w:color="auto"/>
-              <w:left w:val="single" w:sz="4" w:space="0" w:color="auto"/>
-              <w:bottom w:val="single" w:sz="4" w:space="0" w:color="auto"/>
-              <w:right w:val="single" w:sz="4" w:space="0" w:color="auto"/>
-            </w:tcBorders>
+            <w:tcW w:w="0" w:type="auto"/>
           </w:tcPr>
           <w:p>
             <w:pPr>
               <w:rPr>
-                <w:rFonts w:cs="David"/>
+                <w:rFonts w:cs="David" w:hint="cs"/>
                 <w:b/>
                 <w:bCs/>
                 <w:sz w:val="28"/>
@@ -5574,7 +5514,7 @@
             </w:pPr>
             <w:r>
               <w:rPr>
-                <w:rFonts w:cs="David"/>
+                <w:rFonts w:cs="David" w:hint="cs"/>
                 <w:b/>
                 <w:bCs/>
                 <w:sz w:val="28"/>
@@ -5587,7 +5527,7 @@
           <w:p>
             <w:pPr>
               <w:rPr>
-                <w:rFonts w:cs="David"/>
+                <w:rFonts w:cs="David" w:hint="cs"/>
                 <w:b/>
                 <w:bCs/>
                 <w:sz w:val="28"/>
@@ -5601,18 +5541,12 @@
       <w:tr>
         <w:tc>
           <w:tcPr>
-            <w:tcW w:w="700" w:type="dxa"/>
-            <w:tcBorders>
-              <w:top w:val="single" w:sz="4" w:space="0" w:color="auto"/>
-              <w:left w:val="single" w:sz="4" w:space="0" w:color="auto"/>
-              <w:bottom w:val="single" w:sz="4" w:space="0" w:color="auto"/>
-              <w:right w:val="single" w:sz="4" w:space="0" w:color="auto"/>
-            </w:tcBorders>
+            <w:tcW w:w="0" w:type="auto"/>
           </w:tcPr>
           <w:p>
             <w:pPr>
               <w:rPr>
-                <w:rFonts w:cs="David"/>
+                <w:rFonts w:cs="David" w:hint="cs"/>
                 <w:b/>
                 <w:bCs/>
                 <w:sz w:val="28"/>
@@ -5637,18 +5571,12 @@
         </w:tc>
         <w:tc>
           <w:tcPr>
-            <w:tcW w:w="900" w:type="dxa"/>
-            <w:tcBorders>
-              <w:top w:val="single" w:sz="4" w:space="0" w:color="auto"/>
-              <w:left w:val="single" w:sz="4" w:space="0" w:color="auto"/>
-              <w:bottom w:val="single" w:sz="4" w:space="0" w:color="auto"/>
-              <w:right w:val="single" w:sz="4" w:space="0" w:color="auto"/>
-            </w:tcBorders>
+            <w:tcW w:w="0" w:type="auto"/>
           </w:tcPr>
           <w:p>
             <w:pPr>
               <w:rPr>
-                <w:rFonts w:cs="David"/>
+                <w:rFonts w:cs="David" w:hint="cs"/>
                 <w:b/>
                 <w:bCs/>
                 <w:sz w:val="28"/>
@@ -5656,8 +5584,6 @@
                 <w:rtl/>
               </w:rPr>
             </w:pPr>
-            <w:bookmarkStart w:id="8" w:name="fldMakat"/>
-            <w:bookmarkEnd w:id="8"/>
             <w:r>
               <w:rPr>
                 <w:rFonts w:cs="David" w:hint="cs"/>
@@ -5667,9 +5593,25 @@
                 <w:szCs w:val="28"/>
                 <w:rtl/>
               </w:rPr>
-              <w:t>{</w:t>
+              <w:t xml:space="preserve">{itemCode}</w:t>
             </w:r>
-            <w:proofErr w:type="spellStart"/>
+          </w:p>
+        </w:tc>
+        <w:tc>
+          <w:tcPr>
+            <w:tcW w:w="0" w:type="auto"/>
+          </w:tcPr>
+          <w:p>
+            <w:pPr>
+              <w:rPr>
+                <w:rFonts w:cs="David" w:hint="cs"/>
+                <w:b/>
+                <w:bCs/>
+                <w:sz w:val="28"/>
+                <w:szCs w:val="28"/>
+                <w:rtl/>
+              </w:rPr>
+            </w:pPr>
             <w:r>
               <w:rPr>
                 <w:rFonts w:cs="David" w:hint="cs"/>
@@ -5679,9 +5621,25 @@
                 <w:szCs w:val="28"/>
                 <w:rtl/>
               </w:rPr>
-              <w:t>itemCode</w:t>
+              <w:t xml:space="preserve">{description}</w:t>
             </w:r>
-            <w:proofErr w:type="spellEnd"/>
+          </w:p>
+        </w:tc>
+        <w:tc>
+          <w:tcPr>
+            <w:tcW w:w="0" w:type="auto"/>
+          </w:tcPr>
+          <w:p>
+            <w:pPr>
+              <w:rPr>
+                <w:rFonts w:cs="David" w:hint="cs"/>
+                <w:b/>
+                <w:bCs/>
+                <w:sz w:val="28"/>
+                <w:szCs w:val="28"/>
+                <w:rtl/>
+              </w:rPr>
+            </w:pPr>
             <w:r>
               <w:rPr>
                 <w:rFonts w:cs="David" w:hint="cs"/>
@@ -5691,24 +5649,18 @@
                 <w:szCs w:val="28"/>
                 <w:rtl/>
               </w:rPr>
-              <w:t>}</w:t>
+              <w:t xml:space="preserve">{quantity}</w:t>
             </w:r>
           </w:p>
         </w:tc>
         <w:tc>
           <w:tcPr>
-            <w:tcW w:w="2900" w:type="dxa"/>
-            <w:tcBorders>
-              <w:top w:val="single" w:sz="4" w:space="0" w:color="auto"/>
-              <w:left w:val="single" w:sz="4" w:space="0" w:color="auto"/>
-              <w:bottom w:val="single" w:sz="4" w:space="0" w:color="auto"/>
-              <w:right w:val="single" w:sz="4" w:space="0" w:color="auto"/>
-            </w:tcBorders>
+            <w:tcW w:w="0" w:type="auto"/>
           </w:tcPr>
           <w:p>
             <w:pPr>
               <w:rPr>
-                <w:rFonts w:cs="David"/>
+                <w:rFonts w:cs="David" w:hint="cs"/>
                 <w:b/>
                 <w:bCs/>
                 <w:sz w:val="28"/>
@@ -5716,8 +5668,6 @@
                 <w:rtl/>
               </w:rPr>
             </w:pPr>
-            <w:bookmarkStart w:id="9" w:name="fldProduct"/>
-            <w:bookmarkEnd w:id="9"/>
             <w:r>
               <w:rPr>
                 <w:rFonts w:cs="David" w:hint="cs"/>
@@ -5727,9 +5677,25 @@
                 <w:szCs w:val="28"/>
                 <w:rtl/>
               </w:rPr>
-              <w:t>{</w:t>
+              <w:t xml:space="preserve">{unitPrice}</w:t>
             </w:r>
-            <w:proofErr w:type="spellStart"/>
+          </w:p>
+        </w:tc>
+        <w:tc>
+          <w:tcPr>
+            <w:tcW w:w="0" w:type="auto"/>
+          </w:tcPr>
+          <w:p>
+            <w:pPr>
+              <w:rPr>
+                <w:rFonts w:cs="David" w:hint="cs"/>
+                <w:b/>
+                <w:bCs/>
+                <w:sz w:val="28"/>
+                <w:szCs w:val="28"/>
+                <w:rtl/>
+              </w:rPr>
+            </w:pPr>
             <w:r>
               <w:rPr>
                 <w:rFonts w:cs="David" w:hint="cs"/>
@@ -5739,9 +5705,24 @@
                 <w:szCs w:val="28"/>
                 <w:rtl/>
               </w:rPr>
-              <w:t>description</w:t>
+              <w:t xml:space="preserve">{lineDiscountPercent}</w:t>
             </w:r>
-            <w:proofErr w:type="spellEnd"/>
+          </w:p>
+        </w:tc>
+        <w:tc>
+          <w:tcPr>
+            <w:tcW w:w="0" w:type="auto"/>
+          </w:tcPr>
+          <w:p>
+            <w:pPr>
+              <w:rPr>
+                <w:rFonts w:cs="David" w:hint="cs"/>
+                <w:b/>
+                <w:bCs/>
+                <w:sz w:val="28"/>
+                <w:szCs w:val="28"/>
+              </w:rPr>
+            </w:pPr>
             <w:r>
               <w:rPr>
                 <w:rFonts w:cs="David" w:hint="cs"/>
@@ -5751,292 +5732,20 @@
                 <w:szCs w:val="28"/>
                 <w:rtl/>
               </w:rPr>
-              <w:t>}</w:t>
-            </w:r>
-          </w:p>
-        </w:tc>
-        <w:tc>
-          <w:tcPr>
-            <w:tcW w:w="900" w:type="dxa"/>
-            <w:tcBorders>
-              <w:top w:val="single" w:sz="4" w:space="0" w:color="auto"/>
-              <w:left w:val="single" w:sz="4" w:space="0" w:color="auto"/>
-              <w:bottom w:val="single" w:sz="4" w:space="0" w:color="auto"/>
-              <w:right w:val="single" w:sz="4" w:space="0" w:color="auto"/>
-            </w:tcBorders>
-          </w:tcPr>
-          <w:p>
-            <w:pPr>
-              <w:rPr>
-                <w:rFonts w:cs="David"/>
-                <w:b/>
-                <w:bCs/>
-                <w:sz w:val="28"/>
-                <w:szCs w:val="28"/>
-                <w:rtl/>
-              </w:rPr>
-            </w:pPr>
-            <w:bookmarkStart w:id="10" w:name="fldAmmount"/>
-            <w:bookmarkEnd w:id="10"/>
-            <w:r>
-              <w:rPr>
-                <w:rFonts w:cs="David" w:hint="cs"/>
-                <w:b/>
-                <w:bCs/>
-                <w:sz w:val="28"/>
-                <w:szCs w:val="28"/>
-                <w:rtl/>
-              </w:rPr>
-              <w:t>{</w:t>
-            </w:r>
-            <w:proofErr w:type="spellStart"/>
-            <w:r>
-              <w:rPr>
-                <w:rFonts w:cs="David" w:hint="cs"/>
-                <w:b/>
-                <w:bCs/>
-                <w:sz w:val="28"/>
-                <w:szCs w:val="28"/>
-                <w:rtl/>
-              </w:rPr>
-              <w:t>quantity</w:t>
-            </w:r>
-            <w:proofErr w:type="spellEnd"/>
-            <w:r>
-              <w:rPr>
-                <w:rFonts w:cs="David" w:hint="cs"/>
-                <w:b/>
-                <w:bCs/>
-                <w:sz w:val="28"/>
-                <w:szCs w:val="28"/>
-                <w:rtl/>
-              </w:rPr>
-              <w:t>}</w:t>
-            </w:r>
-          </w:p>
-        </w:tc>
-        <w:tc>
-          <w:tcPr>
-            <w:tcW w:w="1400" w:type="dxa"/>
-            <w:tcBorders>
-              <w:top w:val="single" w:sz="4" w:space="0" w:color="auto"/>
-              <w:left w:val="single" w:sz="4" w:space="0" w:color="auto"/>
-              <w:bottom w:val="single" w:sz="4" w:space="0" w:color="auto"/>
-              <w:right w:val="single" w:sz="4" w:space="0" w:color="auto"/>
-            </w:tcBorders>
-          </w:tcPr>
-          <w:p>
-            <w:pPr>
-              <w:rPr>
-                <w:rFonts w:cs="David"/>
-                <w:b/>
-                <w:bCs/>
-                <w:sz w:val="28"/>
-                <w:szCs w:val="28"/>
-                <w:rtl/>
-              </w:rPr>
-            </w:pPr>
-            <w:bookmarkStart w:id="11" w:name="fldPrice"/>
-            <w:bookmarkEnd w:id="11"/>
-            <w:r>
-              <w:rPr>
-                <w:rFonts w:cs="David" w:hint="cs"/>
-                <w:b/>
-                <w:bCs/>
-                <w:sz w:val="28"/>
-                <w:szCs w:val="28"/>
-                <w:rtl/>
-              </w:rPr>
-              <w:t>{</w:t>
-            </w:r>
-            <w:proofErr w:type="spellStart"/>
-            <w:r>
-              <w:rPr>
-                <w:rFonts w:cs="David" w:hint="cs"/>
-                <w:b/>
-                <w:bCs/>
-                <w:sz w:val="28"/>
-                <w:szCs w:val="28"/>
-                <w:rtl/>
-              </w:rPr>
-              <w:t>unitPrice</w:t>
-            </w:r>
-            <w:proofErr w:type="spellEnd"/>
-            <w:r>
-              <w:rPr>
-                <w:rFonts w:cs="David" w:hint="cs"/>
-                <w:b/>
-                <w:bCs/>
-                <w:sz w:val="28"/>
-                <w:szCs w:val="28"/>
-                <w:rtl/>
-              </w:rPr>
-              <w:t>}</w:t>
-            </w:r>
-          </w:p>
-        </w:tc>
-        <w:tc>
-          <w:tcPr>
-            <w:tcW w:w="1400" w:type="dxa"/>
-            <w:tcBorders>
-              <w:top w:val="single" w:sz="4" w:space="0" w:color="auto"/>
-              <w:left w:val="single" w:sz="4" w:space="0" w:color="auto"/>
-              <w:bottom w:val="single" w:sz="4" w:space="0" w:color="auto"/>
-              <w:right w:val="single" w:sz="4" w:space="0" w:color="auto"/>
-            </w:tcBorders>
-          </w:tcPr>
-          <w:p>
-            <w:pPr>
-              <w:rPr>
-                <w:rFonts w:cs="David"/>
-                <w:b/>
-                <w:bCs/>
-                <w:sz w:val="28"/>
-                <w:szCs w:val="28"/>
-                <w:rtl/>
-              </w:rPr>
-            </w:pPr>
-            <w:bookmarkStart w:id="12" w:name="fldLineDiscount"/>
-            <w:bookmarkEnd w:id="12"/>
-            <w:r>
-              <w:rPr>
-                <w:rFonts w:cs="David" w:hint="cs"/>
-                <w:b/>
-                <w:bCs/>
-                <w:sz w:val="28"/>
-                <w:szCs w:val="28"/>
-                <w:rtl/>
-              </w:rPr>
-              <w:t>{</w:t>
-            </w:r>
-            <w:proofErr w:type="spellStart"/>
-            <w:r>
-              <w:rPr>
-                <w:rFonts w:cs="David" w:hint="cs"/>
-                <w:b/>
-                <w:bCs/>
-                <w:sz w:val="28"/>
-                <w:szCs w:val="28"/>
-                <w:rtl/>
-              </w:rPr>
-              <w:t>lineDiscountPercent</w:t>
-            </w:r>
-            <w:proofErr w:type="spellEnd"/>
-            <w:r>
-              <w:rPr>
-                <w:rFonts w:cs="David" w:hint="cs"/>
-                <w:b/>
-                <w:bCs/>
-                <w:sz w:val="28"/>
-                <w:szCs w:val="28"/>
-                <w:rtl/>
-              </w:rPr>
-              <w:t>}</w:t>
-            </w:r>
-          </w:p>
-        </w:tc>
-        <w:tc>
-          <w:tcPr>
-            <w:tcW w:w="2266" w:type="dxa"/>
-            <w:tcBorders>
-              <w:top w:val="single" w:sz="4" w:space="0" w:color="auto"/>
-              <w:left w:val="single" w:sz="4" w:space="0" w:color="auto"/>
-              <w:bottom w:val="single" w:sz="4" w:space="0" w:color="auto"/>
-              <w:right w:val="single" w:sz="4" w:space="0" w:color="auto"/>
-            </w:tcBorders>
-          </w:tcPr>
-          <w:p>
-            <w:pPr>
-              <w:rPr>
-                <w:rFonts w:cs="David"/>
-                <w:b/>
-                <w:bCs/>
-                <w:sz w:val="28"/>
-                <w:szCs w:val="28"/>
-                <w:rtl/>
-              </w:rPr>
-            </w:pPr>
-            <w:bookmarkStart w:id="13" w:name="fldLineTotal"/>
-            <w:bookmarkEnd w:id="13"/>
-            <w:r>
-              <w:rPr>
-                <w:rFonts w:cs="David" w:hint="cs"/>
-                <w:b/>
-                <w:bCs/>
-                <w:sz w:val="28"/>
-                <w:szCs w:val="28"/>
-                <w:rtl/>
-              </w:rPr>
-              <w:t>{</w:t>
-            </w:r>
-            <w:proofErr w:type="spellStart"/>
-            <w:r>
-              <w:rPr>
-                <w:rFonts w:cs="David" w:hint="cs"/>
-                <w:b/>
-                <w:bCs/>
-                <w:sz w:val="28"/>
-                <w:szCs w:val="28"/>
-                <w:rtl/>
-              </w:rPr>
-              <w:t>lineTotal</w:t>
-            </w:r>
-            <w:proofErr w:type="spellEnd"/>
-            <w:r>
-              <w:rPr>
-                <w:rFonts w:cs="David" w:hint="cs"/>
-                <w:b/>
-                <w:bCs/>
-                <w:sz w:val="28"/>
-                <w:szCs w:val="28"/>
-                <w:rtl/>
-              </w:rPr>
-              <w:t>}{/</w:t>
-            </w:r>
-            <w:proofErr w:type="spellStart"/>
-            <w:r>
-              <w:rPr>
-                <w:rFonts w:cs="David" w:hint="cs"/>
-                <w:b/>
-                <w:bCs/>
-                <w:sz w:val="28"/>
-                <w:szCs w:val="28"/>
-                <w:rtl/>
-              </w:rPr>
-              <w:t>items</w:t>
-            </w:r>
-            <w:proofErr w:type="spellEnd"/>
-            <w:r>
-              <w:rPr>
-                <w:rFonts w:cs="David" w:hint="cs"/>
-                <w:b/>
-                <w:bCs/>
-                <w:sz w:val="28"/>
-                <w:szCs w:val="28"/>
-                <w:rtl/>
-              </w:rPr>
-              <w:t>}</w:t>
+              <w:t xml:space="preserve">{lineTotal}{/items}</w:t>
             </w:r>
           </w:p>
         </w:tc>
       </w:tr>
     </w:tbl>
-    <w:p>
-      <w:pPr>
-        <w:rPr>
-          <w:rFonts w:cs="David"/>
-          <w:vanish/>
-          <w:sz w:val="28"/>
-          <w:szCs w:val="28"/>
-          <w:rtl/>
-        </w:rPr>
-      </w:pPr>
-    </w:p>
+    <w:p/>
+    <w:p/>
     <w:tbl>
       <w:tblPr>
-        <w:tblpPr w:leftFromText="180" w:rightFromText="180" w:vertAnchor="text" w:horzAnchor="page" w:tblpX="67" w:tblpY="199"/>
         <w:bidiVisual/>
         <w:tblW w:w="0" w:type="auto"/>
+        <w:tblLayout w:type="autofit"/>
+        <w:jc w:val="right"/>
         <w:tblBorders>
           <w:top w:val="single" w:sz="4" w:space="0" w:color="auto"/>
           <w:left w:val="single" w:sz="4" w:space="0" w:color="auto"/>
@@ -6048,34 +5757,28 @@
         <w:tblLook w:val="04A0" w:firstRow="1" w:lastRow="0" w:firstColumn="1" w:lastColumn="0" w:noHBand="0" w:noVBand="1"/>
       </w:tblPr>
       <w:tblGrid>
-        <w:gridCol w:w="1764"/>
-        <w:gridCol w:w="3145"/>
+        <w:gridCol/>
+        <w:gridCol/>
       </w:tblGrid>
       <w:tr>
         <w:tc>
           <w:tcPr>
-            <w:tcW w:w="1764" w:type="dxa"/>
-            <w:tcBorders>
-              <w:top w:val="single" w:sz="4" w:space="0" w:color="auto"/>
-              <w:left w:val="single" w:sz="4" w:space="0" w:color="auto"/>
-              <w:bottom w:val="single" w:sz="4" w:space="0" w:color="auto"/>
-              <w:right w:val="single" w:sz="4" w:space="0" w:color="auto"/>
-            </w:tcBorders>
-            <w:hideMark/>
+            <w:tcW w:w="0" w:type="auto"/>
           </w:tcPr>
           <w:p>
             <w:pPr>
               <w:rPr>
-                <w:rFonts w:cs="David"/>
+                <w:rFonts w:cs="David" w:hint="cs"/>
                 <w:b/>
                 <w:bCs/>
                 <w:sz w:val="28"/>
                 <w:szCs w:val="28"/>
+                <w:rtl/>
               </w:rPr>
             </w:pPr>
             <w:r>
               <w:rPr>
-                <w:rFonts w:cs="David"/>
+                <w:rFonts w:cs="David" w:hint="cs"/>
                 <w:b/>
                 <w:bCs/>
                 <w:sz w:val="28"/>
@@ -6099,18 +5802,12 @@
         </w:tc>
         <w:tc>
           <w:tcPr>
-            <w:tcW w:w="2414" w:type="dxa"/>
-            <w:tcBorders>
-              <w:top w:val="single" w:sz="4" w:space="0" w:color="auto"/>
-              <w:left w:val="single" w:sz="4" w:space="0" w:color="auto"/>
-              <w:bottom w:val="single" w:sz="4" w:space="0" w:color="auto"/>
-              <w:right w:val="single" w:sz="4" w:space="0" w:color="auto"/>
-            </w:tcBorders>
+            <w:tcW w:w="0" w:type="auto"/>
           </w:tcPr>
           <w:p>
             <w:pPr>
               <w:rPr>
-                <w:rFonts w:cs="David"/>
+                <w:rFonts w:cs="David" w:hint="cs"/>
                 <w:b/>
                 <w:bCs/>
                 <w:sz w:val="28"/>
@@ -6118,8 +5815,6 @@
                 <w:rtl/>
               </w:rPr>
             </w:pPr>
-            <w:bookmarkStart w:id="14" w:name="fldDiscount"/>
-            <w:bookmarkEnd w:id="14"/>
             <w:r>
               <w:rPr>
                 <w:rFonts w:cs="David" w:hint="cs"/>
@@ -6129,31 +5824,7 @@
                 <w:szCs w:val="28"/>
                 <w:rtl/>
               </w:rPr>
-              <w:t>{</w:t>
-            </w:r>
-            <w:proofErr w:type="spellStart"/>
-            <w:r>
-              <w:rPr>
-                <w:rFonts w:cs="David" w:hint="cs"/>
-                <w:b/>
-                <w:bCs/>
-                <w:sz w:val="28"/>
-                <w:szCs w:val="28"/>
-                <w:rtl/>
-              </w:rPr>
-              <w:t>discountPercent</w:t>
-            </w:r>
-            <w:proofErr w:type="spellEnd"/>
-            <w:r>
-              <w:rPr>
-                <w:rFonts w:cs="David" w:hint="cs"/>
-                <w:b/>
-                <w:bCs/>
-                <w:sz w:val="28"/>
-                <w:szCs w:val="28"/>
-                <w:rtl/>
-              </w:rPr>
-              <w:t>}</w:t>
+              <w:t xml:space="preserve">{discountPercent}</w:t>
             </w:r>
           </w:p>
         </w:tc>
@@ -6161,19 +5832,12 @@
       <w:tr>
         <w:tc>
           <w:tcPr>
-            <w:tcW w:w="1764" w:type="dxa"/>
-            <w:tcBorders>
-              <w:top w:val="single" w:sz="4" w:space="0" w:color="auto"/>
-              <w:left w:val="single" w:sz="4" w:space="0" w:color="auto"/>
-              <w:bottom w:val="single" w:sz="4" w:space="0" w:color="auto"/>
-              <w:right w:val="single" w:sz="4" w:space="0" w:color="auto"/>
-            </w:tcBorders>
-            <w:hideMark/>
+            <w:tcW w:w="0" w:type="auto"/>
           </w:tcPr>
           <w:p>
             <w:pPr>
               <w:rPr>
-                <w:rFonts w:cs="David"/>
+                <w:rFonts w:cs="David" w:hint="cs"/>
                 <w:b/>
                 <w:bCs/>
                 <w:sz w:val="28"/>
@@ -6183,7 +5847,7 @@
             </w:pPr>
             <w:r>
               <w:rPr>
-                <w:rFonts w:cs="David"/>
+                <w:rFonts w:cs="David" w:hint="cs"/>
                 <w:b/>
                 <w:bCs/>
                 <w:sz w:val="28"/>
@@ -6196,18 +5860,12 @@
         </w:tc>
         <w:tc>
           <w:tcPr>
-            <w:tcW w:w="2414" w:type="dxa"/>
-            <w:tcBorders>
-              <w:top w:val="single" w:sz="4" w:space="0" w:color="auto"/>
-              <w:left w:val="single" w:sz="4" w:space="0" w:color="auto"/>
-              <w:bottom w:val="single" w:sz="4" w:space="0" w:color="auto"/>
-              <w:right w:val="single" w:sz="4" w:space="0" w:color="auto"/>
-            </w:tcBorders>
+            <w:tcW w:w="0" w:type="auto"/>
           </w:tcPr>
           <w:p>
             <w:pPr>
               <w:rPr>
-                <w:rFonts w:cs="David"/>
+                <w:rFonts w:cs="David" w:hint="cs"/>
                 <w:b/>
                 <w:bCs/>
                 <w:sz w:val="28"/>
@@ -6215,8 +5873,6 @@
                 <w:rtl/>
               </w:rPr>
             </w:pPr>
-            <w:bookmarkStart w:id="15" w:name="fldTotalAfterDiscount"/>
-            <w:bookmarkEnd w:id="15"/>
             <w:r>
               <w:rPr>
                 <w:rFonts w:cs="David" w:hint="cs"/>
@@ -6226,9 +5882,27 @@
                 <w:szCs w:val="28"/>
                 <w:rtl/>
               </w:rPr>
-              <w:t>{</w:t>
+              <w:t xml:space="preserve">{subtotalAfterDiscount}</w:t>
             </w:r>
-            <w:proofErr w:type="spellStart"/>
+          </w:p>
+        </w:tc>
+      </w:tr>
+      <w:tr>
+        <w:tc>
+          <w:tcPr>
+            <w:tcW w:w="0" w:type="auto"/>
+          </w:tcPr>
+          <w:p>
+            <w:pPr>
+              <w:rPr>
+                <w:rFonts w:cs="David" w:hint="cs"/>
+                <w:b/>
+                <w:bCs/>
+                <w:sz w:val="28"/>
+                <w:szCs w:val="28"/>
+                <w:rtl/>
+              </w:rPr>
+            </w:pPr>
             <w:r>
               <w:rPr>
                 <w:rFonts w:cs="David" w:hint="cs"/>
@@ -6238,9 +5912,8 @@
                 <w:szCs w:val="28"/>
                 <w:rtl/>
               </w:rPr>
-              <w:t>subtotalAfterDiscount</w:t>
+              <w:t>מע"מ 1</w:t>
             </w:r>
-            <w:proofErr w:type="spellEnd"/>
             <w:r>
               <w:rPr>
                 <w:rFonts w:cs="David" w:hint="cs"/>
@@ -6250,27 +5923,29 @@
                 <w:szCs w:val="28"/>
                 <w:rtl/>
               </w:rPr>
-              <w:t>}</w:t>
+              <w:t>8</w:t>
+            </w:r>
+            <w:r>
+              <w:rPr>
+                <w:rFonts w:cs="David" w:hint="cs"/>
+                <w:b/>
+                <w:bCs/>
+                <w:sz w:val="28"/>
+                <w:szCs w:val="28"/>
+                <w:rtl/>
+              </w:rPr>
+              <w:t>%</w:t>
             </w:r>
           </w:p>
         </w:tc>
-      </w:tr>
-      <w:tr>
         <w:tc>
           <w:tcPr>
-            <w:tcW w:w="1764" w:type="dxa"/>
-            <w:tcBorders>
-              <w:top w:val="single" w:sz="4" w:space="0" w:color="auto"/>
-              <w:left w:val="single" w:sz="4" w:space="0" w:color="auto"/>
-              <w:bottom w:val="single" w:sz="4" w:space="0" w:color="auto"/>
-              <w:right w:val="single" w:sz="4" w:space="0" w:color="auto"/>
-            </w:tcBorders>
-            <w:hideMark/>
+            <w:tcW w:w="0" w:type="auto"/>
           </w:tcPr>
           <w:p>
             <w:pPr>
               <w:rPr>
-                <w:rFonts w:cs="David"/>
+                <w:rFonts w:cs="David" w:hint="cs"/>
                 <w:b/>
                 <w:bCs/>
                 <w:sz w:val="28"/>
@@ -6280,42 +5955,6 @@
             </w:pPr>
             <w:r>
               <w:rPr>
-                <w:rFonts w:cs="David"/>
-                <w:b/>
-                <w:bCs/>
-                <w:sz w:val="28"/>
-                <w:szCs w:val="28"/>
-                <w:rtl/>
-              </w:rPr>
-              <w:t>מע"מ 18%</w:t>
-            </w:r>
-          </w:p>
-        </w:tc>
-        <w:tc>
-          <w:tcPr>
-            <w:tcW w:w="2414" w:type="dxa"/>
-            <w:tcBorders>
-              <w:top w:val="single" w:sz="4" w:space="0" w:color="auto"/>
-              <w:left w:val="single" w:sz="4" w:space="0" w:color="auto"/>
-              <w:bottom w:val="single" w:sz="4" w:space="0" w:color="auto"/>
-              <w:right w:val="single" w:sz="4" w:space="0" w:color="auto"/>
-            </w:tcBorders>
-          </w:tcPr>
-          <w:p>
-            <w:pPr>
-              <w:rPr>
-                <w:rFonts w:cs="David"/>
-                <w:b/>
-                <w:bCs/>
-                <w:sz w:val="28"/>
-                <w:szCs w:val="28"/>
-                <w:rtl/>
-              </w:rPr>
-            </w:pPr>
-            <w:bookmarkStart w:id="16" w:name="fldMAAM"/>
-            <w:bookmarkEnd w:id="16"/>
-            <w:r>
-              <w:rPr>
                 <w:rFonts w:cs="David" w:hint="cs"/>
                 <w:b/>
                 <w:bCs/>
@@ -6323,31 +5962,7 @@
                 <w:szCs w:val="28"/>
                 <w:rtl/>
               </w:rPr>
-              <w:t>{</w:t>
-            </w:r>
-            <w:proofErr w:type="spellStart"/>
-            <w:r>
-              <w:rPr>
-                <w:rFonts w:cs="David" w:hint="cs"/>
-                <w:b/>
-                <w:bCs/>
-                <w:sz w:val="28"/>
-                <w:szCs w:val="28"/>
-                <w:rtl/>
-              </w:rPr>
-              <w:t>vatAmount</w:t>
-            </w:r>
-            <w:proofErr w:type="spellEnd"/>
-            <w:r>
-              <w:rPr>
-                <w:rFonts w:cs="David" w:hint="cs"/>
-                <w:b/>
-                <w:bCs/>
-                <w:sz w:val="28"/>
-                <w:szCs w:val="28"/>
-                <w:rtl/>
-              </w:rPr>
-              <w:t>}</w:t>
+              <w:t xml:space="preserve">{vatAmount}</w:t>
             </w:r>
           </w:p>
         </w:tc>
@@ -6355,19 +5970,12 @@
       <w:tr>
         <w:tc>
           <w:tcPr>
-            <w:tcW w:w="1764" w:type="dxa"/>
-            <w:tcBorders>
-              <w:top w:val="single" w:sz="4" w:space="0" w:color="auto"/>
-              <w:left w:val="single" w:sz="4" w:space="0" w:color="auto"/>
-              <w:bottom w:val="single" w:sz="4" w:space="0" w:color="auto"/>
-              <w:right w:val="single" w:sz="4" w:space="0" w:color="auto"/>
-            </w:tcBorders>
-            <w:hideMark/>
+            <w:tcW w:w="0" w:type="auto"/>
           </w:tcPr>
           <w:p>
             <w:pPr>
               <w:rPr>
-                <w:rFonts w:cs="David"/>
+                <w:rFonts w:cs="David" w:hint="cs"/>
                 <w:b/>
                 <w:bCs/>
                 <w:sz w:val="28"/>
@@ -6377,7 +5985,7 @@
             </w:pPr>
             <w:r>
               <w:rPr>
-                <w:rFonts w:cs="David"/>
+                <w:rFonts w:cs="David" w:hint="cs"/>
                 <w:b/>
                 <w:bCs/>
                 <w:sz w:val="28"/>
@@ -6390,18 +5998,12 @@
         </w:tc>
         <w:tc>
           <w:tcPr>
-            <w:tcW w:w="2414" w:type="dxa"/>
-            <w:tcBorders>
-              <w:top w:val="single" w:sz="4" w:space="0" w:color="auto"/>
-              <w:left w:val="single" w:sz="4" w:space="0" w:color="auto"/>
-              <w:bottom w:val="single" w:sz="4" w:space="0" w:color="auto"/>
-              <w:right w:val="single" w:sz="4" w:space="0" w:color="auto"/>
-            </w:tcBorders>
+            <w:tcW w:w="0" w:type="auto"/>
           </w:tcPr>
           <w:p>
             <w:pPr>
               <w:rPr>
-                <w:rFonts w:cs="David"/>
+                <w:rFonts w:cs="David" w:hint="cs"/>
                 <w:b/>
                 <w:bCs/>
                 <w:sz w:val="28"/>
@@ -6409,8 +6011,6 @@
                 <w:rtl/>
               </w:rPr>
             </w:pPr>
-            <w:bookmarkStart w:id="17" w:name="fldTotalAfterMaaM"/>
-            <w:bookmarkEnd w:id="17"/>
             <w:r>
               <w:rPr>
                 <w:rFonts w:cs="David" w:hint="cs"/>
@@ -6420,49 +6020,12 @@
                 <w:szCs w:val="28"/>
                 <w:rtl/>
               </w:rPr>
-              <w:t>{</w:t>
-            </w:r>
-            <w:proofErr w:type="spellStart"/>
-            <w:r>
-              <w:rPr>
-                <w:rFonts w:cs="David" w:hint="cs"/>
-                <w:b/>
-                <w:bCs/>
-                <w:sz w:val="28"/>
-                <w:szCs w:val="28"/>
-                <w:rtl/>
-              </w:rPr>
-              <w:t>totalAmount</w:t>
-            </w:r>
-            <w:proofErr w:type="spellEnd"/>
-            <w:r>
-              <w:rPr>
-                <w:rFonts w:cs="David" w:hint="cs"/>
-                <w:b/>
-                <w:bCs/>
-                <w:sz w:val="28"/>
-                <w:szCs w:val="28"/>
-                <w:rtl/>
-              </w:rPr>
-              <w:t>}</w:t>
+              <w:t xml:space="preserve">{totalAmount}</w:t>
             </w:r>
           </w:p>
         </w:tc>
       </w:tr>
     </w:tbl>
-    <w:p>
-      <w:pPr>
-        <w:rPr>
-          <w:vanish/>
-        </w:rPr>
-      </w:pPr>
-      <w:r>
-        <w:rPr>
-          <w:vanish/>
-        </w:rPr>
-        <w:t xml:space="preserve">{/hasDiscount}</w:t>
-      </w:r>
-    </w:p>
     <w:p>
       <w:pPr>
         <w:rPr>
